--- a/08-传感器电路/09-距离与位置传感器电路/TOF飞行时间测距电路/TOF飞行时间测距电路.docx
+++ b/08-传感器电路/09-距离与位置传感器电路/TOF飞行时间测距电路/TOF飞行时间测距电路.docx
@@ -2554,6 +2554,20 @@
     </w:p>
     <w:bookmarkEnd w:id="26"/>
     <w:bookmarkEnd w:id="27"/>
+    <w:p>
+      <w:pPr>
+        <w:spacing w:before="360"/>
+        <w:jc w:val="center"/>
+      </w:pPr>
+      <w:r>
+        <w:rPr>
+          <w:rFonts w:ascii="Times New Roman" w:hAnsi="Times New Roman"/>
+          <w:color w:val="555555"/>
+          <w:sz w:val="21"/>
+        </w:rPr>
+        <w:t>材料收集者：杜文杰</w:t>
+      </w:r>
+    </w:p>
     <w:sectPr>
       <w:headerReference r:id="rId9" w:type="default"/>
       <w:footerReference r:id="rId10" w:type="default"/>

--- a/08-传感器电路/09-距离与位置传感器电路/TOF飞行时间测距电路/TOF飞行时间测距电路.docx
+++ b/08-传感器电路/09-距离与位置传感器电路/TOF飞行时间测距电路/TOF飞行时间测距电路.docx
@@ -1,6 +1,6 @@
 
 <file path=word/document.xml><?xml version="1.0" encoding="utf-8"?>
-<w:document xmlns:w="http://schemas.openxmlformats.org/wordprocessingml/2006/main" xmlns:m="http://schemas.openxmlformats.org/officeDocument/2006/math" xmlns:r="http://schemas.openxmlformats.org/officeDocument/2006/relationships" xmlns:o="urn:schemas-microsoft-com:office:office" xmlns:v="urn:schemas-microsoft-com:vml" xmlns:w10="urn:schemas-microsoft-com:office:word" xmlns:a="http://schemas.openxmlformats.org/drawingml/2006/main" xmlns:pic="http://schemas.openxmlformats.org/drawingml/2006/picture" xmlns:wp="http://schemas.openxmlformats.org/drawingml/2006/wordprocessingDrawing">
+<w:document xmlns:m="http://schemas.openxmlformats.org/officeDocument/2006/math" xmlns:r="http://schemas.openxmlformats.org/officeDocument/2006/relationships" xmlns:w="http://schemas.openxmlformats.org/wordprocessingml/2006/main" xmlns:o="urn:schemas-microsoft-com:office:office" xmlns:v="urn:schemas-microsoft-com:vml" xmlns:w10="urn:schemas-microsoft-com:office:word" xmlns:a="http://schemas.openxmlformats.org/drawingml/2006/main" xmlns:pic="http://schemas.openxmlformats.org/drawingml/2006/picture" xmlns:wp="http://schemas.openxmlformats.org/drawingml/2006/wordprocessingDrawing">
   <w:body>
     <w:bookmarkStart w:id="27" w:name="tof-飞行时间测距电路"/>
     <w:p>
@@ -8,11 +8,14 @@
         <w:pStyle w:val="Heading1"/>
       </w:pPr>
       <w:r>
+        <w:rPr>
+          <w:rFonts w:eastAsia="黑体"/>
+        </w:rPr>
         <w:t xml:space="preserve">TOF </w:t>
       </w:r>
       <w:r>
         <w:rPr>
-          <w:rFonts w:hint="eastAsia"/>
+          <w:rFonts w:hint="eastAsia" w:eastAsia="黑体"/>
         </w:rPr>
         <w:t xml:space="preserve">飞行时间测距电路</w:t>
       </w:r>
@@ -24,7 +27,7 @@
       </w:pPr>
       <w:r>
         <w:rPr>
-          <w:rFonts w:hint="eastAsia"/>
+          <w:rFonts w:hint="eastAsia" w:eastAsia="黑体"/>
         </w:rPr>
         <w:t xml:space="preserve">拓扑描述</w:t>
       </w:r>
@@ -35,16 +38,19 @@
       </w:pPr>
       <w:r>
         <w:rPr>
-          <w:rFonts w:hint="eastAsia"/>
+          <w:rFonts w:hint="eastAsia" w:eastAsia="黑体"/>
         </w:rPr>
         <w:t xml:space="preserve">传感与调理由</w:t>
       </w:r>
       <w:r>
+        <w:rPr>
+          <w:rFonts w:eastAsia="黑体"/>
+        </w:rPr>
         <w:t xml:space="preserve"> </w:t>
       </w:r>
       <w:r>
         <w:rPr>
-          <w:rFonts w:hint="eastAsia"/>
+          <w:rFonts w:hint="eastAsia" w:eastAsia="黑体"/>
           <w:b/>
           <w:bCs/>
         </w:rPr>
@@ -52,6 +58,7 @@
       </w:r>
       <w:r>
         <w:rPr>
+          <w:rFonts w:eastAsia="黑体"/>
           <w:b/>
           <w:bCs/>
         </w:rPr>
@@ -59,7 +66,7 @@
       </w:r>
       <w:r>
         <w:rPr>
-          <w:rFonts w:hint="eastAsia"/>
+          <w:rFonts w:hint="eastAsia" w:eastAsia="黑体"/>
           <w:b/>
           <w:bCs/>
         </w:rPr>
@@ -67,6 +74,7 @@
       </w:r>
       <w:r>
         <w:rPr>
+          <w:rFonts w:eastAsia="黑体"/>
           <w:b/>
           <w:bCs/>
         </w:rPr>
@@ -74,17 +82,21 @@
       </w:r>
       <w:r>
         <w:rPr>
-          <w:rFonts w:hint="eastAsia"/>
+          <w:rFonts w:hint="eastAsia" w:eastAsia="黑体"/>
           <w:b/>
           <w:bCs/>
         </w:rPr>
         <w:t xml:space="preserve">D1（发射内核）</w:t>
       </w:r>
       <w:r>
+        <w:rPr>
+          <w:rFonts w:eastAsia="黑体"/>
+        </w:rPr>
         <w:t xml:space="preserve">、</w:t>
       </w:r>
       <w:r>
         <w:rPr>
+          <w:rFonts w:eastAsia="黑体"/>
           <w:b/>
           <w:bCs/>
         </w:rPr>
@@ -92,38 +104,47 @@
       </w:r>
       <w:r>
         <w:rPr>
-          <w:rFonts w:hint="eastAsia"/>
+          <w:rFonts w:hint="eastAsia" w:eastAsia="黑体"/>
           <w:b/>
           <w:bCs/>
         </w:rPr>
         <w:t xml:space="preserve">或光电二极管接收器（接收内核）</w:t>
       </w:r>
       <w:r>
+        <w:rPr>
+          <w:rFonts w:eastAsia="黑体"/>
+        </w:rPr>
         <w:t xml:space="preserve">、</w:t>
       </w:r>
       <w:r>
         <w:rPr>
-          <w:rFonts w:hint="eastAsia"/>
+          <w:rFonts w:hint="eastAsia" w:eastAsia="黑体"/>
           <w:b/>
           <w:bCs/>
         </w:rPr>
         <w:t xml:space="preserve">高精度时间数字转换器（TDC）</w:t>
       </w:r>
       <w:r>
+        <w:rPr>
+          <w:rFonts w:eastAsia="黑体"/>
+        </w:rPr>
         <w:t xml:space="preserve"> </w:t>
       </w:r>
       <w:r>
         <w:rPr>
-          <w:rFonts w:hint="eastAsia"/>
+          <w:rFonts w:hint="eastAsia" w:eastAsia="黑体"/>
         </w:rPr>
         <w:t xml:space="preserve">与</w:t>
       </w:r>
       <w:r>
+        <w:rPr>
+          <w:rFonts w:eastAsia="黑体"/>
+        </w:rPr>
         <w:t xml:space="preserve"> </w:t>
       </w:r>
       <w:r>
         <w:rPr>
-          <w:rFonts w:hint="eastAsia"/>
+          <w:rFonts w:hint="eastAsia" w:eastAsia="黑体"/>
           <w:b/>
           <w:bCs/>
         </w:rPr>
@@ -131,77 +152,99 @@
       </w:r>
       <w:r>
         <w:rPr>
+          <w:rFonts w:eastAsia="黑体"/>
           <w:b/>
           <w:bCs/>
         </w:rPr>
         <w:t xml:space="preserve"> MCU</w:t>
       </w:r>
       <w:r>
+        <w:rPr>
+          <w:rFonts w:eastAsia="黑体"/>
+        </w:rPr>
         <w:t xml:space="preserve"> </w:t>
       </w:r>
       <w:r>
         <w:rPr>
-          <w:rFonts w:hint="eastAsia"/>
+          <w:rFonts w:hint="eastAsia" w:eastAsia="黑体"/>
         </w:rPr>
         <w:t xml:space="preserve">组成；集成方案（如</w:t>
       </w:r>
       <w:r>
+        <w:rPr>
+          <w:rFonts w:eastAsia="黑体"/>
+        </w:rPr>
         <w:t xml:space="preserve"> </w:t>
       </w:r>
       <w:r>
         <w:rPr>
-          <w:rFonts w:hint="eastAsia"/>
+          <w:rFonts w:hint="eastAsia" w:eastAsia="黑体"/>
         </w:rPr>
         <w:t xml:space="preserve">VL53L0X）把发射驱动、SPAD</w:t>
       </w:r>
       <w:r>
+        <w:rPr>
+          <w:rFonts w:eastAsia="黑体"/>
+        </w:rPr>
         <w:t xml:space="preserve"> </w:t>
       </w:r>
       <w:r>
         <w:rPr>
-          <w:rFonts w:hint="eastAsia"/>
+          <w:rFonts w:hint="eastAsia" w:eastAsia="黑体"/>
         </w:rPr>
         <w:t xml:space="preserve">接收、放大与时序测量归一于一颗</w:t>
       </w:r>
       <w:r>
+        <w:rPr>
+          <w:rFonts w:eastAsia="黑体"/>
+        </w:rPr>
         <w:t xml:space="preserve"> TOF </w:t>
       </w:r>
       <w:r>
         <w:rPr>
-          <w:rFonts w:hint="eastAsia"/>
+          <w:rFonts w:hint="eastAsia" w:eastAsia="黑体"/>
         </w:rPr>
         <w:t xml:space="preserve">芯片，分立方案则用驱动管、接收放大与</w:t>
       </w:r>
       <w:r>
+        <w:rPr>
+          <w:rFonts w:eastAsia="黑体"/>
+        </w:rPr>
         <w:t xml:space="preserve"> TDC </w:t>
       </w:r>
       <w:r>
         <w:rPr>
-          <w:rFonts w:hint="eastAsia"/>
+          <w:rFonts w:hint="eastAsia" w:eastAsia="黑体"/>
         </w:rPr>
         <w:t xml:space="preserve">芯片（如</w:t>
       </w:r>
       <w:r>
+        <w:rPr>
+          <w:rFonts w:eastAsia="黑体"/>
+        </w:rPr>
         <w:t xml:space="preserve"> </w:t>
       </w:r>
       <w:r>
         <w:rPr>
-          <w:rFonts w:hint="eastAsia"/>
+          <w:rFonts w:hint="eastAsia" w:eastAsia="黑体"/>
         </w:rPr>
         <w:t xml:space="preserve">TDC7200）分别实现。电路共有</w:t>
       </w:r>
       <w:r>
+        <w:rPr>
+          <w:rFonts w:eastAsia="黑体"/>
+        </w:rPr>
         <w:t xml:space="preserve"> 6 </w:t>
       </w:r>
       <w:r>
         <w:rPr>
-          <w:rFonts w:hint="eastAsia"/>
+          <w:rFonts w:hint="eastAsia" w:eastAsia="黑体"/>
         </w:rPr>
         <w:t xml:space="preserve">个关键节点：</w:t>
       </w:r>
       <w:r>
         <w:rPr>
-          <w:rFonts w:hint="eastAsia"/>
+          <w:rFonts w:hint="eastAsia" w:eastAsia="黑体"/>
           <w:b/>
           <w:bCs/>
         </w:rPr>
@@ -209,6 +252,7 @@
       </w:r>
       <w:r>
         <w:rPr>
+          <w:rFonts w:eastAsia="黑体"/>
           <w:b/>
           <w:bCs/>
         </w:rPr>
@@ -216,7 +260,7 @@
       </w:r>
       <w:r>
         <w:rPr>
-          <w:rFonts w:hint="eastAsia"/>
+          <w:rFonts w:hint="eastAsia" w:eastAsia="黑体"/>
           <w:b/>
           <w:bCs/>
         </w:rPr>
@@ -224,6 +268,7 @@
       </w:r>
       <w:r>
         <w:rPr>
+          <w:rFonts w:eastAsia="黑体"/>
           <w:b/>
           <w:bCs/>
         </w:rPr>
@@ -231,22 +276,25 @@
       </w:r>
       <w:r>
         <w:rPr>
-          <w:rFonts w:hint="eastAsia"/>
+          <w:rFonts w:hint="eastAsia" w:eastAsia="黑体"/>
         </w:rPr>
         <w:t xml:space="preserve">（芯片供电脚</w:t>
       </w:r>
       <w:r>
+        <w:rPr>
+          <w:rFonts w:eastAsia="黑体"/>
+        </w:rPr>
         <w:t xml:space="preserve"> </w:t>
       </w:r>
       <w:r>
         <w:rPr>
-          <w:rFonts w:hint="eastAsia"/>
+          <w:rFonts w:hint="eastAsia" w:eastAsia="黑体"/>
         </w:rPr>
         <w:t xml:space="preserve">VDD/VDDIO，外接去耦电容）；</w:t>
       </w:r>
       <w:r>
         <w:rPr>
-          <w:rFonts w:hint="eastAsia"/>
+          <w:rFonts w:hint="eastAsia" w:eastAsia="黑体"/>
           <w:b/>
           <w:bCs/>
         </w:rPr>
@@ -254,6 +302,7 @@
       </w:r>
       <w:r>
         <w:rPr>
+          <w:rFonts w:eastAsia="黑体"/>
           <w:b/>
           <w:bCs/>
         </w:rPr>
@@ -261,7 +310,7 @@
       </w:r>
       <w:r>
         <w:rPr>
-          <w:rFonts w:hint="eastAsia"/>
+          <w:rFonts w:hint="eastAsia" w:eastAsia="黑体"/>
           <w:b/>
           <w:bCs/>
         </w:rPr>
@@ -269,58 +318,73 @@
       </w:r>
       <w:r>
         <w:rPr>
-          <w:rFonts w:hint="eastAsia"/>
+          <w:rFonts w:hint="eastAsia" w:eastAsia="黑体"/>
         </w:rPr>
         <w:t xml:space="preserve">（I²C</w:t>
       </w:r>
       <w:r>
+        <w:rPr>
+          <w:rFonts w:eastAsia="黑体"/>
+        </w:rPr>
         <w:t xml:space="preserve"> </w:t>
       </w:r>
       <w:r>
         <w:rPr>
-          <w:rFonts w:hint="eastAsia"/>
+          <w:rFonts w:hint="eastAsia" w:eastAsia="黑体"/>
         </w:rPr>
         <w:t xml:space="preserve">的</w:t>
       </w:r>
       <w:r>
+        <w:rPr>
+          <w:rFonts w:eastAsia="黑体"/>
+        </w:rPr>
         <w:t xml:space="preserve"> </w:t>
       </w:r>
       <w:r>
         <w:rPr>
-          <w:rFonts w:hint="eastAsia"/>
+          <w:rFonts w:hint="eastAsia" w:eastAsia="黑体"/>
         </w:rPr>
         <w:t xml:space="preserve">SDA/SCL，或</w:t>
       </w:r>
       <w:r>
+        <w:rPr>
+          <w:rFonts w:eastAsia="黑体"/>
+        </w:rPr>
         <w:t xml:space="preserve"> SPI </w:t>
       </w:r>
       <w:r>
         <w:rPr>
-          <w:rFonts w:hint="eastAsia"/>
+          <w:rFonts w:hint="eastAsia" w:eastAsia="黑体"/>
         </w:rPr>
         <w:t xml:space="preserve">的</w:t>
       </w:r>
       <w:r>
+        <w:rPr>
+          <w:rFonts w:eastAsia="黑体"/>
+        </w:rPr>
         <w:t xml:space="preserve"> </w:t>
       </w:r>
       <w:r>
         <w:rPr>
-          <w:rFonts w:hint="eastAsia"/>
+          <w:rFonts w:hint="eastAsia" w:eastAsia="黑体"/>
         </w:rPr>
         <w:t xml:space="preserve">MOSI/MISO/SCLK/CS，接</w:t>
       </w:r>
       <w:r>
+        <w:rPr>
+          <w:rFonts w:eastAsia="黑体"/>
+        </w:rPr>
         <w:t xml:space="preserve"> </w:t>
       </w:r>
       <w:r>
         <w:rPr>
-          <w:rFonts w:hint="eastAsia"/>
+          <w:rFonts w:hint="eastAsia" w:eastAsia="黑体"/>
         </w:rPr>
         <w:t xml:space="preserve">MCU）；</w:t>
       </w:r>
       <w:r>
         <w:rPr>
-          <w:rFonts w:hint="eastAsia"/>
+          <w:rFonts w:hint="eastAsia" w:eastAsia="黑体"/>
           <w:b/>
           <w:bCs/>
         </w:rPr>
@@ -328,6 +392,7 @@
       </w:r>
       <w:r>
         <w:rPr>
+          <w:rFonts w:eastAsia="黑体"/>
           <w:b/>
           <w:bCs/>
         </w:rPr>
@@ -335,7 +400,7 @@
       </w:r>
       <w:r>
         <w:rPr>
-          <w:rFonts w:hint="eastAsia"/>
+          <w:rFonts w:hint="eastAsia" w:eastAsia="黑体"/>
           <w:b/>
           <w:bCs/>
         </w:rPr>
@@ -343,31 +408,37 @@
       </w:r>
       <w:r>
         <w:rPr>
-          <w:rFonts w:hint="eastAsia"/>
+          <w:rFonts w:hint="eastAsia" w:eastAsia="黑体"/>
         </w:rPr>
         <w:t xml:space="preserve">（XSHUT/EN</w:t>
       </w:r>
       <w:r>
+        <w:rPr>
+          <w:rFonts w:eastAsia="黑体"/>
+        </w:rPr>
         <w:t xml:space="preserve"> </w:t>
       </w:r>
       <w:r>
         <w:rPr>
-          <w:rFonts w:hint="eastAsia"/>
+          <w:rFonts w:hint="eastAsia" w:eastAsia="黑体"/>
         </w:rPr>
         <w:t xml:space="preserve">开启脚，接</w:t>
       </w:r>
       <w:r>
+        <w:rPr>
+          <w:rFonts w:eastAsia="黑体"/>
+        </w:rPr>
         <w:t xml:space="preserve"> MCU </w:t>
       </w:r>
       <w:r>
         <w:rPr>
-          <w:rFonts w:hint="eastAsia"/>
+          <w:rFonts w:hint="eastAsia" w:eastAsia="黑体"/>
         </w:rPr>
         <w:t xml:space="preserve">GPIO）；</w:t>
       </w:r>
       <w:r>
         <w:rPr>
-          <w:rFonts w:hint="eastAsia"/>
+          <w:rFonts w:hint="eastAsia" w:eastAsia="黑体"/>
           <w:b/>
           <w:bCs/>
         </w:rPr>
@@ -375,6 +446,7 @@
       </w:r>
       <w:r>
         <w:rPr>
+          <w:rFonts w:eastAsia="黑体"/>
           <w:b/>
           <w:bCs/>
         </w:rPr>
@@ -382,7 +454,7 @@
       </w:r>
       <w:r>
         <w:rPr>
-          <w:rFonts w:hint="eastAsia"/>
+          <w:rFonts w:hint="eastAsia" w:eastAsia="黑体"/>
           <w:b/>
           <w:bCs/>
         </w:rPr>
@@ -390,6 +462,7 @@
       </w:r>
       <w:r>
         <w:rPr>
+          <w:rFonts w:eastAsia="黑体"/>
           <w:b/>
           <w:bCs/>
         </w:rPr>
@@ -397,13 +470,13 @@
       </w:r>
       <w:r>
         <w:rPr>
-          <w:rFonts w:hint="eastAsia"/>
+          <w:rFonts w:hint="eastAsia" w:eastAsia="黑体"/>
         </w:rPr>
         <w:t xml:space="preserve">；</w:t>
       </w:r>
       <w:r>
         <w:rPr>
-          <w:rFonts w:hint="eastAsia"/>
+          <w:rFonts w:hint="eastAsia" w:eastAsia="黑体"/>
           <w:b/>
           <w:bCs/>
         </w:rPr>
@@ -411,6 +484,7 @@
       </w:r>
       <w:r>
         <w:rPr>
+          <w:rFonts w:eastAsia="黑体"/>
           <w:b/>
           <w:bCs/>
         </w:rPr>
@@ -418,7 +492,7 @@
       </w:r>
       <w:r>
         <w:rPr>
-          <w:rFonts w:hint="eastAsia"/>
+          <w:rFonts w:hint="eastAsia" w:eastAsia="黑体"/>
           <w:b/>
           <w:bCs/>
         </w:rPr>
@@ -426,31 +500,37 @@
       </w:r>
       <w:r>
         <w:rPr>
-          <w:rFonts w:hint="eastAsia"/>
+          <w:rFonts w:hint="eastAsia" w:eastAsia="黑体"/>
         </w:rPr>
         <w:t xml:space="preserve">（发射内核的驱动电流控制端，接</w:t>
       </w:r>
       <w:r>
+        <w:rPr>
+          <w:rFonts w:eastAsia="黑体"/>
+        </w:rPr>
         <w:t xml:space="preserve"> MCU </w:t>
       </w:r>
       <w:r>
         <w:rPr>
-          <w:rFonts w:hint="eastAsia"/>
+          <w:rFonts w:hint="eastAsia" w:eastAsia="黑体"/>
         </w:rPr>
         <w:t xml:space="preserve">的</w:t>
       </w:r>
       <w:r>
+        <w:rPr>
+          <w:rFonts w:eastAsia="黑体"/>
+        </w:rPr>
         <w:t xml:space="preserve"> TX </w:t>
       </w:r>
       <w:r>
         <w:rPr>
-          <w:rFonts w:hint="eastAsia"/>
+          <w:rFonts w:hint="eastAsia" w:eastAsia="黑体"/>
         </w:rPr>
         <w:t xml:space="preserve">触发沿）；</w:t>
       </w:r>
       <w:r>
         <w:rPr>
-          <w:rFonts w:hint="eastAsia"/>
+          <w:rFonts w:hint="eastAsia" w:eastAsia="黑体"/>
           <w:b/>
           <w:bCs/>
         </w:rPr>
@@ -458,6 +538,7 @@
       </w:r>
       <w:r>
         <w:rPr>
+          <w:rFonts w:eastAsia="黑体"/>
           <w:b/>
           <w:bCs/>
         </w:rPr>
@@ -465,7 +546,7 @@
       </w:r>
       <w:r>
         <w:rPr>
-          <w:rFonts w:hint="eastAsia"/>
+          <w:rFonts w:hint="eastAsia" w:eastAsia="黑体"/>
           <w:b/>
           <w:bCs/>
         </w:rPr>
@@ -473,25 +554,31 @@
       </w:r>
       <w:r>
         <w:rPr>
-          <w:rFonts w:hint="eastAsia"/>
+          <w:rFonts w:hint="eastAsia" w:eastAsia="黑体"/>
         </w:rPr>
         <w:t xml:space="preserve">（接收内核输出的回波沿，送</w:t>
       </w:r>
       <w:r>
+        <w:rPr>
+          <w:rFonts w:eastAsia="黑体"/>
+        </w:rPr>
         <w:t xml:space="preserve"> TDC </w:t>
       </w:r>
       <w:r>
         <w:rPr>
-          <w:rFonts w:hint="eastAsia"/>
+          <w:rFonts w:hint="eastAsia" w:eastAsia="黑体"/>
         </w:rPr>
         <w:t xml:space="preserve">的</w:t>
       </w:r>
       <w:r>
+        <w:rPr>
+          <w:rFonts w:eastAsia="黑体"/>
+        </w:rPr>
         <w:t xml:space="preserve"> STOP </w:t>
       </w:r>
       <w:r>
         <w:rPr>
-          <w:rFonts w:hint="eastAsia"/>
+          <w:rFonts w:hint="eastAsia" w:eastAsia="黑体"/>
         </w:rPr>
         <w:t xml:space="preserve">输入）。</w:t>
       </w:r>
@@ -500,12 +587,13 @@
       <w:pPr/>
       <w:r>
         <w:rPr>
-          <w:rFonts w:hint="eastAsia"/>
+          <w:rFonts w:hint="eastAsia" w:eastAsia="黑体"/>
         </w:rPr>
         <w:t xml:space="preserve">各元件管脚连接：</w:t>
       </w:r>
       <w:r>
         <w:rPr>
+          <w:rFonts w:eastAsia="黑体"/>
           <w:b/>
           <w:bCs/>
         </w:rPr>
@@ -513,165 +601,209 @@
       </w:r>
       <w:r>
         <w:rPr>
-          <w:rFonts w:hint="eastAsia"/>
+          <w:rFonts w:hint="eastAsia" w:eastAsia="黑体"/>
           <w:b/>
           <w:bCs/>
         </w:rPr>
         <w:t xml:space="preserve">芯片</w:t>
       </w:r>
       <w:r>
+        <w:rPr>
+          <w:rFonts w:eastAsia="黑体"/>
+        </w:rPr>
         <w:t xml:space="preserve"> </w:t>
       </w:r>
       <w:r>
         <w:rPr>
-          <w:rFonts w:hint="eastAsia"/>
+          <w:rFonts w:hint="eastAsia" w:eastAsia="黑体"/>
         </w:rPr>
         <w:t xml:space="preserve">的</w:t>
       </w:r>
       <w:r>
+        <w:rPr>
+          <w:rFonts w:eastAsia="黑体"/>
+        </w:rPr>
         <w:t xml:space="preserve"> VDD/VDDIO </w:t>
       </w:r>
       <w:r>
         <w:rPr>
-          <w:rFonts w:hint="eastAsia"/>
+          <w:rFonts w:hint="eastAsia" w:eastAsia="黑体"/>
         </w:rPr>
         <w:t xml:space="preserve">接供电节点，并经</w:t>
       </w:r>
       <w:r>
+        <w:rPr>
+          <w:rFonts w:eastAsia="黑体"/>
+        </w:rPr>
         <w:t xml:space="preserve"> </w:t>
       </w:r>
       <w:r>
         <w:rPr>
-          <w:rFonts w:hint="eastAsia"/>
+          <w:rFonts w:hint="eastAsia" w:eastAsia="黑体"/>
           <w:b/>
           <w:bCs/>
         </w:rPr>
         <w:t xml:space="preserve">去耦电容</w:t>
       </w:r>
       <w:r>
+        <w:rPr>
+          <w:rFonts w:eastAsia="黑体"/>
+        </w:rPr>
         <w:t xml:space="preserve"> </w:t>
       </w:r>
       <w:r>
         <w:rPr>
-          <w:rFonts w:hint="eastAsia"/>
+          <w:rFonts w:hint="eastAsia" w:eastAsia="黑体"/>
         </w:rPr>
         <w:t xml:space="preserve">一端接供电节点、另一端接地节点；XSHUT</w:t>
       </w:r>
       <w:r>
+        <w:rPr>
+          <w:rFonts w:eastAsia="黑体"/>
+        </w:rPr>
         <w:t xml:space="preserve"> </w:t>
       </w:r>
       <w:r>
         <w:rPr>
-          <w:rFonts w:hint="eastAsia"/>
+          <w:rFonts w:hint="eastAsia" w:eastAsia="黑体"/>
         </w:rPr>
         <w:t xml:space="preserve">接使能节点；SDA/SCL</w:t>
       </w:r>
       <w:r>
+        <w:rPr>
+          <w:rFonts w:eastAsia="黑体"/>
+        </w:rPr>
         <w:t xml:space="preserve"> </w:t>
       </w:r>
       <w:r>
         <w:rPr>
-          <w:rFonts w:hint="eastAsia"/>
+          <w:rFonts w:hint="eastAsia" w:eastAsia="黑体"/>
         </w:rPr>
         <w:t xml:space="preserve">接接口节点并各由一只上拉电阻接</w:t>
       </w:r>
       <w:r>
+        <w:rPr>
+          <w:rFonts w:eastAsia="黑体"/>
+        </w:rPr>
         <w:t xml:space="preserve"> </w:t>
       </w:r>
       <w:r>
         <w:rPr>
-          <w:rFonts w:hint="eastAsia"/>
+          <w:rFonts w:hint="eastAsia" w:eastAsia="黑体"/>
         </w:rPr>
         <w:t xml:space="preserve">VDDIO；</w:t>
       </w:r>
       <w:r>
         <w:rPr>
-          <w:rFonts w:hint="eastAsia"/>
+          <w:rFonts w:hint="eastAsia" w:eastAsia="黑体"/>
           <w:b/>
           <w:bCs/>
         </w:rPr>
         <w:t xml:space="preserve">发射内核</w:t>
       </w:r>
       <w:r>
+        <w:rPr>
+          <w:rFonts w:eastAsia="黑体"/>
+        </w:rPr>
         <w:t xml:space="preserve"> </w:t>
       </w:r>
       <w:r>
         <w:rPr>
-          <w:rFonts w:hint="eastAsia"/>
+          <w:rFonts w:hint="eastAsia" w:eastAsia="黑体"/>
         </w:rPr>
         <w:t xml:space="preserve">由发射触发节点驱动，</w:t>
       </w:r>
       <w:r>
         <w:rPr>
-          <w:rFonts w:hint="eastAsia"/>
+          <w:rFonts w:hint="eastAsia" w:eastAsia="黑体"/>
           <w:b/>
           <w:bCs/>
         </w:rPr>
         <w:t xml:space="preserve">接收内核</w:t>
       </w:r>
       <w:r>
+        <w:rPr>
+          <w:rFonts w:eastAsia="黑体"/>
+        </w:rPr>
         <w:t xml:space="preserve"> </w:t>
       </w:r>
       <w:r>
         <w:rPr>
-          <w:rFonts w:hint="eastAsia"/>
+          <w:rFonts w:hint="eastAsia" w:eastAsia="黑体"/>
         </w:rPr>
         <w:t xml:space="preserve">把回波事件送到回波事件节点；</w:t>
       </w:r>
       <w:r>
         <w:rPr>
+          <w:rFonts w:eastAsia="黑体"/>
           <w:b/>
           <w:bCs/>
         </w:rPr>
         <w:t xml:space="preserve">MCU</w:t>
       </w:r>
       <w:r>
+        <w:rPr>
+          <w:rFonts w:eastAsia="黑体"/>
+        </w:rPr>
         <w:t xml:space="preserve"> </w:t>
       </w:r>
       <w:r>
         <w:rPr>
-          <w:rFonts w:hint="eastAsia"/>
+          <w:rFonts w:hint="eastAsia" w:eastAsia="黑体"/>
         </w:rPr>
         <w:t xml:space="preserve">的</w:t>
       </w:r>
       <w:r>
+        <w:rPr>
+          <w:rFonts w:eastAsia="黑体"/>
+        </w:rPr>
         <w:t xml:space="preserve"> </w:t>
       </w:r>
       <w:r>
         <w:rPr>
-          <w:rFonts w:hint="eastAsia"/>
+          <w:rFonts w:hint="eastAsia" w:eastAsia="黑体"/>
         </w:rPr>
         <w:t xml:space="preserve">I²C（或</w:t>
       </w:r>
       <w:r>
+        <w:rPr>
+          <w:rFonts w:eastAsia="黑体"/>
+        </w:rPr>
         <w:t xml:space="preserve"> </w:t>
       </w:r>
       <w:r>
         <w:rPr>
-          <w:rFonts w:hint="eastAsia"/>
+          <w:rFonts w:hint="eastAsia" w:eastAsia="黑体"/>
         </w:rPr>
         <w:t xml:space="preserve">SPI）脚接接口节点、GPIO</w:t>
       </w:r>
       <w:r>
+        <w:rPr>
+          <w:rFonts w:eastAsia="黑体"/>
+        </w:rPr>
         <w:t xml:space="preserve"> </w:t>
       </w:r>
       <w:r>
         <w:rPr>
-          <w:rFonts w:hint="eastAsia"/>
+          <w:rFonts w:hint="eastAsia" w:eastAsia="黑体"/>
         </w:rPr>
         <w:t xml:space="preserve">接使能节点与发射触发节点、电源脚接供电节点、地脚接地节点。分立</w:t>
       </w:r>
       <w:r>
+        <w:rPr>
+          <w:rFonts w:eastAsia="黑体"/>
+        </w:rPr>
         <w:t xml:space="preserve"> TDC </w:t>
       </w:r>
       <w:r>
         <w:rPr>
-          <w:rFonts w:hint="eastAsia"/>
+          <w:rFonts w:hint="eastAsia" w:eastAsia="黑体"/>
         </w:rPr>
         <w:t xml:space="preserve">方案中，</w:t>
       </w:r>
       <w:r>
         <w:rPr>
+          <w:rFonts w:eastAsia="黑体"/>
           <w:b/>
           <w:bCs/>
         </w:rPr>
@@ -679,36 +811,45 @@
       </w:r>
       <w:r>
         <w:rPr>
-          <w:rFonts w:hint="eastAsia"/>
+          <w:rFonts w:hint="eastAsia" w:eastAsia="黑体"/>
           <w:b/>
           <w:bCs/>
         </w:rPr>
         <w:t xml:space="preserve">芯片</w:t>
       </w:r>
       <w:r>
+        <w:rPr>
+          <w:rFonts w:eastAsia="黑体"/>
+        </w:rPr>
         <w:t xml:space="preserve"> </w:t>
       </w:r>
       <w:r>
         <w:rPr>
-          <w:rFonts w:hint="eastAsia"/>
+          <w:rFonts w:hint="eastAsia" w:eastAsia="黑体"/>
         </w:rPr>
         <w:t xml:space="preserve">的</w:t>
       </w:r>
       <w:r>
+        <w:rPr>
+          <w:rFonts w:eastAsia="黑体"/>
+        </w:rPr>
         <w:t xml:space="preserve"> START </w:t>
       </w:r>
       <w:r>
         <w:rPr>
-          <w:rFonts w:hint="eastAsia"/>
+          <w:rFonts w:hint="eastAsia" w:eastAsia="黑体"/>
         </w:rPr>
         <w:t xml:space="preserve">输入接发射触发沿、STOP</w:t>
       </w:r>
       <w:r>
+        <w:rPr>
+          <w:rFonts w:eastAsia="黑体"/>
+        </w:rPr>
         <w:t xml:space="preserve"> </w:t>
       </w:r>
       <w:r>
         <w:rPr>
-          <w:rFonts w:hint="eastAsia"/>
+          <w:rFonts w:hint="eastAsia" w:eastAsia="黑体"/>
         </w:rPr>
         <w:t xml:space="preserve">输入接回波事件节点、数据/控制脚接接口节点。</w:t>
       </w:r>
@@ -717,20 +858,26 @@
       <w:pPr/>
       <w:r>
         <w:rPr>
-          <w:rFonts w:hint="eastAsia"/>
+          <w:rFonts w:hint="eastAsia" w:eastAsia="黑体"/>
         </w:rPr>
         <w:t xml:space="preserve">由此构成”发射激励—回波接收—时间数字转换—MCU</w:t>
       </w:r>
       <w:r>
+        <w:rPr>
+          <w:rFonts w:eastAsia="黑体"/>
+        </w:rPr>
         <w:t xml:space="preserve"> </w:t>
       </w:r>
       <w:r>
         <w:rPr>
-          <w:rFonts w:hint="eastAsia"/>
+          <w:rFonts w:hint="eastAsia" w:eastAsia="黑体"/>
         </w:rPr>
         <w:t xml:space="preserve">换算”的飞行时间测距组态，直接法由往返时间</w:t>
       </w:r>
       <w:r>
+        <w:rPr>
+          <w:rFonts w:eastAsia="黑体"/>
+        </w:rPr>
         <w:t xml:space="preserve"> </w:t>
       </w:r>
       <m:oMath>
@@ -751,15 +898,21 @@
         </m:sSub>
       </m:oMath>
       <w:r>
+        <w:rPr>
+          <w:rFonts w:eastAsia="黑体"/>
+        </w:rPr>
         <w:t xml:space="preserve"> </w:t>
       </w:r>
       <w:r>
         <w:rPr>
-          <w:rFonts w:hint="eastAsia"/>
+          <w:rFonts w:hint="eastAsia" w:eastAsia="黑体"/>
         </w:rPr>
         <w:t xml:space="preserve">换算</w:t>
       </w:r>
       <w:r>
+        <w:rPr>
+          <w:rFonts w:eastAsia="黑体"/>
+        </w:rPr>
         <w:t xml:space="preserve"> </w:t>
       </w:r>
       <m:oMath>
@@ -805,11 +958,14 @@
       </m:oMath>
       <w:r>
         <w:rPr>
-          <w:rFonts w:hint="eastAsia"/>
+          <w:rFonts w:hint="eastAsia" w:eastAsia="黑体"/>
         </w:rPr>
         <w:t xml:space="preserve">，间接法按调制相位差解算</w:t>
       </w:r>
       <w:r>
+        <w:rPr>
+          <w:rFonts w:eastAsia="黑体"/>
+        </w:rPr>
         <w:t xml:space="preserve"> </w:t>
       </w:r>
       <m:oMath>
@@ -879,6 +1035,9 @@
         </m:r>
       </m:oMath>
       <w:r>
+        <w:rPr>
+          <w:rFonts w:eastAsia="黑体"/>
+        </w:rPr>
         <w:t xml:space="preserve">。</w:t>
       </w:r>
     </w:p>
@@ -890,7 +1049,7 @@
       </w:pPr>
       <w:r>
         <w:rPr>
-          <w:rFonts w:hint="eastAsia"/>
+          <w:rFonts w:hint="eastAsia" w:eastAsia="黑体"/>
         </w:rPr>
         <w:t xml:space="preserve">工作原理</w:t>
       </w:r>
@@ -901,11 +1060,14 @@
       </w:pPr>
       <w:r>
         <w:rPr>
-          <w:rFonts w:hint="eastAsia"/>
+          <w:rFonts w:hint="eastAsia" w:eastAsia="黑体"/>
         </w:rPr>
         <w:t xml:space="preserve">发射器发出光脉冲，光以速度</w:t>
       </w:r>
       <w:r>
+        <w:rPr>
+          <w:rFonts w:eastAsia="黑体"/>
+        </w:rPr>
         <w:t xml:space="preserve"> </w:t>
       </w:r>
       <m:oMath>
@@ -914,15 +1076,21 @@
         </m:r>
       </m:oMath>
       <w:r>
+        <w:rPr>
+          <w:rFonts w:eastAsia="黑体"/>
+        </w:rPr>
         <w:t xml:space="preserve"> </w:t>
       </w:r>
       <w:r>
         <w:rPr>
-          <w:rFonts w:hint="eastAsia"/>
+          <w:rFonts w:hint="eastAsia" w:eastAsia="黑体"/>
         </w:rPr>
         <w:t xml:space="preserve">传播至目标并反射回接收器；通过测量往返时间差即可算出距离</w:t>
       </w:r>
       <w:r>
+        <w:rPr>
+          <w:rFonts w:eastAsia="黑体"/>
+        </w:rPr>
         <w:t xml:space="preserve"> </w:t>
       </w:r>
       <m:oMath>
@@ -971,16 +1139,19 @@
       </m:oMath>
       <w:r>
         <w:rPr>
-          <w:rFonts w:hint="eastAsia"/>
+          <w:rFonts w:hint="eastAsia" w:eastAsia="黑体"/>
         </w:rPr>
         <w:t xml:space="preserve">。间接</w:t>
       </w:r>
       <w:r>
+        <w:rPr>
+          <w:rFonts w:eastAsia="黑体"/>
+        </w:rPr>
         <w:t xml:space="preserve"> TOF </w:t>
       </w:r>
       <w:r>
         <w:rPr>
-          <w:rFonts w:hint="eastAsia"/>
+          <w:rFonts w:hint="eastAsia" w:eastAsia="黑体"/>
         </w:rPr>
         <w:t xml:space="preserve">则测量调制相位差推算距离，适合较远距与抗环境光干扰的场景。</w:t>
       </w:r>
@@ -993,7 +1164,7 @@
       </w:pPr>
       <w:r>
         <w:rPr>
-          <w:rFonts w:hint="eastAsia"/>
+          <w:rFonts w:hint="eastAsia" w:eastAsia="黑体"/>
         </w:rPr>
         <w:t xml:space="preserve">关键计算公式</w:t>
       </w:r>
@@ -1007,7 +1178,7 @@
       </w:pPr>
       <w:r>
         <w:rPr>
-          <w:rFonts w:hint="eastAsia"/>
+          <w:rFonts w:hint="eastAsia" w:eastAsia="黑体"/>
         </w:rPr>
         <w:t xml:space="preserve">距离与往返时间关系：</w:t>
       </w:r>
@@ -1079,7 +1250,7 @@
       </w:pPr>
       <w:r>
         <w:rPr>
-          <w:rFonts w:hint="eastAsia"/>
+          <w:rFonts w:hint="eastAsia" w:eastAsia="黑体"/>
         </w:rPr>
         <w:t xml:space="preserve">时间分辨率与距离分辨率：</w:t>
       </w:r>
@@ -1151,16 +1322,19 @@
       </w:pPr>
       <w:r>
         <w:rPr>
-          <w:rFonts w:hint="eastAsia"/>
+          <w:rFonts w:hint="eastAsia" w:eastAsia="黑体"/>
         </w:rPr>
         <w:t xml:space="preserve">相位法（间接</w:t>
       </w:r>
       <w:r>
+        <w:rPr>
+          <w:rFonts w:eastAsia="黑体"/>
+        </w:rPr>
         <w:t xml:space="preserve"> </w:t>
       </w:r>
       <w:r>
         <w:rPr>
-          <w:rFonts w:hint="eastAsia"/>
+          <w:rFonts w:hint="eastAsia" w:eastAsia="黑体"/>
         </w:rPr>
         <w:t xml:space="preserve">TOF）测距：</w:t>
       </w:r>
@@ -1245,7 +1419,7 @@
       </w:pPr>
       <w:r>
         <w:rPr>
-          <w:rFonts w:hint="eastAsia"/>
+          <w:rFonts w:hint="eastAsia" w:eastAsia="黑体"/>
         </w:rPr>
         <w:t xml:space="preserve">最大无模糊距离（相位法）：</w:t>
       </w:r>
@@ -1347,7 +1521,7 @@
             </w:pPr>
             <w:r>
               <w:rPr>
-                <w:rFonts w:hint="eastAsia"/>
+                <w:rFonts w:hint="eastAsia" w:eastAsia="黑体"/>
               </w:rPr>
               <w:t xml:space="preserve">符号</w:t>
             </w:r>
@@ -1361,7 +1535,7 @@
             </w:pPr>
             <w:r>
               <w:rPr>
-                <w:rFonts w:hint="eastAsia"/>
+                <w:rFonts w:hint="eastAsia" w:eastAsia="黑体"/>
               </w:rPr>
               <w:t xml:space="preserve">含义</w:t>
             </w:r>
@@ -1375,7 +1549,7 @@
             </w:pPr>
             <w:r>
               <w:rPr>
-                <w:rFonts w:hint="eastAsia"/>
+                <w:rFonts w:hint="eastAsia" w:eastAsia="黑体"/>
               </w:rPr>
               <w:t xml:space="preserve">单位</w:t>
             </w:r>
@@ -1395,6 +1569,9 @@
               </m:r>
             </m:oMath>
             <w:r>
+              <w:rPr>
+                <w:rFonts w:eastAsia="黑体"/>
+              </w:rPr>
               <w:t xml:space="preserve">​</w:t>
             </w:r>
           </w:p>
@@ -1407,7 +1584,7 @@
             </w:pPr>
             <w:r>
               <w:rPr>
-                <w:rFonts w:hint="eastAsia"/>
+                <w:rFonts w:hint="eastAsia" w:eastAsia="黑体"/>
               </w:rPr>
               <w:t xml:space="preserve">被测距离</w:t>
             </w:r>
@@ -1420,6 +1597,9 @@
               <w:pStyle w:val="Compact"/>
             </w:pPr>
             <w:r>
+              <w:rPr>
+                <w:rFonts w:eastAsia="黑体"/>
+              </w:rPr>
               <w:t xml:space="preserve">m</w:t>
             </w:r>
           </w:p>
@@ -1438,6 +1618,9 @@
               </m:r>
             </m:oMath>
             <w:r>
+              <w:rPr>
+                <w:rFonts w:eastAsia="黑体"/>
+              </w:rPr>
               <w:t xml:space="preserve">​</w:t>
             </w:r>
           </w:p>
@@ -1450,11 +1633,14 @@
             </w:pPr>
             <w:r>
               <w:rPr>
-                <w:rFonts w:hint="eastAsia"/>
+                <w:rFonts w:hint="eastAsia" w:eastAsia="黑体"/>
               </w:rPr>
               <w:t xml:space="preserve">光速（约</w:t>
             </w:r>
             <w:r>
+              <w:rPr>
+                <w:rFonts w:eastAsia="黑体"/>
+              </w:rPr>
               <w:t xml:space="preserve"> </w:t>
             </w:r>
             <m:oMath>
@@ -1482,7 +1668,7 @@
             </m:oMath>
             <w:r>
               <w:rPr>
-                <w:rFonts w:hint="eastAsia"/>
+                <w:rFonts w:hint="eastAsia" w:eastAsia="黑体"/>
               </w:rPr>
               <w:t xml:space="preserve">）</w:t>
             </w:r>
@@ -1495,6 +1681,9 @@
               <w:pStyle w:val="Compact"/>
             </w:pPr>
             <w:r>
+              <w:rPr>
+                <w:rFonts w:eastAsia="黑体"/>
+              </w:rPr>
               <w:t xml:space="preserve">m/s</w:t>
             </w:r>
           </w:p>
@@ -1525,6 +1714,9 @@
               </m:sSub>
             </m:oMath>
             <w:r>
+              <w:rPr>
+                <w:rFonts w:eastAsia="黑体"/>
+              </w:rPr>
               <w:t xml:space="preserve">​</w:t>
             </w:r>
           </w:p>
@@ -1537,7 +1729,7 @@
             </w:pPr>
             <w:r>
               <w:rPr>
-                <w:rFonts w:hint="eastAsia"/>
+                <w:rFonts w:hint="eastAsia" w:eastAsia="黑体"/>
               </w:rPr>
               <w:t xml:space="preserve">往返时间</w:t>
             </w:r>
@@ -1550,6 +1742,9 @@
               <w:pStyle w:val="Compact"/>
             </w:pPr>
             <w:r>
+              <w:rPr>
+                <w:rFonts w:eastAsia="黑体"/>
+              </w:rPr>
               <w:t xml:space="preserve">s</w:t>
             </w:r>
           </w:p>
@@ -1574,6 +1769,9 @@
               </m:r>
             </m:oMath>
             <w:r>
+              <w:rPr>
+                <w:rFonts w:eastAsia="黑体"/>
+              </w:rPr>
               <w:t xml:space="preserve">​</w:t>
             </w:r>
           </w:p>
@@ -1586,7 +1784,7 @@
             </w:pPr>
             <w:r>
               <w:rPr>
-                <w:rFonts w:hint="eastAsia"/>
+                <w:rFonts w:hint="eastAsia" w:eastAsia="黑体"/>
               </w:rPr>
               <w:t xml:space="preserve">时间分辨率</w:t>
             </w:r>
@@ -1599,6 +1797,9 @@
               <w:pStyle w:val="Compact"/>
             </w:pPr>
             <w:r>
+              <w:rPr>
+                <w:rFonts w:eastAsia="黑体"/>
+              </w:rPr>
               <w:t xml:space="preserve">s</w:t>
             </w:r>
           </w:p>
@@ -1623,6 +1824,9 @@
               </m:r>
             </m:oMath>
             <w:r>
+              <w:rPr>
+                <w:rFonts w:eastAsia="黑体"/>
+              </w:rPr>
               <w:t xml:space="preserve">​</w:t>
             </w:r>
           </w:p>
@@ -1635,7 +1839,7 @@
             </w:pPr>
             <w:r>
               <w:rPr>
-                <w:rFonts w:hint="eastAsia"/>
+                <w:rFonts w:hint="eastAsia" w:eastAsia="黑体"/>
               </w:rPr>
               <w:t xml:space="preserve">相位差</w:t>
             </w:r>
@@ -1648,6 +1852,9 @@
               <w:pStyle w:val="Compact"/>
             </w:pPr>
             <w:r>
+              <w:rPr>
+                <w:rFonts w:eastAsia="黑体"/>
+              </w:rPr>
               <w:t xml:space="preserve">rad</w:t>
             </w:r>
           </w:p>
@@ -1679,6 +1886,9 @@
               </m:sSub>
             </m:oMath>
             <w:r>
+              <w:rPr>
+                <w:rFonts w:eastAsia="黑体"/>
+              </w:rPr>
               <w:t xml:space="preserve">​</w:t>
             </w:r>
           </w:p>
@@ -1691,7 +1901,7 @@
             </w:pPr>
             <w:r>
               <w:rPr>
-                <w:rFonts w:hint="eastAsia"/>
+                <w:rFonts w:hint="eastAsia" w:eastAsia="黑体"/>
               </w:rPr>
               <w:t xml:space="preserve">调制频率</w:t>
             </w:r>
@@ -1704,6 +1914,9 @@
               <w:pStyle w:val="Compact"/>
             </w:pPr>
             <w:r>
+              <w:rPr>
+                <w:rFonts w:eastAsia="黑体"/>
+              </w:rPr>
               <w:t xml:space="preserve">Hz</w:t>
             </w:r>
           </w:p>
@@ -1718,7 +1931,7 @@
       </w:pPr>
       <w:r>
         <w:rPr>
-          <w:rFonts w:hint="eastAsia"/>
+          <w:rFonts w:hint="eastAsia" w:eastAsia="黑体"/>
         </w:rPr>
         <w:t xml:space="preserve">元件调整影响</w:t>
       </w:r>
@@ -1733,6 +1946,7 @@
       </w:pPr>
       <w:r>
         <w:rPr>
+          <w:rFonts w:eastAsia="黑体"/>
           <w:b/>
           <w:bCs/>
         </w:rPr>
@@ -1740,25 +1954,34 @@
       </w:r>
       <w:r>
         <w:rPr>
-          <w:rFonts w:hint="eastAsia"/>
+          <w:rFonts w:hint="eastAsia" w:eastAsia="黑体"/>
           <w:b/>
           <w:bCs/>
         </w:rPr>
         <w:t xml:space="preserve">分辨率（时间戳精度）提高</w:t>
       </w:r>
       <w:r>
+        <w:rPr>
+          <w:rFonts w:eastAsia="黑体"/>
+        </w:rPr>
         <w:t xml:space="preserve"> </w:t>
       </w:r>
       <w:r>
+        <w:rPr>
+          <w:rFonts w:eastAsia="黑体"/>
+        </w:rPr>
         <w:t xml:space="preserve">→ </w:t>
       </w:r>
       <w:r>
         <w:rPr>
-          <w:rFonts w:hint="eastAsia"/>
+          <w:rFonts w:hint="eastAsia" w:eastAsia="黑体"/>
         </w:rPr>
         <w:t xml:space="preserve">距离分辨率</w:t>
       </w:r>
       <w:r>
+        <w:rPr>
+          <w:rFonts w:eastAsia="黑体"/>
+        </w:rPr>
         <w:t xml:space="preserve"> </w:t>
       </w:r>
       <m:oMath>
@@ -1773,11 +1996,14 @@
         </m:r>
       </m:oMath>
       <w:r>
+        <w:rPr>
+          <w:rFonts w:eastAsia="黑体"/>
+        </w:rPr>
         <w:t xml:space="preserve"> </w:t>
       </w:r>
       <w:r>
         <w:rPr>
-          <w:rFonts w:hint="eastAsia"/>
+          <w:rFonts w:hint="eastAsia" w:eastAsia="黑体"/>
         </w:rPr>
         <w:t xml:space="preserve">提高。</w:t>
       </w:r>
@@ -1792,7 +2018,7 @@
       </w:pPr>
       <w:r>
         <w:rPr>
-          <w:rFonts w:hint="eastAsia"/>
+          <w:rFonts w:hint="eastAsia" w:eastAsia="黑体"/>
           <w:b/>
           <w:bCs/>
         </w:rPr>
@@ -1800,6 +2026,7 @@
       </w:r>
       <w:r>
         <w:rPr>
+          <w:rFonts w:eastAsia="黑体"/>
           <w:b/>
           <w:bCs/>
         </w:rPr>
@@ -1825,6 +2052,7 @@
       </m:oMath>
       <w:r>
         <w:rPr>
+          <w:rFonts w:eastAsia="黑体"/>
           <w:b/>
           <w:bCs/>
         </w:rPr>
@@ -1832,25 +2060,34 @@
       </w:r>
       <w:r>
         <w:rPr>
-          <w:rFonts w:hint="eastAsia"/>
+          <w:rFonts w:hint="eastAsia" w:eastAsia="黑体"/>
           <w:b/>
           <w:bCs/>
         </w:rPr>
         <w:t xml:space="preserve">升高</w:t>
       </w:r>
       <w:r>
+        <w:rPr>
+          <w:rFonts w:eastAsia="黑体"/>
+        </w:rPr>
         <w:t xml:space="preserve"> </w:t>
       </w:r>
       <w:r>
+        <w:rPr>
+          <w:rFonts w:eastAsia="黑体"/>
+        </w:rPr>
         <w:t xml:space="preserve">→ </w:t>
       </w:r>
       <w:r>
         <w:rPr>
-          <w:rFonts w:hint="eastAsia"/>
+          <w:rFonts w:hint="eastAsia" w:eastAsia="黑体"/>
         </w:rPr>
         <w:t xml:space="preserve">相位法距离分辨率提高，但最大无模糊距离</w:t>
       </w:r>
       <w:r>
+        <w:rPr>
+          <w:rFonts w:eastAsia="黑体"/>
+        </w:rPr>
         <w:t xml:space="preserve"> </w:t>
       </w:r>
       <m:oMath>
@@ -1872,11 +2109,14 @@
         </m:sSub>
       </m:oMath>
       <w:r>
+        <w:rPr>
+          <w:rFonts w:eastAsia="黑体"/>
+        </w:rPr>
         <w:t xml:space="preserve"> </w:t>
       </w:r>
       <w:r>
         <w:rPr>
-          <w:rFonts w:hint="eastAsia"/>
+          <w:rFonts w:hint="eastAsia" w:eastAsia="黑体"/>
         </w:rPr>
         <w:t xml:space="preserve">减小。</w:t>
       </w:r>
@@ -1891,7 +2131,7 @@
       </w:pPr>
       <w:r>
         <w:rPr>
-          <w:rFonts w:hint="eastAsia"/>
+          <w:rFonts w:hint="eastAsia" w:eastAsia="黑体"/>
           <w:b/>
           <w:bCs/>
         </w:rPr>
@@ -1899,6 +2139,7 @@
       </w:r>
       <w:r>
         <w:rPr>
+          <w:rFonts w:eastAsia="黑体"/>
           <w:b/>
           <w:bCs/>
         </w:rPr>
@@ -1906,21 +2147,27 @@
       </w:r>
       <w:r>
         <w:rPr>
-          <w:rFonts w:hint="eastAsia"/>
+          <w:rFonts w:hint="eastAsia" w:eastAsia="黑体"/>
           <w:b/>
           <w:bCs/>
         </w:rPr>
         <w:t xml:space="preserve">驱动电流增大</w:t>
       </w:r>
       <w:r>
+        <w:rPr>
+          <w:rFonts w:eastAsia="黑体"/>
+        </w:rPr>
         <w:t xml:space="preserve"> </w:t>
       </w:r>
       <w:r>
+        <w:rPr>
+          <w:rFonts w:eastAsia="黑体"/>
+        </w:rPr>
         <w:t xml:space="preserve">→ </w:t>
       </w:r>
       <w:r>
         <w:rPr>
-          <w:rFonts w:hint="eastAsia"/>
+          <w:rFonts w:hint="eastAsia" w:eastAsia="黑体"/>
         </w:rPr>
         <w:t xml:space="preserve">信噪比与最大量程增大，但功耗与眼部安全风险增加。</w:t>
       </w:r>
@@ -1935,21 +2182,27 @@
       </w:pPr>
       <w:r>
         <w:rPr>
-          <w:rFonts w:hint="eastAsia"/>
+          <w:rFonts w:hint="eastAsia" w:eastAsia="黑体"/>
           <w:b/>
           <w:bCs/>
         </w:rPr>
         <w:t xml:space="preserve">接收器孔径或灵敏度提高</w:t>
       </w:r>
       <w:r>
+        <w:rPr>
+          <w:rFonts w:eastAsia="黑体"/>
+        </w:rPr>
         <w:t xml:space="preserve"> </w:t>
       </w:r>
       <w:r>
+        <w:rPr>
+          <w:rFonts w:eastAsia="黑体"/>
+        </w:rPr>
         <w:t xml:space="preserve">→ </w:t>
       </w:r>
       <w:r>
         <w:rPr>
-          <w:rFonts w:hint="eastAsia"/>
+          <w:rFonts w:hint="eastAsia" w:eastAsia="黑体"/>
         </w:rPr>
         <w:t xml:space="preserve">弱反射目标（低反射率、远距）检测能力增强。</w:t>
       </w:r>
@@ -1962,7 +2215,7 @@
       </w:pPr>
       <w:r>
         <w:rPr>
-          <w:rFonts w:hint="eastAsia"/>
+          <w:rFonts w:hint="eastAsia" w:eastAsia="黑体"/>
         </w:rPr>
         <w:t xml:space="preserve">典型参数示例</w:t>
       </w:r>
@@ -1977,11 +2230,14 @@
       </w:pPr>
       <w:r>
         <w:rPr>
-          <w:rFonts w:hint="eastAsia"/>
+          <w:rFonts w:hint="eastAsia" w:eastAsia="黑体"/>
         </w:rPr>
         <w:t xml:space="preserve">相位法取</w:t>
       </w:r>
       <w:r>
+        <w:rPr>
+          <w:rFonts w:eastAsia="黑体"/>
+        </w:rPr>
         <w:t xml:space="preserve"> </w:t>
       </w:r>
       <m:oMath>
@@ -2060,11 +2316,14 @@
       </m:oMath>
       <w:r>
         <w:rPr>
-          <w:rFonts w:hint="eastAsia"/>
+          <w:rFonts w:hint="eastAsia" w:eastAsia="黑体"/>
         </w:rPr>
         <w:t xml:space="preserve">：最大无模糊距离</w:t>
       </w:r>
       <w:r>
+        <w:rPr>
+          <w:rFonts w:eastAsia="黑体"/>
+        </w:rPr>
         <w:t xml:space="preserve"> </w:t>
       </w:r>
       <m:oMath>
@@ -2162,6 +2421,9 @@
         </m:r>
       </m:oMath>
       <w:r>
+        <w:rPr>
+          <w:rFonts w:eastAsia="黑体"/>
+        </w:rPr>
         <w:t xml:space="preserve">。</w:t>
       </w:r>
     </w:p>
@@ -2175,20 +2437,26 @@
       </w:pPr>
       <w:r>
         <w:rPr>
-          <w:rFonts w:hint="eastAsia"/>
+          <w:rFonts w:hint="eastAsia" w:eastAsia="黑体"/>
         </w:rPr>
         <w:t xml:space="preserve">直接</w:t>
       </w:r>
       <w:r>
+        <w:rPr>
+          <w:rFonts w:eastAsia="黑体"/>
+        </w:rPr>
         <w:t xml:space="preserve"> TOF </w:t>
       </w:r>
       <w:r>
         <w:rPr>
-          <w:rFonts w:hint="eastAsia"/>
+          <w:rFonts w:hint="eastAsia" w:eastAsia="黑体"/>
         </w:rPr>
         <w:t xml:space="preserve">取时间分辨率</w:t>
       </w:r>
       <w:r>
+        <w:rPr>
+          <w:rFonts w:eastAsia="黑体"/>
+        </w:rPr>
         <w:t xml:space="preserve"> </w:t>
       </w:r>
       <m:oMath>
@@ -2223,11 +2491,14 @@
       </m:oMath>
       <w:r>
         <w:rPr>
-          <w:rFonts w:hint="eastAsia"/>
+          <w:rFonts w:hint="eastAsia" w:eastAsia="黑体"/>
         </w:rPr>
         <w:t xml:space="preserve">：距离分辨率</w:t>
       </w:r>
       <w:r>
+        <w:rPr>
+          <w:rFonts w:eastAsia="黑体"/>
+        </w:rPr>
         <w:t xml:space="preserve"> </w:t>
       </w:r>
       <m:oMath>
@@ -2333,6 +2604,9 @@
         </m:r>
       </m:oMath>
       <w:r>
+        <w:rPr>
+          <w:rFonts w:eastAsia="黑体"/>
+        </w:rPr>
         <w:t xml:space="preserve">。</w:t>
       </w:r>
     </w:p>
@@ -2344,7 +2618,7 @@
       </w:pPr>
       <w:r>
         <w:rPr>
-          <w:rFonts w:hint="eastAsia"/>
+          <w:rFonts w:hint="eastAsia" w:eastAsia="黑体"/>
         </w:rPr>
         <w:t xml:space="preserve">常见器件型号</w:t>
       </w:r>
@@ -2359,16 +2633,19 @@
       </w:pPr>
       <w:r>
         <w:rPr>
-          <w:rFonts w:hint="eastAsia"/>
+          <w:rFonts w:hint="eastAsia" w:eastAsia="黑体"/>
         </w:rPr>
         <w:t xml:space="preserve">集成</w:t>
       </w:r>
       <w:r>
+        <w:rPr>
+          <w:rFonts w:eastAsia="黑体"/>
+        </w:rPr>
         <w:t xml:space="preserve"> TOF </w:t>
       </w:r>
       <w:r>
         <w:rPr>
-          <w:rFonts w:hint="eastAsia"/>
+          <w:rFonts w:hint="eastAsia" w:eastAsia="黑体"/>
         </w:rPr>
         <w:t xml:space="preserve">测距芯片：VL53L0X、VL53L1X、VL6180X（ST）。</w:t>
       </w:r>
@@ -2383,16 +2660,19 @@
       </w:pPr>
       <w:r>
         <w:rPr>
-          <w:rFonts w:hint="eastAsia"/>
+          <w:rFonts w:hint="eastAsia" w:eastAsia="黑体"/>
         </w:rPr>
         <w:t xml:space="preserve">高精度</w:t>
       </w:r>
       <w:r>
+        <w:rPr>
+          <w:rFonts w:eastAsia="黑体"/>
+        </w:rPr>
         <w:t xml:space="preserve"> </w:t>
       </w:r>
       <w:r>
         <w:rPr>
-          <w:rFonts w:hint="eastAsia"/>
+          <w:rFonts w:hint="eastAsia" w:eastAsia="黑体"/>
         </w:rPr>
         <w:t xml:space="preserve">TDC：TDC-GP22、TDC7200。</w:t>
       </w:r>
@@ -2406,11 +2686,14 @@
         </w:numPr>
       </w:pPr>
       <w:r>
+        <w:rPr>
+          <w:rFonts w:eastAsia="黑体"/>
+        </w:rPr>
         <w:t xml:space="preserve">VCSEL / </w:t>
       </w:r>
       <w:r>
         <w:rPr>
-          <w:rFonts w:hint="eastAsia"/>
+          <w:rFonts w:hint="eastAsia" w:eastAsia="黑体"/>
         </w:rPr>
         <w:t xml:space="preserve">激光二极管驱动：常用：按需选型。</w:t>
       </w:r>
@@ -2423,7 +2706,7 @@
       </w:pPr>
       <w:r>
         <w:rPr>
-          <w:rFonts w:hint="eastAsia"/>
+          <w:rFonts w:hint="eastAsia" w:eastAsia="黑体"/>
         </w:rPr>
         <w:t xml:space="preserve">注意事项</w:t>
       </w:r>
@@ -2438,16 +2721,19 @@
       </w:pPr>
       <w:r>
         <w:rPr>
-          <w:rFonts w:hint="eastAsia"/>
+          <w:rFonts w:hint="eastAsia" w:eastAsia="黑体"/>
         </w:rPr>
         <w:t xml:space="preserve">激光需满足人眼安全规范（Class</w:t>
       </w:r>
       <w:r>
+        <w:rPr>
+          <w:rFonts w:eastAsia="黑体"/>
+        </w:rPr>
         <w:t xml:space="preserve"> </w:t>
       </w:r>
       <w:r>
         <w:rPr>
-          <w:rFonts w:hint="eastAsia"/>
+          <w:rFonts w:hint="eastAsia" w:eastAsia="黑体"/>
         </w:rPr>
         <w:t xml:space="preserve">1），控制峰值功率与脉冲宽度。</w:t>
       </w:r>
@@ -2462,7 +2748,7 @@
       </w:pPr>
       <w:r>
         <w:rPr>
-          <w:rFonts w:hint="eastAsia"/>
+          <w:rFonts w:hint="eastAsia" w:eastAsia="黑体"/>
         </w:rPr>
         <w:t xml:space="preserve">强环境光、玻璃反射、低反射率目标会引入误差，需做抗扰与多区测量。</w:t>
       </w:r>
@@ -2477,16 +2763,19 @@
       </w:pPr>
       <w:r>
         <w:rPr>
-          <w:rFonts w:hint="eastAsia"/>
+          <w:rFonts w:hint="eastAsia" w:eastAsia="黑体"/>
         </w:rPr>
         <w:t xml:space="preserve">测距量程受最大无模糊距离限制，间接</w:t>
       </w:r>
       <w:r>
+        <w:rPr>
+          <w:rFonts w:eastAsia="黑体"/>
+        </w:rPr>
         <w:t xml:space="preserve"> TOF </w:t>
       </w:r>
       <w:r>
         <w:rPr>
-          <w:rFonts w:hint="eastAsia"/>
+          <w:rFonts w:hint="eastAsia" w:eastAsia="黑体"/>
         </w:rPr>
         <w:t xml:space="preserve">需在分辨率与量程间折中调制频率。</w:t>
       </w:r>
@@ -2499,7 +2788,7 @@
       </w:pPr>
       <w:r>
         <w:rPr>
-          <w:rFonts w:hint="eastAsia"/>
+          <w:rFonts w:hint="eastAsia" w:eastAsia="黑体"/>
         </w:rPr>
         <w:t xml:space="preserve">参考资料</w:t>
       </w:r>
@@ -2513,6 +2802,9 @@
         </w:numPr>
       </w:pPr>
       <w:r>
+        <w:rPr>
+          <w:rFonts w:eastAsia="黑体"/>
+        </w:rPr>
         <w:t xml:space="preserve">Wikipedia: Time-of-flight camera。</w:t>
       </w:r>
     </w:p>
@@ -2525,11 +2817,14 @@
         </w:numPr>
       </w:pPr>
       <w:r>
+        <w:rPr>
+          <w:rFonts w:eastAsia="黑体"/>
+        </w:rPr>
         <w:t xml:space="preserve">ST VL53L0X </w:t>
       </w:r>
       <w:r>
         <w:rPr>
-          <w:rFonts w:hint="eastAsia"/>
+          <w:rFonts w:hint="eastAsia" w:eastAsia="黑体"/>
         </w:rPr>
         <w:t xml:space="preserve">官方数据手册与产品页。</w:t>
       </w:r>
@@ -2543,11 +2838,14 @@
         </w:numPr>
       </w:pPr>
       <w:r>
+        <w:rPr>
+          <w:rFonts w:eastAsia="黑体"/>
+        </w:rPr>
         <w:t xml:space="preserve">TI TDC7200 </w:t>
       </w:r>
       <w:r>
         <w:rPr>
-          <w:rFonts w:hint="eastAsia"/>
+          <w:rFonts w:hint="eastAsia" w:eastAsia="黑体"/>
         </w:rPr>
         <w:t xml:space="preserve">产品页。</w:t>
       </w:r>
@@ -2561,11 +2859,11 @@
       </w:pPr>
       <w:r>
         <w:rPr>
-          <w:rFonts w:ascii="Times New Roman" w:hAnsi="Times New Roman"/>
+          <w:rFonts w:ascii="Times New Roman" w:hAnsi="Times New Roman" w:eastAsia="黑体"/>
           <w:color w:val="555555"/>
           <w:sz w:val="21"/>
         </w:rPr>
-        <w:t>材料收集者：杜文杰</w:t>
+        <w:t>材料收集者：杜文杰，WX手机：19519196569，QQ:3478827729</w:t>
       </w:r>
     </w:p>
     <w:sectPr>
@@ -2585,7 +2883,7 @@
 </file>
 
 <file path=word/footer1.xml><?xml version="1.0" encoding="utf-8"?>
-<w:ftr xmlns:m="http://schemas.openxmlformats.org/officeDocument/2006/math" xmlns:mc="http://schemas.openxmlformats.org/markup-compatibility/2006" xmlns:mo="http://schemas.microsoft.com/office/mac/office/2008/main" xmlns:mv="urn:schemas-microsoft-com:mac:vml" xmlns:o="urn:schemas-microsoft-com:office:office" xmlns:r="http://schemas.openxmlformats.org/officeDocument/2006/relationships" xmlns:v="urn:schemas-microsoft-com:vml" xmlns:w10="urn:schemas-microsoft-com:office:word" xmlns:w14="http://schemas.microsoft.com/office/word/2010/wordml" xmlns:w="http://schemas.openxmlformats.org/wordprocessingml/2006/main" xmlns:wne="http://schemas.microsoft.com/office/word/2006/wordml" xmlns:wp14="http://schemas.microsoft.com/office/word/2010/wordprocessingDrawing" xmlns:wp="http://schemas.openxmlformats.org/drawingml/2006/wordprocessingDrawing" xmlns:wpc="http://schemas.microsoft.com/office/word/2010/wordprocessingCanvas" xmlns:wpg="http://schemas.microsoft.com/office/word/2010/wordprocessingGroup" xmlns:wpi="http://schemas.microsoft.com/office/word/2010/wordprocessingInk" xmlns:wps="http://schemas.microsoft.com/office/word/2010/wordprocessingShape" mc:Ignorable="w14 wp14">
+<w:ftr xmlns:mc="http://schemas.openxmlformats.org/markup-compatibility/2006" xmlns:w="http://schemas.openxmlformats.org/wordprocessingml/2006/main" xmlns:m="http://schemas.openxmlformats.org/officeDocument/2006/math" xmlns:mo="http://schemas.microsoft.com/office/mac/office/2008/main" xmlns:mv="urn:schemas-microsoft-com:mac:vml" xmlns:o="urn:schemas-microsoft-com:office:office" xmlns:r="http://schemas.openxmlformats.org/officeDocument/2006/relationships" xmlns:v="urn:schemas-microsoft-com:vml" xmlns:w10="urn:schemas-microsoft-com:office:word" xmlns:w14="http://schemas.microsoft.com/office/word/2010/wordml" xmlns:wne="http://schemas.microsoft.com/office/word/2006/wordml" xmlns:wp14="http://schemas.microsoft.com/office/word/2010/wordprocessingDrawing" xmlns:wp="http://schemas.openxmlformats.org/drawingml/2006/wordprocessingDrawing" xmlns:wpc="http://schemas.microsoft.com/office/word/2010/wordprocessingCanvas" xmlns:wpg="http://schemas.microsoft.com/office/word/2010/wordprocessingGroup" xmlns:wpi="http://schemas.microsoft.com/office/word/2010/wordprocessingInk" xmlns:wps="http://schemas.microsoft.com/office/word/2010/wordprocessingShape" mc:Ignorable="w14 wp14">
   <w:p>
     <w:pPr>
       <w:pStyle w:val="Footer"/>
@@ -2593,12 +2891,14 @@
     </w:pPr>
     <w:r>
       <w:rPr>
+        <w:rFonts w:eastAsia="黑体"/>
         <w:sz w:val="18"/>
       </w:rPr>
       <w:t xml:space="preserve">第 </w:t>
     </w:r>
     <w:r>
       <w:rPr>
+        <w:rFonts w:eastAsia="黑体"/>
         <w:sz w:val="18"/>
       </w:rPr>
       <w:fldChar w:fldCharType="begin"/>
@@ -2607,6 +2907,7 @@
     </w:r>
     <w:r>
       <w:rPr>
+        <w:rFonts w:eastAsia="黑体"/>
         <w:sz w:val="18"/>
       </w:rPr>
       <w:t xml:space="preserve"> 页</w:t>
@@ -2620,6 +2921,9 @@
   <w:footnote w:type="continuationSeparator" w:id="0">
     <w:p>
       <w:r>
+        <w:rPr>
+          <w:rFonts w:eastAsia="黑体"/>
+        </w:rPr>
         <w:continuationSeparator/>
       </w:r>
     </w:p>
@@ -2627,6 +2931,9 @@
   <w:footnote w:type="separator" w:id="-1">
     <w:p>
       <w:r>
+        <w:rPr>
+          <w:rFonts w:eastAsia="黑体"/>
+        </w:rPr>
         <w:separator/>
       </w:r>
     </w:p>
@@ -2635,7 +2942,7 @@
 </file>
 
 <file path=word/header1.xml><?xml version="1.0" encoding="utf-8"?>
-<w:hdr xmlns:m="http://schemas.openxmlformats.org/officeDocument/2006/math" xmlns:mc="http://schemas.openxmlformats.org/markup-compatibility/2006" xmlns:mo="http://schemas.microsoft.com/office/mac/office/2008/main" xmlns:mv="urn:schemas-microsoft-com:mac:vml" xmlns:o="urn:schemas-microsoft-com:office:office" xmlns:r="http://schemas.openxmlformats.org/officeDocument/2006/relationships" xmlns:v="urn:schemas-microsoft-com:vml" xmlns:w10="urn:schemas-microsoft-com:office:word" xmlns:w14="http://schemas.microsoft.com/office/word/2010/wordml" xmlns:w="http://schemas.openxmlformats.org/wordprocessingml/2006/main" xmlns:wne="http://schemas.microsoft.com/office/word/2006/wordml" xmlns:wp14="http://schemas.microsoft.com/office/word/2010/wordprocessingDrawing" xmlns:wp="http://schemas.openxmlformats.org/drawingml/2006/wordprocessingDrawing" xmlns:wpc="http://schemas.microsoft.com/office/word/2010/wordprocessingCanvas" xmlns:wpg="http://schemas.microsoft.com/office/word/2010/wordprocessingGroup" xmlns:wpi="http://schemas.microsoft.com/office/word/2010/wordprocessingInk" xmlns:wps="http://schemas.microsoft.com/office/word/2010/wordprocessingShape" mc:Ignorable="w14 wp14">
+<w:hdr xmlns:mc="http://schemas.openxmlformats.org/markup-compatibility/2006" xmlns:w="http://schemas.openxmlformats.org/wordprocessingml/2006/main" xmlns:m="http://schemas.openxmlformats.org/officeDocument/2006/math" xmlns:mo="http://schemas.microsoft.com/office/mac/office/2008/main" xmlns:mv="urn:schemas-microsoft-com:mac:vml" xmlns:o="urn:schemas-microsoft-com:office:office" xmlns:r="http://schemas.openxmlformats.org/officeDocument/2006/relationships" xmlns:v="urn:schemas-microsoft-com:vml" xmlns:w10="urn:schemas-microsoft-com:office:word" xmlns:w14="http://schemas.microsoft.com/office/word/2010/wordml" xmlns:wne="http://schemas.microsoft.com/office/word/2006/wordml" xmlns:wp14="http://schemas.microsoft.com/office/word/2010/wordprocessingDrawing" xmlns:wp="http://schemas.openxmlformats.org/drawingml/2006/wordprocessingDrawing" xmlns:wpc="http://schemas.microsoft.com/office/word/2010/wordprocessingCanvas" xmlns:wpg="http://schemas.microsoft.com/office/word/2010/wordprocessingGroup" xmlns:wpi="http://schemas.microsoft.com/office/word/2010/wordprocessingInk" xmlns:wps="http://schemas.microsoft.com/office/word/2010/wordprocessingShape" mc:Ignorable="w14 wp14">
   <w:p>
     <w:pPr>
       <w:pStyle w:val="Header"/>
@@ -2643,7 +2950,7 @@
     </w:pPr>
     <w:r>
       <w:rPr>
-        <w:rFonts w:ascii="Times New Roman" w:hAnsi="Times New Roman"/>
+        <w:rFonts w:ascii="Times New Roman" w:hAnsi="Times New Roman" w:eastAsia="黑体"/>
         <w:sz w:val="18"/>
         <w:rFonts w:eastAsia="黑体"/>
         <w:rFonts w:eastAsia="黑体"/>
@@ -2655,7 +2962,7 @@
 </file>
 
 <file path=word/numbering.xml><?xml version="1.0" encoding="utf-8"?>
-<w:numbering xmlns:m="http://schemas.openxmlformats.org/officeDocument/2006/math" xmlns:mc="http://schemas.openxmlformats.org/markup-compatibility/2006" xmlns:mo="http://schemas.microsoft.com/office/mac/office/2008/main" xmlns:mv="urn:schemas-microsoft-com:mac:vml" xmlns:o="urn:schemas-microsoft-com:office:office" xmlns:r="http://schemas.openxmlformats.org/officeDocument/2006/relationships" xmlns:v="urn:schemas-microsoft-com:vml" xmlns:w="http://schemas.openxmlformats.org/wordprocessingml/2006/main" xmlns:w10="urn:schemas-microsoft-com:office:word" xmlns:w14="http://schemas.microsoft.com/office/word/2010/wordml" xmlns:wne="http://schemas.microsoft.com/office/word/2006/wordml" xmlns:wp="http://schemas.openxmlformats.org/drawingml/2006/wordprocessingDrawing" xmlns:wp14="http://schemas.microsoft.com/office/word/2010/wordprocessingDrawing" xmlns:wpc="http://schemas.microsoft.com/office/word/2010/wordprocessingCanvas" xmlns:wpg="http://schemas.microsoft.com/office/word/2010/wordprocessingGroup" xmlns:wpi="http://schemas.microsoft.com/office/word/2010/wordprocessingInk" xmlns:wps="http://schemas.microsoft.com/office/word/2010/wordprocessingShape" mc:Ignorable="w14 wp14">
+<w:numbering xmlns:mc="http://schemas.openxmlformats.org/markup-compatibility/2006" xmlns:w="http://schemas.openxmlformats.org/wordprocessingml/2006/main" xmlns:m="http://schemas.openxmlformats.org/officeDocument/2006/math" xmlns:mo="http://schemas.microsoft.com/office/mac/office/2008/main" xmlns:mv="urn:schemas-microsoft-com:mac:vml" xmlns:o="urn:schemas-microsoft-com:office:office" xmlns:r="http://schemas.openxmlformats.org/officeDocument/2006/relationships" xmlns:v="urn:schemas-microsoft-com:vml" xmlns:w10="urn:schemas-microsoft-com:office:word" xmlns:w14="http://schemas.microsoft.com/office/word/2010/wordml" xmlns:wne="http://schemas.microsoft.com/office/word/2006/wordml" xmlns:wp="http://schemas.openxmlformats.org/drawingml/2006/wordprocessingDrawing" xmlns:wp14="http://schemas.microsoft.com/office/word/2010/wordprocessingDrawing" xmlns:wpc="http://schemas.microsoft.com/office/word/2010/wordprocessingCanvas" xmlns:wpg="http://schemas.microsoft.com/office/word/2010/wordprocessingGroup" xmlns:wpi="http://schemas.microsoft.com/office/word/2010/wordprocessingInk" xmlns:wps="http://schemas.microsoft.com/office/word/2010/wordprocessingShape" mc:Ignorable="w14 wp14">
   <w:abstractNum w:abstractNumId="0">
     <w:nsid w:val="FFFFFF7C"/>
     <w:multiLevelType w:val="singleLevel"/>
@@ -2742,7 +3049,7 @@
         <w:ind w:hanging="360" w:left="1440"/>
       </w:pPr>
       <w:rPr>
-        <w:rFonts w:ascii="Symbol" w:hAnsi="Symbol" w:hint="default"/>
+        <w:rFonts w:ascii="Symbol" w:hAnsi="Symbol" w:hint="default" w:eastAsia="黑体"/>
       </w:rPr>
     </w:lvl>
   </w:abstractNum>
@@ -2763,7 +3070,7 @@
         <w:ind w:hanging="360" w:left="1080"/>
       </w:pPr>
       <w:rPr>
-        <w:rFonts w:ascii="Symbol" w:hAnsi="Symbol" w:hint="default"/>
+        <w:rFonts w:ascii="Symbol" w:hAnsi="Symbol" w:hint="default" w:eastAsia="黑体"/>
       </w:rPr>
     </w:lvl>
   </w:abstractNum>
@@ -2784,7 +3091,7 @@
         <w:ind w:hanging="360" w:left="720"/>
       </w:pPr>
       <w:rPr>
-        <w:rFonts w:ascii="Symbol" w:hAnsi="Symbol" w:hint="default"/>
+        <w:rFonts w:ascii="Symbol" w:hAnsi="Symbol" w:hint="default" w:eastAsia="黑体"/>
       </w:rPr>
     </w:lvl>
   </w:abstractNum>
@@ -2823,7 +3130,7 @@
         <w:ind w:hanging="360" w:left="360"/>
       </w:pPr>
       <w:rPr>
-        <w:rFonts w:ascii="Symbol" w:hAnsi="Symbol" w:hint="default"/>
+        <w:rFonts w:ascii="Symbol" w:hAnsi="Symbol" w:hint="default" w:eastAsia="黑体"/>
       </w:rPr>
     </w:lvl>
   </w:abstractNum>
@@ -2914,7 +3221,7 @@
         <w:ind w:left="720" w:hanging="360"/>
       </w:pPr>
       <w:rPr>
-        <w:rFonts w:ascii="Symbol" w:hAnsi="Symbol" w:cs="Symbol" w:hint="default"/>
+        <w:rFonts w:ascii="Symbol" w:hAnsi="Symbol" w:cs="Symbol" w:hint="default" w:eastAsia="黑体"/>
       </w:rPr>
     </w:lvl>
     <w:lvl w:ilvl="1">
@@ -2925,7 +3232,7 @@
         <w:ind w:left="1440" w:hanging="360"/>
       </w:pPr>
       <w:rPr>
-        <w:rFonts w:ascii="Courier New" w:hAnsi="Courier New" w:cs="Courier New" w:hint="default"/>
+        <w:rFonts w:ascii="Courier New" w:hAnsi="Courier New" w:cs="Courier New" w:hint="default" w:eastAsia="黑体"/>
       </w:rPr>
     </w:lvl>
     <w:lvl w:ilvl="2">
@@ -2936,7 +3243,7 @@
         <w:ind w:left="2160" w:hanging="360"/>
       </w:pPr>
       <w:rPr>
-        <w:rFonts w:ascii="Wingdings" w:hAnsi="Wingdings" w:cs="Wingdings" w:hint="default"/>
+        <w:rFonts w:ascii="Wingdings" w:hAnsi="Wingdings" w:cs="Wingdings" w:hint="default" w:eastAsia="黑体"/>
       </w:rPr>
     </w:lvl>
     <w:lvl w:ilvl="3">
@@ -2947,7 +3254,7 @@
         <w:ind w:left="2880" w:hanging="360"/>
       </w:pPr>
       <w:rPr>
-        <w:rFonts w:ascii="Symbol" w:hAnsi="Symbol" w:cs="Symbol" w:hint="default"/>
+        <w:rFonts w:ascii="Symbol" w:hAnsi="Symbol" w:cs="Symbol" w:hint="default" w:eastAsia="黑体"/>
       </w:rPr>
     </w:lvl>
     <w:lvl w:ilvl="4">
@@ -2958,7 +3265,7 @@
         <w:ind w:left="3600" w:hanging="360"/>
       </w:pPr>
       <w:rPr>
-        <w:rFonts w:ascii="Courier New" w:hAnsi="Courier New" w:cs="Courier New" w:hint="default"/>
+        <w:rFonts w:ascii="Courier New" w:hAnsi="Courier New" w:cs="Courier New" w:hint="default" w:eastAsia="黑体"/>
       </w:rPr>
     </w:lvl>
     <w:lvl w:ilvl="5">
@@ -2969,7 +3276,7 @@
         <w:ind w:left="4320" w:hanging="360"/>
       </w:pPr>
       <w:rPr>
-        <w:rFonts w:ascii="Wingdings" w:hAnsi="Wingdings" w:cs="Wingdings" w:hint="default"/>
+        <w:rFonts w:ascii="Wingdings" w:hAnsi="Wingdings" w:cs="Wingdings" w:hint="default" w:eastAsia="黑体"/>
       </w:rPr>
     </w:lvl>
     <w:lvl w:ilvl="6">
@@ -2980,7 +3287,7 @@
         <w:ind w:left="5040" w:hanging="360"/>
       </w:pPr>
       <w:rPr>
-        <w:rFonts w:ascii="Symbol" w:hAnsi="Symbol" w:cs="Symbol" w:hint="default"/>
+        <w:rFonts w:ascii="Symbol" w:hAnsi="Symbol" w:cs="Symbol" w:hint="default" w:eastAsia="黑体"/>
       </w:rPr>
     </w:lvl>
     <w:lvl w:ilvl="7">
@@ -2991,7 +3298,7 @@
         <w:ind w:left="5760" w:hanging="360"/>
       </w:pPr>
       <w:rPr>
-        <w:rFonts w:ascii="Courier New" w:hAnsi="Courier New" w:cs="Courier New" w:hint="default"/>
+        <w:rFonts w:ascii="Courier New" w:hAnsi="Courier New" w:cs="Courier New" w:hint="default" w:eastAsia="黑体"/>
       </w:rPr>
     </w:lvl>
     <w:lvl w:ilvl="8">
@@ -3002,7 +3309,7 @@
         <w:ind w:left="6480" w:hanging="360"/>
       </w:pPr>
       <w:rPr>
-        <w:rFonts w:ascii="Wingdings" w:hAnsi="Wingdings" w:cs="Wingdings" w:hint="default"/>
+        <w:rFonts w:ascii="Wingdings" w:hAnsi="Wingdings" w:cs="Wingdings" w:hint="default" w:eastAsia="黑体"/>
       </w:rPr>
     </w:lvl>
   </w:abstractNum>
@@ -3058,11 +3365,11 @@
 </file>
 
 <file path=word/styles.xml><?xml version="1.0" encoding="utf-8"?>
-<w:styles xmlns:mc="http://schemas.openxmlformats.org/markup-compatibility/2006" xmlns:r="http://schemas.openxmlformats.org/officeDocument/2006/relationships" xmlns:w="http://schemas.openxmlformats.org/wordprocessingml/2006/main" xmlns:w14="http://schemas.microsoft.com/office/word/2010/wordml" mc:Ignorable="w14">
+<w:styles xmlns:mc="http://schemas.openxmlformats.org/markup-compatibility/2006" xmlns:w="http://schemas.openxmlformats.org/wordprocessingml/2006/main" xmlns:r="http://schemas.openxmlformats.org/officeDocument/2006/relationships" xmlns:w14="http://schemas.microsoft.com/office/word/2010/wordml" mc:Ignorable="w14">
   <w:docDefaults>
     <w:rPrDefault>
       <w:rPr>
-        <w:rFonts w:asciiTheme="minorHAnsi" w:cstheme="minorBidi" w:eastAsiaTheme="minorEastAsia" w:hAnsiTheme="minorHAnsi"/>
+        <w:rFonts w:asciiTheme="minorHAnsi" w:cstheme="minorBidi" w:hAnsiTheme="minorHAnsi" w:eastAsia="黑体"/>
         <w:sz w:val="22"/>
         <w:szCs w:val="22"/>
         <w:lang w:bidi="ar-SA" w:eastAsia="en-US" w:val="en-US"/>
@@ -3284,7 +3591,7 @@
       <w:outlineLvl w:val="0"/>
     </w:pPr>
     <w:rPr>
-      <w:rFonts w:ascii="Times New Roman" w:asciiTheme="majorHAnsi" w:cstheme="majorBidi" w:eastAsia="黑体" w:eastAsiaTheme="majorEastAsia" w:hAnsi="Times New Roman" w:hAnsiTheme="majorHAnsi"/>
+      <w:rFonts w:ascii="Times New Roman" w:asciiTheme="majorHAnsi" w:cstheme="majorBidi" w:eastAsia="黑体" w:hAnsi="Times New Roman" w:hAnsiTheme="majorHAnsi"/>
       <w:b/>
       <w:bCs/>
       <w:color w:val="1F3864"/>
@@ -3308,7 +3615,7 @@
       <w:outlineLvl w:val="1"/>
     </w:pPr>
     <w:rPr>
-      <w:rFonts w:ascii="Times New Roman" w:asciiTheme="majorHAnsi" w:cstheme="majorBidi" w:eastAsia="黑体" w:eastAsiaTheme="majorEastAsia" w:hAnsi="Times New Roman" w:hAnsiTheme="majorHAnsi"/>
+      <w:rFonts w:ascii="Times New Roman" w:asciiTheme="majorHAnsi" w:cstheme="majorBidi" w:eastAsia="黑体" w:hAnsi="Times New Roman" w:hAnsiTheme="majorHAnsi"/>
       <w:b/>
       <w:bCs/>
       <w:color w:val="2E4E7E"/>
@@ -3332,7 +3639,7 @@
       <w:outlineLvl w:val="2"/>
     </w:pPr>
     <w:rPr>
-      <w:rFonts w:ascii="Times New Roman" w:asciiTheme="majorHAnsi" w:cstheme="majorBidi" w:eastAsia="黑体" w:eastAsiaTheme="majorEastAsia" w:hAnsi="Times New Roman" w:hAnsiTheme="majorHAnsi"/>
+      <w:rFonts w:ascii="Times New Roman" w:asciiTheme="majorHAnsi" w:cstheme="majorBidi" w:eastAsia="黑体" w:hAnsi="Times New Roman" w:hAnsiTheme="majorHAnsi"/>
       <w:b/>
       <w:bCs/>
       <w:color w:val="2E4E7E"/>
@@ -3356,7 +3663,7 @@
       <w:outlineLvl w:val="3"/>
     </w:pPr>
     <w:rPr>
-      <w:rFonts w:ascii="Times New Roman" w:asciiTheme="majorHAnsi" w:cstheme="majorBidi" w:eastAsia="黑体" w:eastAsiaTheme="majorEastAsia" w:hAnsi="Times New Roman" w:hAnsiTheme="majorHAnsi"/>
+      <w:rFonts w:ascii="Times New Roman" w:asciiTheme="majorHAnsi" w:cstheme="majorBidi" w:eastAsia="黑体" w:hAnsi="Times New Roman" w:hAnsiTheme="majorHAnsi"/>
       <w:b/>
       <w:bCs/>
       <w:i/>
@@ -3382,7 +3689,7 @@
       <w:outlineLvl w:val="4"/>
     </w:pPr>
     <w:rPr>
-      <w:rFonts w:ascii="Times New Roman" w:asciiTheme="majorHAnsi" w:cstheme="majorBidi" w:eastAsia="黑体" w:eastAsiaTheme="majorEastAsia" w:hAnsi="Times New Roman" w:hAnsiTheme="majorHAnsi"/>
+      <w:rFonts w:ascii="Times New Roman" w:asciiTheme="majorHAnsi" w:cstheme="majorBidi" w:eastAsia="黑体" w:hAnsi="Times New Roman" w:hAnsiTheme="majorHAnsi"/>
       <w:b/>
       <w:color w:val="333333"/>
       <w:sz w:val="22"/>
@@ -3405,7 +3712,7 @@
       <w:outlineLvl w:val="5"/>
     </w:pPr>
     <w:rPr>
-      <w:rFonts w:asciiTheme="majorHAnsi" w:cstheme="majorBidi" w:eastAsiaTheme="majorEastAsia" w:hAnsiTheme="majorHAnsi"/>
+      <w:rFonts w:asciiTheme="majorHAnsi" w:cstheme="majorBidi" w:hAnsiTheme="majorHAnsi" w:eastAsia="黑体"/>
       <w:i/>
       <w:iCs/>
       <w:color w:themeColor="accent1" w:themeShade="7F" w:val="243F60"/>
@@ -3428,7 +3735,7 @@
       <w:outlineLvl w:val="6"/>
     </w:pPr>
     <w:rPr>
-      <w:rFonts w:asciiTheme="majorHAnsi" w:cstheme="majorBidi" w:eastAsiaTheme="majorEastAsia" w:hAnsiTheme="majorHAnsi"/>
+      <w:rFonts w:asciiTheme="majorHAnsi" w:cstheme="majorBidi" w:hAnsiTheme="majorHAnsi" w:eastAsia="黑体"/>
       <w:i/>
       <w:iCs/>
       <w:color w:themeColor="text1" w:themeTint="BF" w:val="404040"/>
@@ -3451,7 +3758,7 @@
       <w:outlineLvl w:val="7"/>
     </w:pPr>
     <w:rPr>
-      <w:rFonts w:asciiTheme="majorHAnsi" w:cstheme="majorBidi" w:eastAsiaTheme="majorEastAsia" w:hAnsiTheme="majorHAnsi"/>
+      <w:rFonts w:asciiTheme="majorHAnsi" w:cstheme="majorBidi" w:hAnsiTheme="majorHAnsi" w:eastAsia="黑体"/>
       <w:color w:themeColor="accent1" w:val="4F81BD"/>
       <w:sz w:val="20"/>
       <w:szCs w:val="20"/>
@@ -3474,7 +3781,7 @@
       <w:outlineLvl w:val="8"/>
     </w:pPr>
     <w:rPr>
-      <w:rFonts w:asciiTheme="majorHAnsi" w:cstheme="majorBidi" w:eastAsiaTheme="majorEastAsia" w:hAnsiTheme="majorHAnsi"/>
+      <w:rFonts w:asciiTheme="majorHAnsi" w:cstheme="majorBidi" w:hAnsiTheme="majorHAnsi" w:eastAsia="黑体"/>
       <w:i/>
       <w:iCs/>
       <w:color w:themeColor="text1" w:themeTint="BF" w:val="404040"/>
@@ -3525,7 +3832,7 @@
     <w:uiPriority w:val="9"/>
     <w:rsid w:val="00FC693F"/>
     <w:rPr>
-      <w:rFonts w:asciiTheme="majorHAnsi" w:cstheme="majorBidi" w:eastAsiaTheme="majorEastAsia" w:hAnsiTheme="majorHAnsi"/>
+      <w:rFonts w:asciiTheme="majorHAnsi" w:cstheme="majorBidi" w:hAnsiTheme="majorHAnsi" w:eastAsia="黑体"/>
       <w:b/>
       <w:bCs/>
       <w:color w:themeColor="accent1" w:themeShade="BF" w:val="365F91"/>
@@ -3540,7 +3847,7 @@
     <w:uiPriority w:val="9"/>
     <w:rsid w:val="00FC693F"/>
     <w:rPr>
-      <w:rFonts w:asciiTheme="majorHAnsi" w:cstheme="majorBidi" w:eastAsiaTheme="majorEastAsia" w:hAnsiTheme="majorHAnsi"/>
+      <w:rFonts w:asciiTheme="majorHAnsi" w:cstheme="majorBidi" w:hAnsiTheme="majorHAnsi" w:eastAsia="黑体"/>
       <w:b/>
       <w:bCs/>
       <w:color w:themeColor="accent1" w:val="4F81BD"/>
@@ -3555,7 +3862,7 @@
     <w:uiPriority w:val="9"/>
     <w:rsid w:val="00FC693F"/>
     <w:rPr>
-      <w:rFonts w:asciiTheme="majorHAnsi" w:cstheme="majorBidi" w:eastAsiaTheme="majorEastAsia" w:hAnsiTheme="majorHAnsi"/>
+      <w:rFonts w:asciiTheme="majorHAnsi" w:cstheme="majorBidi" w:hAnsiTheme="majorHAnsi" w:eastAsia="黑体"/>
       <w:b/>
       <w:bCs/>
       <w:color w:themeColor="accent1" w:val="4F81BD"/>
@@ -3578,7 +3885,7 @@
       <w:contextualSpacing/>
     </w:pPr>
     <w:rPr>
-      <w:rFonts w:ascii="Times New Roman" w:asciiTheme="majorHAnsi" w:cstheme="majorBidi" w:eastAsia="黑体" w:eastAsiaTheme="majorEastAsia" w:hAnsi="Times New Roman" w:hAnsiTheme="majorHAnsi"/>
+      <w:rFonts w:ascii="Times New Roman" w:asciiTheme="majorHAnsi" w:cstheme="majorBidi" w:eastAsia="黑体" w:hAnsi="Times New Roman" w:hAnsiTheme="majorHAnsi"/>
       <w:b/>
       <w:color w:val="1F3864"/>
       <w:spacing w:val="5"/>
@@ -3594,7 +3901,7 @@
     <w:uiPriority w:val="10"/>
     <w:rsid w:val="00FC693F"/>
     <w:rPr>
-      <w:rFonts w:asciiTheme="majorHAnsi" w:cstheme="majorBidi" w:eastAsiaTheme="majorEastAsia" w:hAnsiTheme="majorHAnsi"/>
+      <w:rFonts w:asciiTheme="majorHAnsi" w:cstheme="majorBidi" w:hAnsiTheme="majorHAnsi" w:eastAsia="黑体"/>
       <w:color w:themeColor="text2" w:themeShade="BF" w:val="17365D"/>
       <w:spacing w:val="5"/>
       <w:kern w:val="28"/>
@@ -3616,7 +3923,7 @@
       </w:numPr>
     </w:pPr>
     <w:rPr>
-      <w:rFonts w:asciiTheme="majorHAnsi" w:cstheme="majorBidi" w:eastAsiaTheme="majorEastAsia" w:hAnsiTheme="majorHAnsi"/>
+      <w:rFonts w:asciiTheme="majorHAnsi" w:cstheme="majorBidi" w:hAnsiTheme="majorHAnsi" w:eastAsia="黑体"/>
       <w:i/>
       <w:iCs/>
       <w:color w:themeColor="accent1" w:val="4F81BD"/>
@@ -3632,7 +3939,7 @@
     <w:uiPriority w:val="11"/>
     <w:rsid w:val="00FC693F"/>
     <w:rPr>
-      <w:rFonts w:asciiTheme="majorHAnsi" w:cstheme="majorBidi" w:eastAsiaTheme="majorEastAsia" w:hAnsiTheme="majorHAnsi"/>
+      <w:rFonts w:asciiTheme="majorHAnsi" w:cstheme="majorBidi" w:hAnsiTheme="majorHAnsi" w:eastAsia="黑体"/>
       <w:i/>
       <w:iCs/>
       <w:color w:themeColor="accent1" w:val="4F81BD"/>
@@ -3699,6 +4006,7 @@
       <w:spacing w:after="120"/>
     </w:pPr>
     <w:rPr>
+      <w:rFonts w:eastAsia="黑体"/>
       <w:sz w:val="16"/>
       <w:szCs w:val="16"/>
     </w:rPr>
@@ -3710,6 +4018,7 @@
     <w:uiPriority w:val="99"/>
     <w:rsid w:val="00AA1D8D"/>
     <w:rPr>
+      <w:rFonts w:eastAsia="黑体"/>
       <w:sz w:val="16"/>
       <w:szCs w:val="16"/>
     </w:rPr>
@@ -3879,7 +4188,7 @@
       </w:tabs>
     </w:pPr>
     <w:rPr>
-      <w:rFonts w:ascii="Courier" w:hAnsi="Courier"/>
+      <w:rFonts w:ascii="Courier" w:hAnsi="Courier" w:eastAsia="黑体"/>
       <w:sz w:val="20"/>
       <w:szCs w:val="20"/>
     </w:rPr>
@@ -3891,7 +4200,7 @@
     <w:uiPriority w:val="99"/>
     <w:rsid w:val="0029639D"/>
     <w:rPr>
-      <w:rFonts w:ascii="Courier" w:hAnsi="Courier"/>
+      <w:rFonts w:ascii="Courier" w:hAnsi="Courier" w:eastAsia="黑体"/>
       <w:sz w:val="20"/>
       <w:szCs w:val="20"/>
     </w:rPr>
@@ -3927,6 +4236,7 @@
     <w:uiPriority w:val="29"/>
     <w:rsid w:val="00FC693F"/>
     <w:rPr>
+      <w:rFonts w:eastAsia="黑体"/>
       <w:i/>
       <w:iCs/>
       <w:color w:themeColor="text1" w:val="000000"/>
@@ -3940,7 +4250,7 @@
     <w:semiHidden/>
     <w:rsid w:val="00FC693F"/>
     <w:rPr>
-      <w:rFonts w:asciiTheme="majorHAnsi" w:cstheme="majorBidi" w:eastAsiaTheme="majorEastAsia" w:hAnsiTheme="majorHAnsi"/>
+      <w:rFonts w:asciiTheme="majorHAnsi" w:cstheme="majorBidi" w:hAnsiTheme="majorHAnsi" w:eastAsia="黑体"/>
       <w:b/>
       <w:bCs/>
       <w:i/>
@@ -3956,7 +4266,7 @@
     <w:semiHidden/>
     <w:rsid w:val="00FC693F"/>
     <w:rPr>
-      <w:rFonts w:asciiTheme="majorHAnsi" w:cstheme="majorBidi" w:eastAsiaTheme="majorEastAsia" w:hAnsiTheme="majorHAnsi"/>
+      <w:rFonts w:asciiTheme="majorHAnsi" w:cstheme="majorBidi" w:hAnsiTheme="majorHAnsi" w:eastAsia="黑体"/>
       <w:color w:themeColor="accent1" w:themeShade="7F" w:val="243F60"/>
     </w:rPr>
   </w:style>
@@ -3968,7 +4278,7 @@
     <w:semiHidden/>
     <w:rsid w:val="00FC693F"/>
     <w:rPr>
-      <w:rFonts w:asciiTheme="majorHAnsi" w:cstheme="majorBidi" w:eastAsiaTheme="majorEastAsia" w:hAnsiTheme="majorHAnsi"/>
+      <w:rFonts w:asciiTheme="majorHAnsi" w:cstheme="majorBidi" w:hAnsiTheme="majorHAnsi" w:eastAsia="黑体"/>
       <w:i/>
       <w:iCs/>
       <w:color w:themeColor="accent1" w:themeShade="7F" w:val="243F60"/>
@@ -3982,7 +4292,7 @@
     <w:semiHidden/>
     <w:rsid w:val="00FC693F"/>
     <w:rPr>
-      <w:rFonts w:asciiTheme="majorHAnsi" w:cstheme="majorBidi" w:eastAsiaTheme="majorEastAsia" w:hAnsiTheme="majorHAnsi"/>
+      <w:rFonts w:asciiTheme="majorHAnsi" w:cstheme="majorBidi" w:hAnsiTheme="majorHAnsi" w:eastAsia="黑体"/>
       <w:i/>
       <w:iCs/>
       <w:color w:themeColor="text1" w:themeTint="BF" w:val="404040"/>
@@ -3996,7 +4306,7 @@
     <w:semiHidden/>
     <w:rsid w:val="00FC693F"/>
     <w:rPr>
-      <w:rFonts w:asciiTheme="majorHAnsi" w:cstheme="majorBidi" w:eastAsiaTheme="majorEastAsia" w:hAnsiTheme="majorHAnsi"/>
+      <w:rFonts w:asciiTheme="majorHAnsi" w:cstheme="majorBidi" w:hAnsiTheme="majorHAnsi" w:eastAsia="黑体"/>
       <w:color w:themeColor="accent1" w:val="4F81BD"/>
       <w:sz w:val="20"/>
       <w:szCs w:val="20"/>
@@ -4010,7 +4320,7 @@
     <w:semiHidden/>
     <w:rsid w:val="00FC693F"/>
     <w:rPr>
-      <w:rFonts w:asciiTheme="majorHAnsi" w:cstheme="majorBidi" w:eastAsiaTheme="majorEastAsia" w:hAnsiTheme="majorHAnsi"/>
+      <w:rFonts w:asciiTheme="majorHAnsi" w:cstheme="majorBidi" w:hAnsiTheme="majorHAnsi" w:eastAsia="黑体"/>
       <w:i/>
       <w:iCs/>
       <w:color w:themeColor="text1" w:themeTint="BF" w:val="404040"/>
@@ -4031,6 +4341,7 @@
       <w:spacing w:line="240" w:lineRule="auto"/>
     </w:pPr>
     <w:rPr>
+      <w:rFonts w:eastAsia="黑体"/>
       <w:b/>
       <w:bCs/>
       <w:color w:themeColor="accent1" w:val="4F81BD"/>
@@ -4045,6 +4356,7 @@
     <w:qFormat/>
     <w:rsid w:val="00FC693F"/>
     <w:rPr>
+      <w:rFonts w:eastAsia="黑体"/>
       <w:b/>
       <w:bCs/>
     </w:rPr>
@@ -4056,6 +4368,7 @@
     <w:qFormat/>
     <w:rsid w:val="00FC693F"/>
     <w:rPr>
+      <w:rFonts w:eastAsia="黑体"/>
       <w:i/>
       <w:iCs/>
     </w:rPr>
@@ -4076,6 +4389,7 @@
       <w:ind w:left="936" w:right="936"/>
     </w:pPr>
     <w:rPr>
+      <w:rFonts w:eastAsia="黑体"/>
       <w:b/>
       <w:bCs/>
       <w:i/>
@@ -4090,6 +4404,7 @@
     <w:uiPriority w:val="30"/>
     <w:rsid w:val="00FC693F"/>
     <w:rPr>
+      <w:rFonts w:eastAsia="黑体"/>
       <w:b/>
       <w:bCs/>
       <w:i/>
@@ -4104,6 +4419,7 @@
     <w:qFormat/>
     <w:rsid w:val="00FC693F"/>
     <w:rPr>
+      <w:rFonts w:eastAsia="黑体"/>
       <w:i/>
       <w:iCs/>
       <w:color w:themeColor="text1" w:themeTint="7F" w:val="808080"/>
@@ -4116,6 +4432,7 @@
     <w:qFormat/>
     <w:rsid w:val="00FC693F"/>
     <w:rPr>
+      <w:rFonts w:eastAsia="黑体"/>
       <w:b/>
       <w:bCs/>
       <w:i/>
@@ -4130,6 +4447,7 @@
     <w:qFormat/>
     <w:rsid w:val="00FC693F"/>
     <w:rPr>
+      <w:rFonts w:eastAsia="黑体"/>
       <w:smallCaps/>
       <w:color w:themeColor="accent2" w:val="C0504D"/>
       <w:u w:val="single"/>
@@ -4142,6 +4460,7 @@
     <w:qFormat/>
     <w:rsid w:val="00FC693F"/>
     <w:rPr>
+      <w:rFonts w:eastAsia="黑体"/>
       <w:b/>
       <w:bCs/>
       <w:smallCaps/>
@@ -4157,6 +4476,7 @@
     <w:qFormat/>
     <w:rsid w:val="00FC693F"/>
     <w:rPr>
+      <w:rFonts w:eastAsia="黑体"/>
       <w:b/>
       <w:bCs/>
       <w:smallCaps/>
@@ -4211,6 +4531,7 @@
       <w:spacing w:after="0" w:line="240" w:lineRule="auto"/>
     </w:pPr>
     <w:rPr>
+      <w:rFonts w:eastAsia="黑体"/>
       <w:color w:themeColor="text1" w:themeShade="BF" w:val="000000"/>
     </w:rPr>
     <w:tblPr>
@@ -4233,6 +4554,7 @@
         <w:spacing w:after="0" w:before="0" w:line="240" w:lineRule="auto"/>
       </w:pPr>
       <w:rPr>
+        <w:rFonts w:eastAsia="黑体"/>
         <w:b/>
         <w:bCs/>
       </w:rPr>
@@ -4253,6 +4575,7 @@
         <w:spacing w:after="0" w:before="0" w:line="240" w:lineRule="auto"/>
       </w:pPr>
       <w:rPr>
+        <w:rFonts w:eastAsia="黑体"/>
         <w:b/>
         <w:bCs/>
       </w:rPr>
@@ -4270,12 +4593,14 @@
     </w:tblStylePr>
     <w:tblStylePr w:type="firstCol">
       <w:rPr>
+        <w:rFonts w:eastAsia="黑体"/>
         <w:b/>
         <w:bCs/>
       </w:rPr>
     </w:tblStylePr>
     <w:tblStylePr w:type="lastCol">
       <w:rPr>
+        <w:rFonts w:eastAsia="黑体"/>
         <w:b/>
         <w:bCs/>
       </w:rPr>
@@ -4314,6 +4639,7 @@
       <w:spacing w:after="0" w:line="240" w:lineRule="auto"/>
     </w:pPr>
     <w:rPr>
+      <w:rFonts w:eastAsia="黑体"/>
       <w:color w:themeColor="accent1" w:themeShade="BF" w:val="365F91"/>
     </w:rPr>
     <w:tblPr>
@@ -4336,6 +4662,7 @@
         <w:spacing w:after="0" w:before="0" w:line="240" w:lineRule="auto"/>
       </w:pPr>
       <w:rPr>
+        <w:rFonts w:eastAsia="黑体"/>
         <w:b/>
         <w:bCs/>
       </w:rPr>
@@ -4356,6 +4683,7 @@
         <w:spacing w:after="0" w:before="0" w:line="240" w:lineRule="auto"/>
       </w:pPr>
       <w:rPr>
+        <w:rFonts w:eastAsia="黑体"/>
         <w:b/>
         <w:bCs/>
       </w:rPr>
@@ -4373,12 +4701,14 @@
     </w:tblStylePr>
     <w:tblStylePr w:type="firstCol">
       <w:rPr>
+        <w:rFonts w:eastAsia="黑体"/>
         <w:b/>
         <w:bCs/>
       </w:rPr>
     </w:tblStylePr>
     <w:tblStylePr w:type="lastCol">
       <w:rPr>
+        <w:rFonts w:eastAsia="黑体"/>
         <w:b/>
         <w:bCs/>
       </w:rPr>
@@ -4417,6 +4747,7 @@
       <w:spacing w:after="0" w:line="240" w:lineRule="auto"/>
     </w:pPr>
     <w:rPr>
+      <w:rFonts w:eastAsia="黑体"/>
       <w:color w:themeColor="accent2" w:themeShade="BF" w:val="943634"/>
     </w:rPr>
     <w:tblPr>
@@ -4439,6 +4770,7 @@
         <w:spacing w:after="0" w:before="0" w:line="240" w:lineRule="auto"/>
       </w:pPr>
       <w:rPr>
+        <w:rFonts w:eastAsia="黑体"/>
         <w:b/>
         <w:bCs/>
       </w:rPr>
@@ -4459,6 +4791,7 @@
         <w:spacing w:after="0" w:before="0" w:line="240" w:lineRule="auto"/>
       </w:pPr>
       <w:rPr>
+        <w:rFonts w:eastAsia="黑体"/>
         <w:b/>
         <w:bCs/>
       </w:rPr>
@@ -4476,12 +4809,14 @@
     </w:tblStylePr>
     <w:tblStylePr w:type="firstCol">
       <w:rPr>
+        <w:rFonts w:eastAsia="黑体"/>
         <w:b/>
         <w:bCs/>
       </w:rPr>
     </w:tblStylePr>
     <w:tblStylePr w:type="lastCol">
       <w:rPr>
+        <w:rFonts w:eastAsia="黑体"/>
         <w:b/>
         <w:bCs/>
       </w:rPr>
@@ -4520,6 +4855,7 @@
       <w:spacing w:after="0" w:line="240" w:lineRule="auto"/>
     </w:pPr>
     <w:rPr>
+      <w:rFonts w:eastAsia="黑体"/>
       <w:color w:themeColor="accent3" w:themeShade="BF" w:val="76923C"/>
     </w:rPr>
     <w:tblPr>
@@ -4542,6 +4878,7 @@
         <w:spacing w:after="0" w:before="0" w:line="240" w:lineRule="auto"/>
       </w:pPr>
       <w:rPr>
+        <w:rFonts w:eastAsia="黑体"/>
         <w:b/>
         <w:bCs/>
       </w:rPr>
@@ -4562,6 +4899,7 @@
         <w:spacing w:after="0" w:before="0" w:line="240" w:lineRule="auto"/>
       </w:pPr>
       <w:rPr>
+        <w:rFonts w:eastAsia="黑体"/>
         <w:b/>
         <w:bCs/>
       </w:rPr>
@@ -4579,12 +4917,14 @@
     </w:tblStylePr>
     <w:tblStylePr w:type="firstCol">
       <w:rPr>
+        <w:rFonts w:eastAsia="黑体"/>
         <w:b/>
         <w:bCs/>
       </w:rPr>
     </w:tblStylePr>
     <w:tblStylePr w:type="lastCol">
       <w:rPr>
+        <w:rFonts w:eastAsia="黑体"/>
         <w:b/>
         <w:bCs/>
       </w:rPr>
@@ -4623,6 +4963,7 @@
       <w:spacing w:after="0" w:line="240" w:lineRule="auto"/>
     </w:pPr>
     <w:rPr>
+      <w:rFonts w:eastAsia="黑体"/>
       <w:color w:themeColor="accent4" w:themeShade="BF" w:val="5F497A"/>
     </w:rPr>
     <w:tblPr>
@@ -4645,6 +4986,7 @@
         <w:spacing w:after="0" w:before="0" w:line="240" w:lineRule="auto"/>
       </w:pPr>
       <w:rPr>
+        <w:rFonts w:eastAsia="黑体"/>
         <w:b/>
         <w:bCs/>
       </w:rPr>
@@ -4665,6 +5007,7 @@
         <w:spacing w:after="0" w:before="0" w:line="240" w:lineRule="auto"/>
       </w:pPr>
       <w:rPr>
+        <w:rFonts w:eastAsia="黑体"/>
         <w:b/>
         <w:bCs/>
       </w:rPr>
@@ -4682,12 +5025,14 @@
     </w:tblStylePr>
     <w:tblStylePr w:type="firstCol">
       <w:rPr>
+        <w:rFonts w:eastAsia="黑体"/>
         <w:b/>
         <w:bCs/>
       </w:rPr>
     </w:tblStylePr>
     <w:tblStylePr w:type="lastCol">
       <w:rPr>
+        <w:rFonts w:eastAsia="黑体"/>
         <w:b/>
         <w:bCs/>
       </w:rPr>
@@ -4726,6 +5071,7 @@
       <w:spacing w:after="0" w:line="240" w:lineRule="auto"/>
     </w:pPr>
     <w:rPr>
+      <w:rFonts w:eastAsia="黑体"/>
       <w:color w:themeColor="accent5" w:themeShade="BF" w:val="31849B"/>
     </w:rPr>
     <w:tblPr>
@@ -4748,6 +5094,7 @@
         <w:spacing w:after="0" w:before="0" w:line="240" w:lineRule="auto"/>
       </w:pPr>
       <w:rPr>
+        <w:rFonts w:eastAsia="黑体"/>
         <w:b/>
         <w:bCs/>
       </w:rPr>
@@ -4768,6 +5115,7 @@
         <w:spacing w:after="0" w:before="0" w:line="240" w:lineRule="auto"/>
       </w:pPr>
       <w:rPr>
+        <w:rFonts w:eastAsia="黑体"/>
         <w:b/>
         <w:bCs/>
       </w:rPr>
@@ -4785,12 +5133,14 @@
     </w:tblStylePr>
     <w:tblStylePr w:type="firstCol">
       <w:rPr>
+        <w:rFonts w:eastAsia="黑体"/>
         <w:b/>
         <w:bCs/>
       </w:rPr>
     </w:tblStylePr>
     <w:tblStylePr w:type="lastCol">
       <w:rPr>
+        <w:rFonts w:eastAsia="黑体"/>
         <w:b/>
         <w:bCs/>
       </w:rPr>
@@ -4829,6 +5179,7 @@
       <w:spacing w:after="0" w:line="240" w:lineRule="auto"/>
     </w:pPr>
     <w:rPr>
+      <w:rFonts w:eastAsia="黑体"/>
       <w:color w:themeColor="accent6" w:themeShade="BF" w:val="E36C0A"/>
     </w:rPr>
     <w:tblPr>
@@ -4851,6 +5202,7 @@
         <w:spacing w:after="0" w:before="0" w:line="240" w:lineRule="auto"/>
       </w:pPr>
       <w:rPr>
+        <w:rFonts w:eastAsia="黑体"/>
         <w:b/>
         <w:bCs/>
       </w:rPr>
@@ -4871,6 +5223,7 @@
         <w:spacing w:after="0" w:before="0" w:line="240" w:lineRule="auto"/>
       </w:pPr>
       <w:rPr>
+        <w:rFonts w:eastAsia="黑体"/>
         <w:b/>
         <w:bCs/>
       </w:rPr>
@@ -4888,12 +5241,14 @@
     </w:tblStylePr>
     <w:tblStylePr w:type="firstCol">
       <w:rPr>
+        <w:rFonts w:eastAsia="黑体"/>
         <w:b/>
         <w:bCs/>
       </w:rPr>
     </w:tblStylePr>
     <w:tblStylePr w:type="lastCol">
       <w:rPr>
+        <w:rFonts w:eastAsia="黑体"/>
         <w:b/>
         <w:bCs/>
       </w:rPr>
@@ -4953,6 +5308,7 @@
         <w:spacing w:after="0" w:before="0" w:line="240" w:lineRule="auto"/>
       </w:pPr>
       <w:rPr>
+        <w:rFonts w:eastAsia="黑体"/>
         <w:b/>
         <w:bCs/>
         <w:color w:themeColor="background1" w:val="FFFFFF"/>
@@ -4967,6 +5323,7 @@
         <w:spacing w:after="0" w:before="0" w:line="240" w:lineRule="auto"/>
       </w:pPr>
       <w:rPr>
+        <w:rFonts w:eastAsia="黑体"/>
         <w:b/>
         <w:bCs/>
       </w:rPr>
@@ -4982,12 +5339,14 @@
     </w:tblStylePr>
     <w:tblStylePr w:type="firstCol">
       <w:rPr>
+        <w:rFonts w:eastAsia="黑体"/>
         <w:b/>
         <w:bCs/>
       </w:rPr>
     </w:tblStylePr>
     <w:tblStylePr w:type="lastCol">
       <w:rPr>
+        <w:rFonts w:eastAsia="黑体"/>
         <w:b/>
         <w:bCs/>
       </w:rPr>
@@ -5045,6 +5404,7 @@
         <w:spacing w:after="0" w:before="0" w:line="240" w:lineRule="auto"/>
       </w:pPr>
       <w:rPr>
+        <w:rFonts w:eastAsia="黑体"/>
         <w:b/>
         <w:bCs/>
         <w:color w:themeColor="background1" w:val="FFFFFF"/>
@@ -5059,6 +5419,7 @@
         <w:spacing w:after="0" w:before="0" w:line="240" w:lineRule="auto"/>
       </w:pPr>
       <w:rPr>
+        <w:rFonts w:eastAsia="黑体"/>
         <w:b/>
         <w:bCs/>
       </w:rPr>
@@ -5074,12 +5435,14 @@
     </w:tblStylePr>
     <w:tblStylePr w:type="firstCol">
       <w:rPr>
+        <w:rFonts w:eastAsia="黑体"/>
         <w:b/>
         <w:bCs/>
       </w:rPr>
     </w:tblStylePr>
     <w:tblStylePr w:type="lastCol">
       <w:rPr>
+        <w:rFonts w:eastAsia="黑体"/>
         <w:b/>
         <w:bCs/>
       </w:rPr>
@@ -5137,6 +5500,7 @@
         <w:spacing w:after="0" w:before="0" w:line="240" w:lineRule="auto"/>
       </w:pPr>
       <w:rPr>
+        <w:rFonts w:eastAsia="黑体"/>
         <w:b/>
         <w:bCs/>
         <w:color w:themeColor="background1" w:val="FFFFFF"/>
@@ -5151,6 +5515,7 @@
         <w:spacing w:after="0" w:before="0" w:line="240" w:lineRule="auto"/>
       </w:pPr>
       <w:rPr>
+        <w:rFonts w:eastAsia="黑体"/>
         <w:b/>
         <w:bCs/>
       </w:rPr>
@@ -5166,12 +5531,14 @@
     </w:tblStylePr>
     <w:tblStylePr w:type="firstCol">
       <w:rPr>
+        <w:rFonts w:eastAsia="黑体"/>
         <w:b/>
         <w:bCs/>
       </w:rPr>
     </w:tblStylePr>
     <w:tblStylePr w:type="lastCol">
       <w:rPr>
+        <w:rFonts w:eastAsia="黑体"/>
         <w:b/>
         <w:bCs/>
       </w:rPr>
@@ -5229,6 +5596,7 @@
         <w:spacing w:after="0" w:before="0" w:line="240" w:lineRule="auto"/>
       </w:pPr>
       <w:rPr>
+        <w:rFonts w:eastAsia="黑体"/>
         <w:b/>
         <w:bCs/>
         <w:color w:themeColor="background1" w:val="FFFFFF"/>
@@ -5243,6 +5611,7 @@
         <w:spacing w:after="0" w:before="0" w:line="240" w:lineRule="auto"/>
       </w:pPr>
       <w:rPr>
+        <w:rFonts w:eastAsia="黑体"/>
         <w:b/>
         <w:bCs/>
       </w:rPr>
@@ -5258,12 +5627,14 @@
     </w:tblStylePr>
     <w:tblStylePr w:type="firstCol">
       <w:rPr>
+        <w:rFonts w:eastAsia="黑体"/>
         <w:b/>
         <w:bCs/>
       </w:rPr>
     </w:tblStylePr>
     <w:tblStylePr w:type="lastCol">
       <w:rPr>
+        <w:rFonts w:eastAsia="黑体"/>
         <w:b/>
         <w:bCs/>
       </w:rPr>
@@ -5321,6 +5692,7 @@
         <w:spacing w:after="0" w:before="0" w:line="240" w:lineRule="auto"/>
       </w:pPr>
       <w:rPr>
+        <w:rFonts w:eastAsia="黑体"/>
         <w:b/>
         <w:bCs/>
         <w:color w:themeColor="background1" w:val="FFFFFF"/>
@@ -5335,6 +5707,7 @@
         <w:spacing w:after="0" w:before="0" w:line="240" w:lineRule="auto"/>
       </w:pPr>
       <w:rPr>
+        <w:rFonts w:eastAsia="黑体"/>
         <w:b/>
         <w:bCs/>
       </w:rPr>
@@ -5350,12 +5723,14 @@
     </w:tblStylePr>
     <w:tblStylePr w:type="firstCol">
       <w:rPr>
+        <w:rFonts w:eastAsia="黑体"/>
         <w:b/>
         <w:bCs/>
       </w:rPr>
     </w:tblStylePr>
     <w:tblStylePr w:type="lastCol">
       <w:rPr>
+        <w:rFonts w:eastAsia="黑体"/>
         <w:b/>
         <w:bCs/>
       </w:rPr>
@@ -5413,6 +5788,7 @@
         <w:spacing w:after="0" w:before="0" w:line="240" w:lineRule="auto"/>
       </w:pPr>
       <w:rPr>
+        <w:rFonts w:eastAsia="黑体"/>
         <w:b/>
         <w:bCs/>
         <w:color w:themeColor="background1" w:val="FFFFFF"/>
@@ -5427,6 +5803,7 @@
         <w:spacing w:after="0" w:before="0" w:line="240" w:lineRule="auto"/>
       </w:pPr>
       <w:rPr>
+        <w:rFonts w:eastAsia="黑体"/>
         <w:b/>
         <w:bCs/>
       </w:rPr>
@@ -5442,12 +5819,14 @@
     </w:tblStylePr>
     <w:tblStylePr w:type="firstCol">
       <w:rPr>
+        <w:rFonts w:eastAsia="黑体"/>
         <w:b/>
         <w:bCs/>
       </w:rPr>
     </w:tblStylePr>
     <w:tblStylePr w:type="lastCol">
       <w:rPr>
+        <w:rFonts w:eastAsia="黑体"/>
         <w:b/>
         <w:bCs/>
       </w:rPr>
@@ -5505,6 +5884,7 @@
         <w:spacing w:after="0" w:before="0" w:line="240" w:lineRule="auto"/>
       </w:pPr>
       <w:rPr>
+        <w:rFonts w:eastAsia="黑体"/>
         <w:b/>
         <w:bCs/>
         <w:color w:themeColor="background1" w:val="FFFFFF"/>
@@ -5519,6 +5899,7 @@
         <w:spacing w:after="0" w:before="0" w:line="240" w:lineRule="auto"/>
       </w:pPr>
       <w:rPr>
+        <w:rFonts w:eastAsia="黑体"/>
         <w:b/>
         <w:bCs/>
       </w:rPr>
@@ -5534,12 +5915,14 @@
     </w:tblStylePr>
     <w:tblStylePr w:type="firstCol">
       <w:rPr>
+        <w:rFonts w:eastAsia="黑体"/>
         <w:b/>
         <w:bCs/>
       </w:rPr>
     </w:tblStylePr>
     <w:tblStylePr w:type="lastCol">
       <w:rPr>
+        <w:rFonts w:eastAsia="黑体"/>
         <w:b/>
         <w:bCs/>
       </w:rPr>
@@ -5599,7 +5982,7 @@
         <w:spacing w:after="0" w:before="0" w:line="240" w:lineRule="auto"/>
       </w:pPr>
       <w:rPr>
-        <w:rFonts w:asciiTheme="majorHAnsi" w:cstheme="majorBidi" w:eastAsiaTheme="majorEastAsia" w:hAnsiTheme="majorHAnsi"/>
+        <w:rFonts w:asciiTheme="majorHAnsi" w:cstheme="majorBidi" w:hAnsiTheme="majorHAnsi" w:eastAsia="黑体"/>
         <w:b/>
         <w:bCs/>
       </w:rPr>
@@ -5620,7 +6003,7 @@
         <w:spacing w:after="0" w:before="0" w:line="240" w:lineRule="auto"/>
       </w:pPr>
       <w:rPr>
-        <w:rFonts w:asciiTheme="majorHAnsi" w:cstheme="majorBidi" w:eastAsiaTheme="majorEastAsia" w:hAnsiTheme="majorHAnsi"/>
+        <w:rFonts w:asciiTheme="majorHAnsi" w:cstheme="majorBidi" w:hAnsiTheme="majorHAnsi" w:eastAsia="黑体"/>
         <w:b/>
         <w:bCs/>
       </w:rPr>
@@ -5638,14 +6021,14 @@
     </w:tblStylePr>
     <w:tblStylePr w:type="firstCol">
       <w:rPr>
-        <w:rFonts w:asciiTheme="majorHAnsi" w:cstheme="majorBidi" w:eastAsiaTheme="majorEastAsia" w:hAnsiTheme="majorHAnsi"/>
+        <w:rFonts w:asciiTheme="majorHAnsi" w:cstheme="majorBidi" w:hAnsiTheme="majorHAnsi" w:eastAsia="黑体"/>
         <w:b/>
         <w:bCs/>
       </w:rPr>
     </w:tblStylePr>
     <w:tblStylePr w:type="lastCol">
       <w:rPr>
-        <w:rFonts w:asciiTheme="majorHAnsi" w:cstheme="majorBidi" w:eastAsiaTheme="majorEastAsia" w:hAnsiTheme="majorHAnsi"/>
+        <w:rFonts w:asciiTheme="majorHAnsi" w:cstheme="majorBidi" w:hAnsiTheme="majorHAnsi" w:eastAsia="黑体"/>
         <w:b/>
         <w:bCs/>
       </w:rPr>
@@ -5729,7 +6112,7 @@
         <w:spacing w:after="0" w:before="0" w:line="240" w:lineRule="auto"/>
       </w:pPr>
       <w:rPr>
-        <w:rFonts w:asciiTheme="majorHAnsi" w:cstheme="majorBidi" w:eastAsiaTheme="majorEastAsia" w:hAnsiTheme="majorHAnsi"/>
+        <w:rFonts w:asciiTheme="majorHAnsi" w:cstheme="majorBidi" w:hAnsiTheme="majorHAnsi" w:eastAsia="黑体"/>
         <w:b/>
         <w:bCs/>
       </w:rPr>
@@ -5750,7 +6133,7 @@
         <w:spacing w:after="0" w:before="0" w:line="240" w:lineRule="auto"/>
       </w:pPr>
       <w:rPr>
-        <w:rFonts w:asciiTheme="majorHAnsi" w:cstheme="majorBidi" w:eastAsiaTheme="majorEastAsia" w:hAnsiTheme="majorHAnsi"/>
+        <w:rFonts w:asciiTheme="majorHAnsi" w:cstheme="majorBidi" w:hAnsiTheme="majorHAnsi" w:eastAsia="黑体"/>
         <w:b/>
         <w:bCs/>
       </w:rPr>
@@ -5768,14 +6151,14 @@
     </w:tblStylePr>
     <w:tblStylePr w:type="firstCol">
       <w:rPr>
-        <w:rFonts w:asciiTheme="majorHAnsi" w:cstheme="majorBidi" w:eastAsiaTheme="majorEastAsia" w:hAnsiTheme="majorHAnsi"/>
+        <w:rFonts w:asciiTheme="majorHAnsi" w:cstheme="majorBidi" w:hAnsiTheme="majorHAnsi" w:eastAsia="黑体"/>
         <w:b/>
         <w:bCs/>
       </w:rPr>
     </w:tblStylePr>
     <w:tblStylePr w:type="lastCol">
       <w:rPr>
-        <w:rFonts w:asciiTheme="majorHAnsi" w:cstheme="majorBidi" w:eastAsiaTheme="majorEastAsia" w:hAnsiTheme="majorHAnsi"/>
+        <w:rFonts w:asciiTheme="majorHAnsi" w:cstheme="majorBidi" w:hAnsiTheme="majorHAnsi" w:eastAsia="黑体"/>
         <w:b/>
         <w:bCs/>
       </w:rPr>
@@ -5859,7 +6242,7 @@
         <w:spacing w:after="0" w:before="0" w:line="240" w:lineRule="auto"/>
       </w:pPr>
       <w:rPr>
-        <w:rFonts w:asciiTheme="majorHAnsi" w:cstheme="majorBidi" w:eastAsiaTheme="majorEastAsia" w:hAnsiTheme="majorHAnsi"/>
+        <w:rFonts w:asciiTheme="majorHAnsi" w:cstheme="majorBidi" w:hAnsiTheme="majorHAnsi" w:eastAsia="黑体"/>
         <w:b/>
         <w:bCs/>
       </w:rPr>
@@ -5880,7 +6263,7 @@
         <w:spacing w:after="0" w:before="0" w:line="240" w:lineRule="auto"/>
       </w:pPr>
       <w:rPr>
-        <w:rFonts w:asciiTheme="majorHAnsi" w:cstheme="majorBidi" w:eastAsiaTheme="majorEastAsia" w:hAnsiTheme="majorHAnsi"/>
+        <w:rFonts w:asciiTheme="majorHAnsi" w:cstheme="majorBidi" w:hAnsiTheme="majorHAnsi" w:eastAsia="黑体"/>
         <w:b/>
         <w:bCs/>
       </w:rPr>
@@ -5898,14 +6281,14 @@
     </w:tblStylePr>
     <w:tblStylePr w:type="firstCol">
       <w:rPr>
-        <w:rFonts w:asciiTheme="majorHAnsi" w:cstheme="majorBidi" w:eastAsiaTheme="majorEastAsia" w:hAnsiTheme="majorHAnsi"/>
+        <w:rFonts w:asciiTheme="majorHAnsi" w:cstheme="majorBidi" w:hAnsiTheme="majorHAnsi" w:eastAsia="黑体"/>
         <w:b/>
         <w:bCs/>
       </w:rPr>
     </w:tblStylePr>
     <w:tblStylePr w:type="lastCol">
       <w:rPr>
-        <w:rFonts w:asciiTheme="majorHAnsi" w:cstheme="majorBidi" w:eastAsiaTheme="majorEastAsia" w:hAnsiTheme="majorHAnsi"/>
+        <w:rFonts w:asciiTheme="majorHAnsi" w:cstheme="majorBidi" w:hAnsiTheme="majorHAnsi" w:eastAsia="黑体"/>
         <w:b/>
         <w:bCs/>
       </w:rPr>
@@ -5989,7 +6372,7 @@
         <w:spacing w:after="0" w:before="0" w:line="240" w:lineRule="auto"/>
       </w:pPr>
       <w:rPr>
-        <w:rFonts w:asciiTheme="majorHAnsi" w:cstheme="majorBidi" w:eastAsiaTheme="majorEastAsia" w:hAnsiTheme="majorHAnsi"/>
+        <w:rFonts w:asciiTheme="majorHAnsi" w:cstheme="majorBidi" w:hAnsiTheme="majorHAnsi" w:eastAsia="黑体"/>
         <w:b/>
         <w:bCs/>
       </w:rPr>
@@ -6010,7 +6393,7 @@
         <w:spacing w:after="0" w:before="0" w:line="240" w:lineRule="auto"/>
       </w:pPr>
       <w:rPr>
-        <w:rFonts w:asciiTheme="majorHAnsi" w:cstheme="majorBidi" w:eastAsiaTheme="majorEastAsia" w:hAnsiTheme="majorHAnsi"/>
+        <w:rFonts w:asciiTheme="majorHAnsi" w:cstheme="majorBidi" w:hAnsiTheme="majorHAnsi" w:eastAsia="黑体"/>
         <w:b/>
         <w:bCs/>
       </w:rPr>
@@ -6028,14 +6411,14 @@
     </w:tblStylePr>
     <w:tblStylePr w:type="firstCol">
       <w:rPr>
-        <w:rFonts w:asciiTheme="majorHAnsi" w:cstheme="majorBidi" w:eastAsiaTheme="majorEastAsia" w:hAnsiTheme="majorHAnsi"/>
+        <w:rFonts w:asciiTheme="majorHAnsi" w:cstheme="majorBidi" w:hAnsiTheme="majorHAnsi" w:eastAsia="黑体"/>
         <w:b/>
         <w:bCs/>
       </w:rPr>
     </w:tblStylePr>
     <w:tblStylePr w:type="lastCol">
       <w:rPr>
-        <w:rFonts w:asciiTheme="majorHAnsi" w:cstheme="majorBidi" w:eastAsiaTheme="majorEastAsia" w:hAnsiTheme="majorHAnsi"/>
+        <w:rFonts w:asciiTheme="majorHAnsi" w:cstheme="majorBidi" w:hAnsiTheme="majorHAnsi" w:eastAsia="黑体"/>
         <w:b/>
         <w:bCs/>
       </w:rPr>
@@ -6119,7 +6502,7 @@
         <w:spacing w:after="0" w:before="0" w:line="240" w:lineRule="auto"/>
       </w:pPr>
       <w:rPr>
-        <w:rFonts w:asciiTheme="majorHAnsi" w:cstheme="majorBidi" w:eastAsiaTheme="majorEastAsia" w:hAnsiTheme="majorHAnsi"/>
+        <w:rFonts w:asciiTheme="majorHAnsi" w:cstheme="majorBidi" w:hAnsiTheme="majorHAnsi" w:eastAsia="黑体"/>
         <w:b/>
         <w:bCs/>
       </w:rPr>
@@ -6140,7 +6523,7 @@
         <w:spacing w:after="0" w:before="0" w:line="240" w:lineRule="auto"/>
       </w:pPr>
       <w:rPr>
-        <w:rFonts w:asciiTheme="majorHAnsi" w:cstheme="majorBidi" w:eastAsiaTheme="majorEastAsia" w:hAnsiTheme="majorHAnsi"/>
+        <w:rFonts w:asciiTheme="majorHAnsi" w:cstheme="majorBidi" w:hAnsiTheme="majorHAnsi" w:eastAsia="黑体"/>
         <w:b/>
         <w:bCs/>
       </w:rPr>
@@ -6158,14 +6541,14 @@
     </w:tblStylePr>
     <w:tblStylePr w:type="firstCol">
       <w:rPr>
-        <w:rFonts w:asciiTheme="majorHAnsi" w:cstheme="majorBidi" w:eastAsiaTheme="majorEastAsia" w:hAnsiTheme="majorHAnsi"/>
+        <w:rFonts w:asciiTheme="majorHAnsi" w:cstheme="majorBidi" w:hAnsiTheme="majorHAnsi" w:eastAsia="黑体"/>
         <w:b/>
         <w:bCs/>
       </w:rPr>
     </w:tblStylePr>
     <w:tblStylePr w:type="lastCol">
       <w:rPr>
-        <w:rFonts w:asciiTheme="majorHAnsi" w:cstheme="majorBidi" w:eastAsiaTheme="majorEastAsia" w:hAnsiTheme="majorHAnsi"/>
+        <w:rFonts w:asciiTheme="majorHAnsi" w:cstheme="majorBidi" w:hAnsiTheme="majorHAnsi" w:eastAsia="黑体"/>
         <w:b/>
         <w:bCs/>
       </w:rPr>
@@ -6249,7 +6632,7 @@
         <w:spacing w:after="0" w:before="0" w:line="240" w:lineRule="auto"/>
       </w:pPr>
       <w:rPr>
-        <w:rFonts w:asciiTheme="majorHAnsi" w:cstheme="majorBidi" w:eastAsiaTheme="majorEastAsia" w:hAnsiTheme="majorHAnsi"/>
+        <w:rFonts w:asciiTheme="majorHAnsi" w:cstheme="majorBidi" w:hAnsiTheme="majorHAnsi" w:eastAsia="黑体"/>
         <w:b/>
         <w:bCs/>
       </w:rPr>
@@ -6270,7 +6653,7 @@
         <w:spacing w:after="0" w:before="0" w:line="240" w:lineRule="auto"/>
       </w:pPr>
       <w:rPr>
-        <w:rFonts w:asciiTheme="majorHAnsi" w:cstheme="majorBidi" w:eastAsiaTheme="majorEastAsia" w:hAnsiTheme="majorHAnsi"/>
+        <w:rFonts w:asciiTheme="majorHAnsi" w:cstheme="majorBidi" w:hAnsiTheme="majorHAnsi" w:eastAsia="黑体"/>
         <w:b/>
         <w:bCs/>
       </w:rPr>
@@ -6288,14 +6671,14 @@
     </w:tblStylePr>
     <w:tblStylePr w:type="firstCol">
       <w:rPr>
-        <w:rFonts w:asciiTheme="majorHAnsi" w:cstheme="majorBidi" w:eastAsiaTheme="majorEastAsia" w:hAnsiTheme="majorHAnsi"/>
+        <w:rFonts w:asciiTheme="majorHAnsi" w:cstheme="majorBidi" w:hAnsiTheme="majorHAnsi" w:eastAsia="黑体"/>
         <w:b/>
         <w:bCs/>
       </w:rPr>
     </w:tblStylePr>
     <w:tblStylePr w:type="lastCol">
       <w:rPr>
-        <w:rFonts w:asciiTheme="majorHAnsi" w:cstheme="majorBidi" w:eastAsiaTheme="majorEastAsia" w:hAnsiTheme="majorHAnsi"/>
+        <w:rFonts w:asciiTheme="majorHAnsi" w:cstheme="majorBidi" w:hAnsiTheme="majorHAnsi" w:eastAsia="黑体"/>
         <w:b/>
         <w:bCs/>
       </w:rPr>
@@ -6379,7 +6762,7 @@
         <w:spacing w:after="0" w:before="0" w:line="240" w:lineRule="auto"/>
       </w:pPr>
       <w:rPr>
-        <w:rFonts w:asciiTheme="majorHAnsi" w:cstheme="majorBidi" w:eastAsiaTheme="majorEastAsia" w:hAnsiTheme="majorHAnsi"/>
+        <w:rFonts w:asciiTheme="majorHAnsi" w:cstheme="majorBidi" w:hAnsiTheme="majorHAnsi" w:eastAsia="黑体"/>
         <w:b/>
         <w:bCs/>
       </w:rPr>
@@ -6400,7 +6783,7 @@
         <w:spacing w:after="0" w:before="0" w:line="240" w:lineRule="auto"/>
       </w:pPr>
       <w:rPr>
-        <w:rFonts w:asciiTheme="majorHAnsi" w:cstheme="majorBidi" w:eastAsiaTheme="majorEastAsia" w:hAnsiTheme="majorHAnsi"/>
+        <w:rFonts w:asciiTheme="majorHAnsi" w:cstheme="majorBidi" w:hAnsiTheme="majorHAnsi" w:eastAsia="黑体"/>
         <w:b/>
         <w:bCs/>
       </w:rPr>
@@ -6418,14 +6801,14 @@
     </w:tblStylePr>
     <w:tblStylePr w:type="firstCol">
       <w:rPr>
-        <w:rFonts w:asciiTheme="majorHAnsi" w:cstheme="majorBidi" w:eastAsiaTheme="majorEastAsia" w:hAnsiTheme="majorHAnsi"/>
+        <w:rFonts w:asciiTheme="majorHAnsi" w:cstheme="majorBidi" w:hAnsiTheme="majorHAnsi" w:eastAsia="黑体"/>
         <w:b/>
         <w:bCs/>
       </w:rPr>
     </w:tblStylePr>
     <w:tblStylePr w:type="lastCol">
       <w:rPr>
-        <w:rFonts w:asciiTheme="majorHAnsi" w:cstheme="majorBidi" w:eastAsiaTheme="majorEastAsia" w:hAnsiTheme="majorHAnsi"/>
+        <w:rFonts w:asciiTheme="majorHAnsi" w:cstheme="majorBidi" w:hAnsiTheme="majorHAnsi" w:eastAsia="黑体"/>
         <w:b/>
         <w:bCs/>
       </w:rPr>
@@ -6508,6 +6891,7 @@
         <w:spacing w:after="0" w:before="0" w:line="240" w:lineRule="auto"/>
       </w:pPr>
       <w:rPr>
+        <w:rFonts w:eastAsia="黑体"/>
         <w:b/>
         <w:bCs/>
         <w:color w:themeColor="background1" w:val="FFFFFF"/>
@@ -6530,6 +6914,7 @@
         <w:spacing w:after="0" w:before="0" w:line="240" w:lineRule="auto"/>
       </w:pPr>
       <w:rPr>
+        <w:rFonts w:eastAsia="黑体"/>
         <w:b/>
         <w:bCs/>
       </w:rPr>
@@ -6547,12 +6932,14 @@
     </w:tblStylePr>
     <w:tblStylePr w:type="firstCol">
       <w:rPr>
+        <w:rFonts w:eastAsia="黑体"/>
         <w:b/>
         <w:bCs/>
       </w:rPr>
     </w:tblStylePr>
     <w:tblStylePr w:type="lastCol">
       <w:rPr>
+        <w:rFonts w:eastAsia="黑体"/>
         <w:b/>
         <w:bCs/>
       </w:rPr>
@@ -6614,6 +7001,7 @@
         <w:spacing w:after="0" w:before="0" w:line="240" w:lineRule="auto"/>
       </w:pPr>
       <w:rPr>
+        <w:rFonts w:eastAsia="黑体"/>
         <w:b/>
         <w:bCs/>
         <w:color w:themeColor="background1" w:val="FFFFFF"/>
@@ -6636,6 +7024,7 @@
         <w:spacing w:after="0" w:before="0" w:line="240" w:lineRule="auto"/>
       </w:pPr>
       <w:rPr>
+        <w:rFonts w:eastAsia="黑体"/>
         <w:b/>
         <w:bCs/>
       </w:rPr>
@@ -6653,12 +7042,14 @@
     </w:tblStylePr>
     <w:tblStylePr w:type="firstCol">
       <w:rPr>
+        <w:rFonts w:eastAsia="黑体"/>
         <w:b/>
         <w:bCs/>
       </w:rPr>
     </w:tblStylePr>
     <w:tblStylePr w:type="lastCol">
       <w:rPr>
+        <w:rFonts w:eastAsia="黑体"/>
         <w:b/>
         <w:bCs/>
       </w:rPr>
@@ -6720,6 +7111,7 @@
         <w:spacing w:after="0" w:before="0" w:line="240" w:lineRule="auto"/>
       </w:pPr>
       <w:rPr>
+        <w:rFonts w:eastAsia="黑体"/>
         <w:b/>
         <w:bCs/>
         <w:color w:themeColor="background1" w:val="FFFFFF"/>
@@ -6742,6 +7134,7 @@
         <w:spacing w:after="0" w:before="0" w:line="240" w:lineRule="auto"/>
       </w:pPr>
       <w:rPr>
+        <w:rFonts w:eastAsia="黑体"/>
         <w:b/>
         <w:bCs/>
       </w:rPr>
@@ -6759,12 +7152,14 @@
     </w:tblStylePr>
     <w:tblStylePr w:type="firstCol">
       <w:rPr>
+        <w:rFonts w:eastAsia="黑体"/>
         <w:b/>
         <w:bCs/>
       </w:rPr>
     </w:tblStylePr>
     <w:tblStylePr w:type="lastCol">
       <w:rPr>
+        <w:rFonts w:eastAsia="黑体"/>
         <w:b/>
         <w:bCs/>
       </w:rPr>
@@ -6826,6 +7221,7 @@
         <w:spacing w:after="0" w:before="0" w:line="240" w:lineRule="auto"/>
       </w:pPr>
       <w:rPr>
+        <w:rFonts w:eastAsia="黑体"/>
         <w:b/>
         <w:bCs/>
         <w:color w:themeColor="background1" w:val="FFFFFF"/>
@@ -6848,6 +7244,7 @@
         <w:spacing w:after="0" w:before="0" w:line="240" w:lineRule="auto"/>
       </w:pPr>
       <w:rPr>
+        <w:rFonts w:eastAsia="黑体"/>
         <w:b/>
         <w:bCs/>
       </w:rPr>
@@ -6865,12 +7262,14 @@
     </w:tblStylePr>
     <w:tblStylePr w:type="firstCol">
       <w:rPr>
+        <w:rFonts w:eastAsia="黑体"/>
         <w:b/>
         <w:bCs/>
       </w:rPr>
     </w:tblStylePr>
     <w:tblStylePr w:type="lastCol">
       <w:rPr>
+        <w:rFonts w:eastAsia="黑体"/>
         <w:b/>
         <w:bCs/>
       </w:rPr>
@@ -6932,6 +7331,7 @@
         <w:spacing w:after="0" w:before="0" w:line="240" w:lineRule="auto"/>
       </w:pPr>
       <w:rPr>
+        <w:rFonts w:eastAsia="黑体"/>
         <w:b/>
         <w:bCs/>
         <w:color w:themeColor="background1" w:val="FFFFFF"/>
@@ -6954,6 +7354,7 @@
         <w:spacing w:after="0" w:before="0" w:line="240" w:lineRule="auto"/>
       </w:pPr>
       <w:rPr>
+        <w:rFonts w:eastAsia="黑体"/>
         <w:b/>
         <w:bCs/>
       </w:rPr>
@@ -6971,12 +7372,14 @@
     </w:tblStylePr>
     <w:tblStylePr w:type="firstCol">
       <w:rPr>
+        <w:rFonts w:eastAsia="黑体"/>
         <w:b/>
         <w:bCs/>
       </w:rPr>
     </w:tblStylePr>
     <w:tblStylePr w:type="lastCol">
       <w:rPr>
+        <w:rFonts w:eastAsia="黑体"/>
         <w:b/>
         <w:bCs/>
       </w:rPr>
@@ -7038,6 +7441,7 @@
         <w:spacing w:after="0" w:before="0" w:line="240" w:lineRule="auto"/>
       </w:pPr>
       <w:rPr>
+        <w:rFonts w:eastAsia="黑体"/>
         <w:b/>
         <w:bCs/>
         <w:color w:themeColor="background1" w:val="FFFFFF"/>
@@ -7060,6 +7464,7 @@
         <w:spacing w:after="0" w:before="0" w:line="240" w:lineRule="auto"/>
       </w:pPr>
       <w:rPr>
+        <w:rFonts w:eastAsia="黑体"/>
         <w:b/>
         <w:bCs/>
       </w:rPr>
@@ -7077,12 +7482,14 @@
     </w:tblStylePr>
     <w:tblStylePr w:type="firstCol">
       <w:rPr>
+        <w:rFonts w:eastAsia="黑体"/>
         <w:b/>
         <w:bCs/>
       </w:rPr>
     </w:tblStylePr>
     <w:tblStylePr w:type="lastCol">
       <w:rPr>
+        <w:rFonts w:eastAsia="黑体"/>
         <w:b/>
         <w:bCs/>
       </w:rPr>
@@ -7144,6 +7551,7 @@
         <w:spacing w:after="0" w:before="0" w:line="240" w:lineRule="auto"/>
       </w:pPr>
       <w:rPr>
+        <w:rFonts w:eastAsia="黑体"/>
         <w:b/>
         <w:bCs/>
         <w:color w:themeColor="background1" w:val="FFFFFF"/>
@@ -7166,6 +7574,7 @@
         <w:spacing w:after="0" w:before="0" w:line="240" w:lineRule="auto"/>
       </w:pPr>
       <w:rPr>
+        <w:rFonts w:eastAsia="黑体"/>
         <w:b/>
         <w:bCs/>
       </w:rPr>
@@ -7183,12 +7592,14 @@
     </w:tblStylePr>
     <w:tblStylePr w:type="firstCol">
       <w:rPr>
+        <w:rFonts w:eastAsia="黑体"/>
         <w:b/>
         <w:bCs/>
       </w:rPr>
     </w:tblStylePr>
     <w:tblStylePr w:type="lastCol">
       <w:rPr>
+        <w:rFonts w:eastAsia="黑体"/>
         <w:b/>
         <w:bCs/>
       </w:rPr>
@@ -7247,6 +7658,7 @@
         <w:spacing w:after="0" w:before="0" w:line="240" w:lineRule="auto"/>
       </w:pPr>
       <w:rPr>
+        <w:rFonts w:eastAsia="黑体"/>
         <w:b/>
         <w:bCs/>
         <w:color w:themeColor="background1" w:val="FFFFFF"/>
@@ -7269,6 +7681,7 @@
         <w:spacing w:after="0" w:before="0" w:line="240" w:lineRule="auto"/>
       </w:pPr>
       <w:rPr>
+        <w:rFonts w:eastAsia="黑体"/>
         <w:color w:val="auto"/>
       </w:rPr>
       <w:tblPr/>
@@ -7286,6 +7699,7 @@
     </w:tblStylePr>
     <w:tblStylePr w:type="firstCol">
       <w:rPr>
+        <w:rFonts w:eastAsia="黑体"/>
         <w:b/>
         <w:bCs/>
         <w:color w:themeColor="background1" w:val="FFFFFF"/>
@@ -7305,6 +7719,7 @@
     </w:tblStylePr>
     <w:tblStylePr w:type="lastCol">
       <w:rPr>
+        <w:rFonts w:eastAsia="黑体"/>
         <w:b/>
         <w:bCs/>
         <w:color w:themeColor="background1" w:val="FFFFFF"/>
@@ -7353,6 +7768,7 @@
     </w:tblStylePr>
     <w:tblStylePr w:type="nwCell">
       <w:rPr>
+        <w:rFonts w:eastAsia="黑体"/>
         <w:color w:themeColor="background1" w:val="FFFFFF"/>
       </w:rPr>
       <w:tblPr/>
@@ -7396,6 +7812,7 @@
         <w:spacing w:after="0" w:before="0" w:line="240" w:lineRule="auto"/>
       </w:pPr>
       <w:rPr>
+        <w:rFonts w:eastAsia="黑体"/>
         <w:b/>
         <w:bCs/>
         <w:color w:themeColor="background1" w:val="FFFFFF"/>
@@ -7418,6 +7835,7 @@
         <w:spacing w:after="0" w:before="0" w:line="240" w:lineRule="auto"/>
       </w:pPr>
       <w:rPr>
+        <w:rFonts w:eastAsia="黑体"/>
         <w:color w:val="auto"/>
       </w:rPr>
       <w:tblPr/>
@@ -7435,6 +7853,7 @@
     </w:tblStylePr>
     <w:tblStylePr w:type="firstCol">
       <w:rPr>
+        <w:rFonts w:eastAsia="黑体"/>
         <w:b/>
         <w:bCs/>
         <w:color w:themeColor="background1" w:val="FFFFFF"/>
@@ -7454,6 +7873,7 @@
     </w:tblStylePr>
     <w:tblStylePr w:type="lastCol">
       <w:rPr>
+        <w:rFonts w:eastAsia="黑体"/>
         <w:b/>
         <w:bCs/>
         <w:color w:themeColor="background1" w:val="FFFFFF"/>
@@ -7502,6 +7922,7 @@
     </w:tblStylePr>
     <w:tblStylePr w:type="nwCell">
       <w:rPr>
+        <w:rFonts w:eastAsia="黑体"/>
         <w:color w:themeColor="background1" w:val="FFFFFF"/>
       </w:rPr>
       <w:tblPr/>
@@ -7545,6 +7966,7 @@
         <w:spacing w:after="0" w:before="0" w:line="240" w:lineRule="auto"/>
       </w:pPr>
       <w:rPr>
+        <w:rFonts w:eastAsia="黑体"/>
         <w:b/>
         <w:bCs/>
         <w:color w:themeColor="background1" w:val="FFFFFF"/>
@@ -7567,6 +7989,7 @@
         <w:spacing w:after="0" w:before="0" w:line="240" w:lineRule="auto"/>
       </w:pPr>
       <w:rPr>
+        <w:rFonts w:eastAsia="黑体"/>
         <w:color w:val="auto"/>
       </w:rPr>
       <w:tblPr/>
@@ -7584,6 +8007,7 @@
     </w:tblStylePr>
     <w:tblStylePr w:type="firstCol">
       <w:rPr>
+        <w:rFonts w:eastAsia="黑体"/>
         <w:b/>
         <w:bCs/>
         <w:color w:themeColor="background1" w:val="FFFFFF"/>
@@ -7603,6 +8027,7 @@
     </w:tblStylePr>
     <w:tblStylePr w:type="lastCol">
       <w:rPr>
+        <w:rFonts w:eastAsia="黑体"/>
         <w:b/>
         <w:bCs/>
         <w:color w:themeColor="background1" w:val="FFFFFF"/>
@@ -7651,6 +8076,7 @@
     </w:tblStylePr>
     <w:tblStylePr w:type="nwCell">
       <w:rPr>
+        <w:rFonts w:eastAsia="黑体"/>
         <w:color w:themeColor="background1" w:val="FFFFFF"/>
       </w:rPr>
       <w:tblPr/>
@@ -7694,6 +8120,7 @@
         <w:spacing w:after="0" w:before="0" w:line="240" w:lineRule="auto"/>
       </w:pPr>
       <w:rPr>
+        <w:rFonts w:eastAsia="黑体"/>
         <w:b/>
         <w:bCs/>
         <w:color w:themeColor="background1" w:val="FFFFFF"/>
@@ -7716,6 +8143,7 @@
         <w:spacing w:after="0" w:before="0" w:line="240" w:lineRule="auto"/>
       </w:pPr>
       <w:rPr>
+        <w:rFonts w:eastAsia="黑体"/>
         <w:color w:val="auto"/>
       </w:rPr>
       <w:tblPr/>
@@ -7733,6 +8161,7 @@
     </w:tblStylePr>
     <w:tblStylePr w:type="firstCol">
       <w:rPr>
+        <w:rFonts w:eastAsia="黑体"/>
         <w:b/>
         <w:bCs/>
         <w:color w:themeColor="background1" w:val="FFFFFF"/>
@@ -7752,6 +8181,7 @@
     </w:tblStylePr>
     <w:tblStylePr w:type="lastCol">
       <w:rPr>
+        <w:rFonts w:eastAsia="黑体"/>
         <w:b/>
         <w:bCs/>
         <w:color w:themeColor="background1" w:val="FFFFFF"/>
@@ -7800,6 +8230,7 @@
     </w:tblStylePr>
     <w:tblStylePr w:type="nwCell">
       <w:rPr>
+        <w:rFonts w:eastAsia="黑体"/>
         <w:color w:themeColor="background1" w:val="FFFFFF"/>
       </w:rPr>
       <w:tblPr/>
@@ -7843,6 +8274,7 @@
         <w:spacing w:after="0" w:before="0" w:line="240" w:lineRule="auto"/>
       </w:pPr>
       <w:rPr>
+        <w:rFonts w:eastAsia="黑体"/>
         <w:b/>
         <w:bCs/>
         <w:color w:themeColor="background1" w:val="FFFFFF"/>
@@ -7865,6 +8297,7 @@
         <w:spacing w:after="0" w:before="0" w:line="240" w:lineRule="auto"/>
       </w:pPr>
       <w:rPr>
+        <w:rFonts w:eastAsia="黑体"/>
         <w:color w:val="auto"/>
       </w:rPr>
       <w:tblPr/>
@@ -7882,6 +8315,7 @@
     </w:tblStylePr>
     <w:tblStylePr w:type="firstCol">
       <w:rPr>
+        <w:rFonts w:eastAsia="黑体"/>
         <w:b/>
         <w:bCs/>
         <w:color w:themeColor="background1" w:val="FFFFFF"/>
@@ -7901,6 +8335,7 @@
     </w:tblStylePr>
     <w:tblStylePr w:type="lastCol">
       <w:rPr>
+        <w:rFonts w:eastAsia="黑体"/>
         <w:b/>
         <w:bCs/>
         <w:color w:themeColor="background1" w:val="FFFFFF"/>
@@ -7949,6 +8384,7 @@
     </w:tblStylePr>
     <w:tblStylePr w:type="nwCell">
       <w:rPr>
+        <w:rFonts w:eastAsia="黑体"/>
         <w:color w:themeColor="background1" w:val="FFFFFF"/>
       </w:rPr>
       <w:tblPr/>
@@ -7992,6 +8428,7 @@
         <w:spacing w:after="0" w:before="0" w:line="240" w:lineRule="auto"/>
       </w:pPr>
       <w:rPr>
+        <w:rFonts w:eastAsia="黑体"/>
         <w:b/>
         <w:bCs/>
         <w:color w:themeColor="background1" w:val="FFFFFF"/>
@@ -8014,6 +8451,7 @@
         <w:spacing w:after="0" w:before="0" w:line="240" w:lineRule="auto"/>
       </w:pPr>
       <w:rPr>
+        <w:rFonts w:eastAsia="黑体"/>
         <w:color w:val="auto"/>
       </w:rPr>
       <w:tblPr/>
@@ -8031,6 +8469,7 @@
     </w:tblStylePr>
     <w:tblStylePr w:type="firstCol">
       <w:rPr>
+        <w:rFonts w:eastAsia="黑体"/>
         <w:b/>
         <w:bCs/>
         <w:color w:themeColor="background1" w:val="FFFFFF"/>
@@ -8050,6 +8489,7 @@
     </w:tblStylePr>
     <w:tblStylePr w:type="lastCol">
       <w:rPr>
+        <w:rFonts w:eastAsia="黑体"/>
         <w:b/>
         <w:bCs/>
         <w:color w:themeColor="background1" w:val="FFFFFF"/>
@@ -8098,6 +8538,7 @@
     </w:tblStylePr>
     <w:tblStylePr w:type="nwCell">
       <w:rPr>
+        <w:rFonts w:eastAsia="黑体"/>
         <w:color w:themeColor="background1" w:val="FFFFFF"/>
       </w:rPr>
       <w:tblPr/>
@@ -8141,6 +8582,7 @@
         <w:spacing w:after="0" w:before="0" w:line="240" w:lineRule="auto"/>
       </w:pPr>
       <w:rPr>
+        <w:rFonts w:eastAsia="黑体"/>
         <w:b/>
         <w:bCs/>
         <w:color w:themeColor="background1" w:val="FFFFFF"/>
@@ -8163,6 +8605,7 @@
         <w:spacing w:after="0" w:before="0" w:line="240" w:lineRule="auto"/>
       </w:pPr>
       <w:rPr>
+        <w:rFonts w:eastAsia="黑体"/>
         <w:color w:val="auto"/>
       </w:rPr>
       <w:tblPr/>
@@ -8180,6 +8623,7 @@
     </w:tblStylePr>
     <w:tblStylePr w:type="firstCol">
       <w:rPr>
+        <w:rFonts w:eastAsia="黑体"/>
         <w:b/>
         <w:bCs/>
         <w:color w:themeColor="background1" w:val="FFFFFF"/>
@@ -8199,6 +8643,7 @@
     </w:tblStylePr>
     <w:tblStylePr w:type="lastCol">
       <w:rPr>
+        <w:rFonts w:eastAsia="黑体"/>
         <w:b/>
         <w:bCs/>
         <w:color w:themeColor="background1" w:val="FFFFFF"/>
@@ -8247,6 +8692,7 @@
     </w:tblStylePr>
     <w:tblStylePr w:type="nwCell">
       <w:rPr>
+        <w:rFonts w:eastAsia="黑体"/>
         <w:color w:themeColor="background1" w:val="FFFFFF"/>
       </w:rPr>
       <w:tblPr/>
@@ -8271,6 +8717,7 @@
       <w:spacing w:after="0" w:line="240" w:lineRule="auto"/>
     </w:pPr>
     <w:rPr>
+      <w:rFonts w:eastAsia="黑体"/>
       <w:color w:themeColor="text1" w:val="000000"/>
     </w:rPr>
     <w:tblPr>
@@ -8290,7 +8737,7 @@
     </w:tblPr>
     <w:tblStylePr w:type="firstRow">
       <w:rPr>
-        <w:rFonts w:asciiTheme="majorHAnsi" w:cstheme="majorBidi" w:eastAsiaTheme="majorEastAsia" w:hAnsiTheme="majorHAnsi"/>
+        <w:rFonts w:asciiTheme="majorHAnsi" w:cstheme="majorBidi" w:hAnsiTheme="majorHAnsi" w:eastAsia="黑体"/>
       </w:rPr>
       <w:tblPr/>
       <w:tcPr>
@@ -8302,6 +8749,7 @@
     </w:tblStylePr>
     <w:tblStylePr w:type="lastRow">
       <w:rPr>
+        <w:rFonts w:eastAsia="黑体"/>
         <w:b/>
         <w:bCs/>
         <w:color w:themeColor="text2" w:val="1F497D"/>
@@ -8316,12 +8764,14 @@
     </w:tblStylePr>
     <w:tblStylePr w:type="firstCol">
       <w:rPr>
+        <w:rFonts w:eastAsia="黑体"/>
         <w:b/>
         <w:bCs/>
       </w:rPr>
     </w:tblStylePr>
     <w:tblStylePr w:type="lastCol">
       <w:rPr>
+        <w:rFonts w:eastAsia="黑体"/>
         <w:b/>
         <w:bCs/>
       </w:rPr>
@@ -8355,6 +8805,7 @@
       <w:spacing w:after="0" w:line="240" w:lineRule="auto"/>
     </w:pPr>
     <w:rPr>
+      <w:rFonts w:eastAsia="黑体"/>
       <w:color w:themeColor="text1" w:val="000000"/>
     </w:rPr>
     <w:tblPr>
@@ -8374,7 +8825,7 @@
     </w:tblPr>
     <w:tblStylePr w:type="firstRow">
       <w:rPr>
-        <w:rFonts w:asciiTheme="majorHAnsi" w:cstheme="majorBidi" w:eastAsiaTheme="majorEastAsia" w:hAnsiTheme="majorHAnsi"/>
+        <w:rFonts w:asciiTheme="majorHAnsi" w:cstheme="majorBidi" w:hAnsiTheme="majorHAnsi" w:eastAsia="黑体"/>
       </w:rPr>
       <w:tblPr/>
       <w:tcPr>
@@ -8386,6 +8837,7 @@
     </w:tblStylePr>
     <w:tblStylePr w:type="lastRow">
       <w:rPr>
+        <w:rFonts w:eastAsia="黑体"/>
         <w:b/>
         <w:bCs/>
         <w:color w:themeColor="text2" w:val="1F497D"/>
@@ -8400,12 +8852,14 @@
     </w:tblStylePr>
     <w:tblStylePr w:type="firstCol">
       <w:rPr>
+        <w:rFonts w:eastAsia="黑体"/>
         <w:b/>
         <w:bCs/>
       </w:rPr>
     </w:tblStylePr>
     <w:tblStylePr w:type="lastCol">
       <w:rPr>
+        <w:rFonts w:eastAsia="黑体"/>
         <w:b/>
         <w:bCs/>
       </w:rPr>
@@ -8439,6 +8893,7 @@
       <w:spacing w:after="0" w:line="240" w:lineRule="auto"/>
     </w:pPr>
     <w:rPr>
+      <w:rFonts w:eastAsia="黑体"/>
       <w:color w:themeColor="text1" w:val="000000"/>
     </w:rPr>
     <w:tblPr>
@@ -8458,7 +8913,7 @@
     </w:tblPr>
     <w:tblStylePr w:type="firstRow">
       <w:rPr>
-        <w:rFonts w:asciiTheme="majorHAnsi" w:cstheme="majorBidi" w:eastAsiaTheme="majorEastAsia" w:hAnsiTheme="majorHAnsi"/>
+        <w:rFonts w:asciiTheme="majorHAnsi" w:cstheme="majorBidi" w:hAnsiTheme="majorHAnsi" w:eastAsia="黑体"/>
       </w:rPr>
       <w:tblPr/>
       <w:tcPr>
@@ -8470,6 +8925,7 @@
     </w:tblStylePr>
     <w:tblStylePr w:type="lastRow">
       <w:rPr>
+        <w:rFonts w:eastAsia="黑体"/>
         <w:b/>
         <w:bCs/>
         <w:color w:themeColor="text2" w:val="1F497D"/>
@@ -8484,12 +8940,14 @@
     </w:tblStylePr>
     <w:tblStylePr w:type="firstCol">
       <w:rPr>
+        <w:rFonts w:eastAsia="黑体"/>
         <w:b/>
         <w:bCs/>
       </w:rPr>
     </w:tblStylePr>
     <w:tblStylePr w:type="lastCol">
       <w:rPr>
+        <w:rFonts w:eastAsia="黑体"/>
         <w:b/>
         <w:bCs/>
       </w:rPr>
@@ -8523,6 +8981,7 @@
       <w:spacing w:after="0" w:line="240" w:lineRule="auto"/>
     </w:pPr>
     <w:rPr>
+      <w:rFonts w:eastAsia="黑体"/>
       <w:color w:themeColor="text1" w:val="000000"/>
     </w:rPr>
     <w:tblPr>
@@ -8542,7 +9001,7 @@
     </w:tblPr>
     <w:tblStylePr w:type="firstRow">
       <w:rPr>
-        <w:rFonts w:asciiTheme="majorHAnsi" w:cstheme="majorBidi" w:eastAsiaTheme="majorEastAsia" w:hAnsiTheme="majorHAnsi"/>
+        <w:rFonts w:asciiTheme="majorHAnsi" w:cstheme="majorBidi" w:hAnsiTheme="majorHAnsi" w:eastAsia="黑体"/>
       </w:rPr>
       <w:tblPr/>
       <w:tcPr>
@@ -8554,6 +9013,7 @@
     </w:tblStylePr>
     <w:tblStylePr w:type="lastRow">
       <w:rPr>
+        <w:rFonts w:eastAsia="黑体"/>
         <w:b/>
         <w:bCs/>
         <w:color w:themeColor="text2" w:val="1F497D"/>
@@ -8568,12 +9028,14 @@
     </w:tblStylePr>
     <w:tblStylePr w:type="firstCol">
       <w:rPr>
+        <w:rFonts w:eastAsia="黑体"/>
         <w:b/>
         <w:bCs/>
       </w:rPr>
     </w:tblStylePr>
     <w:tblStylePr w:type="lastCol">
       <w:rPr>
+        <w:rFonts w:eastAsia="黑体"/>
         <w:b/>
         <w:bCs/>
       </w:rPr>
@@ -8607,6 +9069,7 @@
       <w:spacing w:after="0" w:line="240" w:lineRule="auto"/>
     </w:pPr>
     <w:rPr>
+      <w:rFonts w:eastAsia="黑体"/>
       <w:color w:themeColor="text1" w:val="000000"/>
     </w:rPr>
     <w:tblPr>
@@ -8626,7 +9089,7 @@
     </w:tblPr>
     <w:tblStylePr w:type="firstRow">
       <w:rPr>
-        <w:rFonts w:asciiTheme="majorHAnsi" w:cstheme="majorBidi" w:eastAsiaTheme="majorEastAsia" w:hAnsiTheme="majorHAnsi"/>
+        <w:rFonts w:asciiTheme="majorHAnsi" w:cstheme="majorBidi" w:hAnsiTheme="majorHAnsi" w:eastAsia="黑体"/>
       </w:rPr>
       <w:tblPr/>
       <w:tcPr>
@@ -8638,6 +9101,7 @@
     </w:tblStylePr>
     <w:tblStylePr w:type="lastRow">
       <w:rPr>
+        <w:rFonts w:eastAsia="黑体"/>
         <w:b/>
         <w:bCs/>
         <w:color w:themeColor="text2" w:val="1F497D"/>
@@ -8652,12 +9116,14 @@
     </w:tblStylePr>
     <w:tblStylePr w:type="firstCol">
       <w:rPr>
+        <w:rFonts w:eastAsia="黑体"/>
         <w:b/>
         <w:bCs/>
       </w:rPr>
     </w:tblStylePr>
     <w:tblStylePr w:type="lastCol">
       <w:rPr>
+        <w:rFonts w:eastAsia="黑体"/>
         <w:b/>
         <w:bCs/>
       </w:rPr>
@@ -8691,6 +9157,7 @@
       <w:spacing w:after="0" w:line="240" w:lineRule="auto"/>
     </w:pPr>
     <w:rPr>
+      <w:rFonts w:eastAsia="黑体"/>
       <w:color w:themeColor="text1" w:val="000000"/>
     </w:rPr>
     <w:tblPr>
@@ -8710,7 +9177,7 @@
     </w:tblPr>
     <w:tblStylePr w:type="firstRow">
       <w:rPr>
-        <w:rFonts w:asciiTheme="majorHAnsi" w:cstheme="majorBidi" w:eastAsiaTheme="majorEastAsia" w:hAnsiTheme="majorHAnsi"/>
+        <w:rFonts w:asciiTheme="majorHAnsi" w:cstheme="majorBidi" w:hAnsiTheme="majorHAnsi" w:eastAsia="黑体"/>
       </w:rPr>
       <w:tblPr/>
       <w:tcPr>
@@ -8722,6 +9189,7 @@
     </w:tblStylePr>
     <w:tblStylePr w:type="lastRow">
       <w:rPr>
+        <w:rFonts w:eastAsia="黑体"/>
         <w:b/>
         <w:bCs/>
         <w:color w:themeColor="text2" w:val="1F497D"/>
@@ -8736,12 +9204,14 @@
     </w:tblStylePr>
     <w:tblStylePr w:type="firstCol">
       <w:rPr>
+        <w:rFonts w:eastAsia="黑体"/>
         <w:b/>
         <w:bCs/>
       </w:rPr>
     </w:tblStylePr>
     <w:tblStylePr w:type="lastCol">
       <w:rPr>
+        <w:rFonts w:eastAsia="黑体"/>
         <w:b/>
         <w:bCs/>
       </w:rPr>
@@ -8775,6 +9245,7 @@
       <w:spacing w:after="0" w:line="240" w:lineRule="auto"/>
     </w:pPr>
     <w:rPr>
+      <w:rFonts w:eastAsia="黑体"/>
       <w:color w:themeColor="text1" w:val="000000"/>
     </w:rPr>
     <w:tblPr>
@@ -8794,7 +9265,7 @@
     </w:tblPr>
     <w:tblStylePr w:type="firstRow">
       <w:rPr>
-        <w:rFonts w:asciiTheme="majorHAnsi" w:cstheme="majorBidi" w:eastAsiaTheme="majorEastAsia" w:hAnsiTheme="majorHAnsi"/>
+        <w:rFonts w:asciiTheme="majorHAnsi" w:cstheme="majorBidi" w:hAnsiTheme="majorHAnsi" w:eastAsia="黑体"/>
       </w:rPr>
       <w:tblPr/>
       <w:tcPr>
@@ -8806,6 +9277,7 @@
     </w:tblStylePr>
     <w:tblStylePr w:type="lastRow">
       <w:rPr>
+        <w:rFonts w:eastAsia="黑体"/>
         <w:b/>
         <w:bCs/>
         <w:color w:themeColor="text2" w:val="1F497D"/>
@@ -8820,12 +9292,14 @@
     </w:tblStylePr>
     <w:tblStylePr w:type="firstCol">
       <w:rPr>
+        <w:rFonts w:eastAsia="黑体"/>
         <w:b/>
         <w:bCs/>
       </w:rPr>
     </w:tblStylePr>
     <w:tblStylePr w:type="lastCol">
       <w:rPr>
+        <w:rFonts w:eastAsia="黑体"/>
         <w:b/>
         <w:bCs/>
       </w:rPr>
@@ -8859,7 +9333,7 @@
       <w:spacing w:after="0" w:line="240" w:lineRule="auto"/>
     </w:pPr>
     <w:rPr>
-      <w:rFonts w:asciiTheme="majorHAnsi" w:cstheme="majorBidi" w:eastAsiaTheme="majorEastAsia" w:hAnsiTheme="majorHAnsi"/>
+      <w:rFonts w:asciiTheme="majorHAnsi" w:cstheme="majorBidi" w:hAnsiTheme="majorHAnsi" w:eastAsia="黑体"/>
       <w:color w:themeColor="text1" w:val="000000"/>
     </w:rPr>
     <w:tblPr>
@@ -8881,6 +9355,7 @@
     </w:tblPr>
     <w:tblStylePr w:type="firstRow">
       <w:rPr>
+        <w:rFonts w:eastAsia="黑体"/>
         <w:sz w:val="24"/>
         <w:szCs w:val="24"/>
       </w:rPr>
@@ -8987,7 +9462,7 @@
       <w:spacing w:after="0" w:line="240" w:lineRule="auto"/>
     </w:pPr>
     <w:rPr>
-      <w:rFonts w:asciiTheme="majorHAnsi" w:cstheme="majorBidi" w:eastAsiaTheme="majorEastAsia" w:hAnsiTheme="majorHAnsi"/>
+      <w:rFonts w:asciiTheme="majorHAnsi" w:cstheme="majorBidi" w:hAnsiTheme="majorHAnsi" w:eastAsia="黑体"/>
       <w:color w:themeColor="text1" w:val="000000"/>
     </w:rPr>
     <w:tblPr>
@@ -9009,6 +9484,7 @@
     </w:tblPr>
     <w:tblStylePr w:type="firstRow">
       <w:rPr>
+        <w:rFonts w:eastAsia="黑体"/>
         <w:sz w:val="24"/>
         <w:szCs w:val="24"/>
       </w:rPr>
@@ -9115,7 +9591,7 @@
       <w:spacing w:after="0" w:line="240" w:lineRule="auto"/>
     </w:pPr>
     <w:rPr>
-      <w:rFonts w:asciiTheme="majorHAnsi" w:cstheme="majorBidi" w:eastAsiaTheme="majorEastAsia" w:hAnsiTheme="majorHAnsi"/>
+      <w:rFonts w:asciiTheme="majorHAnsi" w:cstheme="majorBidi" w:hAnsiTheme="majorHAnsi" w:eastAsia="黑体"/>
       <w:color w:themeColor="text1" w:val="000000"/>
     </w:rPr>
     <w:tblPr>
@@ -9137,6 +9613,7 @@
     </w:tblPr>
     <w:tblStylePr w:type="firstRow">
       <w:rPr>
+        <w:rFonts w:eastAsia="黑体"/>
         <w:sz w:val="24"/>
         <w:szCs w:val="24"/>
       </w:rPr>
@@ -9243,7 +9720,7 @@
       <w:spacing w:after="0" w:line="240" w:lineRule="auto"/>
     </w:pPr>
     <w:rPr>
-      <w:rFonts w:asciiTheme="majorHAnsi" w:cstheme="majorBidi" w:eastAsiaTheme="majorEastAsia" w:hAnsiTheme="majorHAnsi"/>
+      <w:rFonts w:asciiTheme="majorHAnsi" w:cstheme="majorBidi" w:hAnsiTheme="majorHAnsi" w:eastAsia="黑体"/>
       <w:color w:themeColor="text1" w:val="000000"/>
     </w:rPr>
     <w:tblPr>
@@ -9265,6 +9742,7 @@
     </w:tblPr>
     <w:tblStylePr w:type="firstRow">
       <w:rPr>
+        <w:rFonts w:eastAsia="黑体"/>
         <w:sz w:val="24"/>
         <w:szCs w:val="24"/>
       </w:rPr>
@@ -9371,7 +9849,7 @@
       <w:spacing w:after="0" w:line="240" w:lineRule="auto"/>
     </w:pPr>
     <w:rPr>
-      <w:rFonts w:asciiTheme="majorHAnsi" w:cstheme="majorBidi" w:eastAsiaTheme="majorEastAsia" w:hAnsiTheme="majorHAnsi"/>
+      <w:rFonts w:asciiTheme="majorHAnsi" w:cstheme="majorBidi" w:hAnsiTheme="majorHAnsi" w:eastAsia="黑体"/>
       <w:color w:themeColor="text1" w:val="000000"/>
     </w:rPr>
     <w:tblPr>
@@ -9393,6 +9871,7 @@
     </w:tblPr>
     <w:tblStylePr w:type="firstRow">
       <w:rPr>
+        <w:rFonts w:eastAsia="黑体"/>
         <w:sz w:val="24"/>
         <w:szCs w:val="24"/>
       </w:rPr>
@@ -9499,7 +9978,7 @@
       <w:spacing w:after="0" w:line="240" w:lineRule="auto"/>
     </w:pPr>
     <w:rPr>
-      <w:rFonts w:asciiTheme="majorHAnsi" w:cstheme="majorBidi" w:eastAsiaTheme="majorEastAsia" w:hAnsiTheme="majorHAnsi"/>
+      <w:rFonts w:asciiTheme="majorHAnsi" w:cstheme="majorBidi" w:hAnsiTheme="majorHAnsi" w:eastAsia="黑体"/>
       <w:color w:themeColor="text1" w:val="000000"/>
     </w:rPr>
     <w:tblPr>
@@ -9521,6 +10000,7 @@
     </w:tblPr>
     <w:tblStylePr w:type="firstRow">
       <w:rPr>
+        <w:rFonts w:eastAsia="黑体"/>
         <w:sz w:val="24"/>
         <w:szCs w:val="24"/>
       </w:rPr>
@@ -9627,7 +10107,7 @@
       <w:spacing w:after="0" w:line="240" w:lineRule="auto"/>
     </w:pPr>
     <w:rPr>
-      <w:rFonts w:asciiTheme="majorHAnsi" w:cstheme="majorBidi" w:eastAsiaTheme="majorEastAsia" w:hAnsiTheme="majorHAnsi"/>
+      <w:rFonts w:asciiTheme="majorHAnsi" w:cstheme="majorBidi" w:hAnsiTheme="majorHAnsi" w:eastAsia="黑体"/>
       <w:color w:themeColor="text1" w:val="000000"/>
     </w:rPr>
     <w:tblPr>
@@ -9649,6 +10129,7 @@
     </w:tblPr>
     <w:tblStylePr w:type="firstRow">
       <w:rPr>
+        <w:rFonts w:eastAsia="黑体"/>
         <w:sz w:val="24"/>
         <w:szCs w:val="24"/>
       </w:rPr>
@@ -9778,12 +10259,14 @@
     </w:tcPr>
     <w:tblStylePr w:type="firstRow">
       <w:rPr>
+        <w:rFonts w:eastAsia="黑体"/>
         <w:b/>
         <w:bCs/>
       </w:rPr>
     </w:tblStylePr>
     <w:tblStylePr w:type="lastRow">
       <w:rPr>
+        <w:rFonts w:eastAsia="黑体"/>
         <w:b/>
         <w:bCs/>
       </w:rPr>
@@ -9796,12 +10279,14 @@
     </w:tblStylePr>
     <w:tblStylePr w:type="firstCol">
       <w:rPr>
+        <w:rFonts w:eastAsia="黑体"/>
         <w:b/>
         <w:bCs/>
       </w:rPr>
     </w:tblStylePr>
     <w:tblStylePr w:type="lastCol">
       <w:rPr>
+        <w:rFonts w:eastAsia="黑体"/>
         <w:b/>
         <w:bCs/>
       </w:rPr>
@@ -9851,12 +10336,14 @@
     </w:tcPr>
     <w:tblStylePr w:type="firstRow">
       <w:rPr>
+        <w:rFonts w:eastAsia="黑体"/>
         <w:b/>
         <w:bCs/>
       </w:rPr>
     </w:tblStylePr>
     <w:tblStylePr w:type="lastRow">
       <w:rPr>
+        <w:rFonts w:eastAsia="黑体"/>
         <w:b/>
         <w:bCs/>
       </w:rPr>
@@ -9869,12 +10356,14 @@
     </w:tblStylePr>
     <w:tblStylePr w:type="firstCol">
       <w:rPr>
+        <w:rFonts w:eastAsia="黑体"/>
         <w:b/>
         <w:bCs/>
       </w:rPr>
     </w:tblStylePr>
     <w:tblStylePr w:type="lastCol">
       <w:rPr>
+        <w:rFonts w:eastAsia="黑体"/>
         <w:b/>
         <w:bCs/>
       </w:rPr>
@@ -9924,12 +10413,14 @@
     </w:tcPr>
     <w:tblStylePr w:type="firstRow">
       <w:rPr>
+        <w:rFonts w:eastAsia="黑体"/>
         <w:b/>
         <w:bCs/>
       </w:rPr>
     </w:tblStylePr>
     <w:tblStylePr w:type="lastRow">
       <w:rPr>
+        <w:rFonts w:eastAsia="黑体"/>
         <w:b/>
         <w:bCs/>
       </w:rPr>
@@ -9942,12 +10433,14 @@
     </w:tblStylePr>
     <w:tblStylePr w:type="firstCol">
       <w:rPr>
+        <w:rFonts w:eastAsia="黑体"/>
         <w:b/>
         <w:bCs/>
       </w:rPr>
     </w:tblStylePr>
     <w:tblStylePr w:type="lastCol">
       <w:rPr>
+        <w:rFonts w:eastAsia="黑体"/>
         <w:b/>
         <w:bCs/>
       </w:rPr>
@@ -9997,12 +10490,14 @@
     </w:tcPr>
     <w:tblStylePr w:type="firstRow">
       <w:rPr>
+        <w:rFonts w:eastAsia="黑体"/>
         <w:b/>
         <w:bCs/>
       </w:rPr>
     </w:tblStylePr>
     <w:tblStylePr w:type="lastRow">
       <w:rPr>
+        <w:rFonts w:eastAsia="黑体"/>
         <w:b/>
         <w:bCs/>
       </w:rPr>
@@ -10015,12 +10510,14 @@
     </w:tblStylePr>
     <w:tblStylePr w:type="firstCol">
       <w:rPr>
+        <w:rFonts w:eastAsia="黑体"/>
         <w:b/>
         <w:bCs/>
       </w:rPr>
     </w:tblStylePr>
     <w:tblStylePr w:type="lastCol">
       <w:rPr>
+        <w:rFonts w:eastAsia="黑体"/>
         <w:b/>
         <w:bCs/>
       </w:rPr>
@@ -10070,12 +10567,14 @@
     </w:tcPr>
     <w:tblStylePr w:type="firstRow">
       <w:rPr>
+        <w:rFonts w:eastAsia="黑体"/>
         <w:b/>
         <w:bCs/>
       </w:rPr>
     </w:tblStylePr>
     <w:tblStylePr w:type="lastRow">
       <w:rPr>
+        <w:rFonts w:eastAsia="黑体"/>
         <w:b/>
         <w:bCs/>
       </w:rPr>
@@ -10088,12 +10587,14 @@
     </w:tblStylePr>
     <w:tblStylePr w:type="firstCol">
       <w:rPr>
+        <w:rFonts w:eastAsia="黑体"/>
         <w:b/>
         <w:bCs/>
       </w:rPr>
     </w:tblStylePr>
     <w:tblStylePr w:type="lastCol">
       <w:rPr>
+        <w:rFonts w:eastAsia="黑体"/>
         <w:b/>
         <w:bCs/>
       </w:rPr>
@@ -10143,12 +10644,14 @@
     </w:tcPr>
     <w:tblStylePr w:type="firstRow">
       <w:rPr>
+        <w:rFonts w:eastAsia="黑体"/>
         <w:b/>
         <w:bCs/>
       </w:rPr>
     </w:tblStylePr>
     <w:tblStylePr w:type="lastRow">
       <w:rPr>
+        <w:rFonts w:eastAsia="黑体"/>
         <w:b/>
         <w:bCs/>
       </w:rPr>
@@ -10161,12 +10664,14 @@
     </w:tblStylePr>
     <w:tblStylePr w:type="firstCol">
       <w:rPr>
+        <w:rFonts w:eastAsia="黑体"/>
         <w:b/>
         <w:bCs/>
       </w:rPr>
     </w:tblStylePr>
     <w:tblStylePr w:type="lastCol">
       <w:rPr>
+        <w:rFonts w:eastAsia="黑体"/>
         <w:b/>
         <w:bCs/>
       </w:rPr>
@@ -10216,12 +10721,14 @@
     </w:tcPr>
     <w:tblStylePr w:type="firstRow">
       <w:rPr>
+        <w:rFonts w:eastAsia="黑体"/>
         <w:b/>
         <w:bCs/>
       </w:rPr>
     </w:tblStylePr>
     <w:tblStylePr w:type="lastRow">
       <w:rPr>
+        <w:rFonts w:eastAsia="黑体"/>
         <w:b/>
         <w:bCs/>
       </w:rPr>
@@ -10234,12 +10741,14 @@
     </w:tblStylePr>
     <w:tblStylePr w:type="firstCol">
       <w:rPr>
+        <w:rFonts w:eastAsia="黑体"/>
         <w:b/>
         <w:bCs/>
       </w:rPr>
     </w:tblStylePr>
     <w:tblStylePr w:type="lastCol">
       <w:rPr>
+        <w:rFonts w:eastAsia="黑体"/>
         <w:b/>
         <w:bCs/>
       </w:rPr>
@@ -10266,7 +10775,7 @@
       <w:spacing w:after="0" w:line="240" w:lineRule="auto"/>
     </w:pPr>
     <w:rPr>
-      <w:rFonts w:asciiTheme="majorHAnsi" w:cstheme="majorBidi" w:eastAsiaTheme="majorEastAsia" w:hAnsiTheme="majorHAnsi"/>
+      <w:rFonts w:asciiTheme="majorHAnsi" w:cstheme="majorBidi" w:hAnsiTheme="majorHAnsi" w:eastAsia="黑体"/>
       <w:color w:themeColor="text1" w:val="000000"/>
     </w:rPr>
     <w:tblPr>
@@ -10293,6 +10802,7 @@
     </w:tcPr>
     <w:tblStylePr w:type="firstRow">
       <w:rPr>
+        <w:rFonts w:eastAsia="黑体"/>
         <w:b/>
         <w:bCs/>
         <w:color w:themeColor="text1" w:val="000000"/>
@@ -10304,6 +10814,7 @@
     </w:tblStylePr>
     <w:tblStylePr w:type="lastRow">
       <w:rPr>
+        <w:rFonts w:eastAsia="黑体"/>
         <w:b/>
         <w:bCs/>
         <w:color w:themeColor="text1" w:val="000000"/>
@@ -10323,6 +10834,7 @@
     </w:tblStylePr>
     <w:tblStylePr w:type="firstCol">
       <w:rPr>
+        <w:rFonts w:eastAsia="黑体"/>
         <w:b/>
         <w:bCs/>
         <w:color w:themeColor="text1" w:val="000000"/>
@@ -10342,6 +10854,7 @@
     </w:tblStylePr>
     <w:tblStylePr w:type="lastCol">
       <w:rPr>
+        <w:rFonts w:eastAsia="黑体"/>
         <w:b w:val="0"/>
         <w:bCs w:val="0"/>
         <w:color w:themeColor="text1" w:val="000000"/>
@@ -10391,7 +10904,7 @@
       <w:spacing w:after="0" w:line="240" w:lineRule="auto"/>
     </w:pPr>
     <w:rPr>
-      <w:rFonts w:asciiTheme="majorHAnsi" w:cstheme="majorBidi" w:eastAsiaTheme="majorEastAsia" w:hAnsiTheme="majorHAnsi"/>
+      <w:rFonts w:asciiTheme="majorHAnsi" w:cstheme="majorBidi" w:hAnsiTheme="majorHAnsi" w:eastAsia="黑体"/>
       <w:color w:themeColor="text1" w:val="000000"/>
     </w:rPr>
     <w:tblPr>
@@ -10418,6 +10931,7 @@
     </w:tcPr>
     <w:tblStylePr w:type="firstRow">
       <w:rPr>
+        <w:rFonts w:eastAsia="黑体"/>
         <w:b/>
         <w:bCs/>
         <w:color w:themeColor="text1" w:val="000000"/>
@@ -10429,6 +10943,7 @@
     </w:tblStylePr>
     <w:tblStylePr w:type="lastRow">
       <w:rPr>
+        <w:rFonts w:eastAsia="黑体"/>
         <w:b/>
         <w:bCs/>
         <w:color w:themeColor="text1" w:val="000000"/>
@@ -10448,6 +10963,7 @@
     </w:tblStylePr>
     <w:tblStylePr w:type="firstCol">
       <w:rPr>
+        <w:rFonts w:eastAsia="黑体"/>
         <w:b/>
         <w:bCs/>
         <w:color w:themeColor="text1" w:val="000000"/>
@@ -10467,6 +10983,7 @@
     </w:tblStylePr>
     <w:tblStylePr w:type="lastCol">
       <w:rPr>
+        <w:rFonts w:eastAsia="黑体"/>
         <w:b w:val="0"/>
         <w:bCs w:val="0"/>
         <w:color w:themeColor="text1" w:val="000000"/>
@@ -10516,7 +11033,7 @@
       <w:spacing w:after="0" w:line="240" w:lineRule="auto"/>
     </w:pPr>
     <w:rPr>
-      <w:rFonts w:asciiTheme="majorHAnsi" w:cstheme="majorBidi" w:eastAsiaTheme="majorEastAsia" w:hAnsiTheme="majorHAnsi"/>
+      <w:rFonts w:asciiTheme="majorHAnsi" w:cstheme="majorBidi" w:hAnsiTheme="majorHAnsi" w:eastAsia="黑体"/>
       <w:color w:themeColor="text1" w:val="000000"/>
     </w:rPr>
     <w:tblPr>
@@ -10543,6 +11060,7 @@
     </w:tcPr>
     <w:tblStylePr w:type="firstRow">
       <w:rPr>
+        <w:rFonts w:eastAsia="黑体"/>
         <w:b/>
         <w:bCs/>
         <w:color w:themeColor="text1" w:val="000000"/>
@@ -10554,6 +11072,7 @@
     </w:tblStylePr>
     <w:tblStylePr w:type="lastRow">
       <w:rPr>
+        <w:rFonts w:eastAsia="黑体"/>
         <w:b/>
         <w:bCs/>
         <w:color w:themeColor="text1" w:val="000000"/>
@@ -10573,6 +11092,7 @@
     </w:tblStylePr>
     <w:tblStylePr w:type="firstCol">
       <w:rPr>
+        <w:rFonts w:eastAsia="黑体"/>
         <w:b/>
         <w:bCs/>
         <w:color w:themeColor="text1" w:val="000000"/>
@@ -10592,6 +11112,7 @@
     </w:tblStylePr>
     <w:tblStylePr w:type="lastCol">
       <w:rPr>
+        <w:rFonts w:eastAsia="黑体"/>
         <w:b w:val="0"/>
         <w:bCs w:val="0"/>
         <w:color w:themeColor="text1" w:val="000000"/>
@@ -10641,7 +11162,7 @@
       <w:spacing w:after="0" w:line="240" w:lineRule="auto"/>
     </w:pPr>
     <w:rPr>
-      <w:rFonts w:asciiTheme="majorHAnsi" w:cstheme="majorBidi" w:eastAsiaTheme="majorEastAsia" w:hAnsiTheme="majorHAnsi"/>
+      <w:rFonts w:asciiTheme="majorHAnsi" w:cstheme="majorBidi" w:hAnsiTheme="majorHAnsi" w:eastAsia="黑体"/>
       <w:color w:themeColor="text1" w:val="000000"/>
     </w:rPr>
     <w:tblPr>
@@ -10668,6 +11189,7 @@
     </w:tcPr>
     <w:tblStylePr w:type="firstRow">
       <w:rPr>
+        <w:rFonts w:eastAsia="黑体"/>
         <w:b/>
         <w:bCs/>
         <w:color w:themeColor="text1" w:val="000000"/>
@@ -10679,6 +11201,7 @@
     </w:tblStylePr>
     <w:tblStylePr w:type="lastRow">
       <w:rPr>
+        <w:rFonts w:eastAsia="黑体"/>
         <w:b/>
         <w:bCs/>
         <w:color w:themeColor="text1" w:val="000000"/>
@@ -10698,6 +11221,7 @@
     </w:tblStylePr>
     <w:tblStylePr w:type="firstCol">
       <w:rPr>
+        <w:rFonts w:eastAsia="黑体"/>
         <w:b/>
         <w:bCs/>
         <w:color w:themeColor="text1" w:val="000000"/>
@@ -10717,6 +11241,7 @@
     </w:tblStylePr>
     <w:tblStylePr w:type="lastCol">
       <w:rPr>
+        <w:rFonts w:eastAsia="黑体"/>
         <w:b w:val="0"/>
         <w:bCs w:val="0"/>
         <w:color w:themeColor="text1" w:val="000000"/>
@@ -10766,7 +11291,7 @@
       <w:spacing w:after="0" w:line="240" w:lineRule="auto"/>
     </w:pPr>
     <w:rPr>
-      <w:rFonts w:asciiTheme="majorHAnsi" w:cstheme="majorBidi" w:eastAsiaTheme="majorEastAsia" w:hAnsiTheme="majorHAnsi"/>
+      <w:rFonts w:asciiTheme="majorHAnsi" w:cstheme="majorBidi" w:hAnsiTheme="majorHAnsi" w:eastAsia="黑体"/>
       <w:color w:themeColor="text1" w:val="000000"/>
     </w:rPr>
     <w:tblPr>
@@ -10793,6 +11318,7 @@
     </w:tcPr>
     <w:tblStylePr w:type="firstRow">
       <w:rPr>
+        <w:rFonts w:eastAsia="黑体"/>
         <w:b/>
         <w:bCs/>
         <w:color w:themeColor="text1" w:val="000000"/>
@@ -10804,6 +11330,7 @@
     </w:tblStylePr>
     <w:tblStylePr w:type="lastRow">
       <w:rPr>
+        <w:rFonts w:eastAsia="黑体"/>
         <w:b/>
         <w:bCs/>
         <w:color w:themeColor="text1" w:val="000000"/>
@@ -10823,6 +11350,7 @@
     </w:tblStylePr>
     <w:tblStylePr w:type="firstCol">
       <w:rPr>
+        <w:rFonts w:eastAsia="黑体"/>
         <w:b/>
         <w:bCs/>
         <w:color w:themeColor="text1" w:val="000000"/>
@@ -10842,6 +11370,7 @@
     </w:tblStylePr>
     <w:tblStylePr w:type="lastCol">
       <w:rPr>
+        <w:rFonts w:eastAsia="黑体"/>
         <w:b w:val="0"/>
         <w:bCs w:val="0"/>
         <w:color w:themeColor="text1" w:val="000000"/>
@@ -10891,7 +11420,7 @@
       <w:spacing w:after="0" w:line="240" w:lineRule="auto"/>
     </w:pPr>
     <w:rPr>
-      <w:rFonts w:asciiTheme="majorHAnsi" w:cstheme="majorBidi" w:eastAsiaTheme="majorEastAsia" w:hAnsiTheme="majorHAnsi"/>
+      <w:rFonts w:asciiTheme="majorHAnsi" w:cstheme="majorBidi" w:hAnsiTheme="majorHAnsi" w:eastAsia="黑体"/>
       <w:color w:themeColor="text1" w:val="000000"/>
     </w:rPr>
     <w:tblPr>
@@ -10918,6 +11447,7 @@
     </w:tcPr>
     <w:tblStylePr w:type="firstRow">
       <w:rPr>
+        <w:rFonts w:eastAsia="黑体"/>
         <w:b/>
         <w:bCs/>
         <w:color w:themeColor="text1" w:val="000000"/>
@@ -10929,6 +11459,7 @@
     </w:tblStylePr>
     <w:tblStylePr w:type="lastRow">
       <w:rPr>
+        <w:rFonts w:eastAsia="黑体"/>
         <w:b/>
         <w:bCs/>
         <w:color w:themeColor="text1" w:val="000000"/>
@@ -10948,6 +11479,7 @@
     </w:tblStylePr>
     <w:tblStylePr w:type="firstCol">
       <w:rPr>
+        <w:rFonts w:eastAsia="黑体"/>
         <w:b/>
         <w:bCs/>
         <w:color w:themeColor="text1" w:val="000000"/>
@@ -10967,6 +11499,7 @@
     </w:tblStylePr>
     <w:tblStylePr w:type="lastCol">
       <w:rPr>
+        <w:rFonts w:eastAsia="黑体"/>
         <w:b w:val="0"/>
         <w:bCs w:val="0"/>
         <w:color w:themeColor="text1" w:val="000000"/>
@@ -11016,7 +11549,7 @@
       <w:spacing w:after="0" w:line="240" w:lineRule="auto"/>
     </w:pPr>
     <w:rPr>
-      <w:rFonts w:asciiTheme="majorHAnsi" w:cstheme="majorBidi" w:eastAsiaTheme="majorEastAsia" w:hAnsiTheme="majorHAnsi"/>
+      <w:rFonts w:asciiTheme="majorHAnsi" w:cstheme="majorBidi" w:hAnsiTheme="majorHAnsi" w:eastAsia="黑体"/>
       <w:color w:themeColor="text1" w:val="000000"/>
     </w:rPr>
     <w:tblPr>
@@ -11043,6 +11576,7 @@
     </w:tcPr>
     <w:tblStylePr w:type="firstRow">
       <w:rPr>
+        <w:rFonts w:eastAsia="黑体"/>
         <w:b/>
         <w:bCs/>
         <w:color w:themeColor="text1" w:val="000000"/>
@@ -11054,6 +11588,7 @@
     </w:tblStylePr>
     <w:tblStylePr w:type="lastRow">
       <w:rPr>
+        <w:rFonts w:eastAsia="黑体"/>
         <w:b/>
         <w:bCs/>
         <w:color w:themeColor="text1" w:val="000000"/>
@@ -11073,6 +11608,7 @@
     </w:tblStylePr>
     <w:tblStylePr w:type="firstCol">
       <w:rPr>
+        <w:rFonts w:eastAsia="黑体"/>
         <w:b/>
         <w:bCs/>
         <w:color w:themeColor="text1" w:val="000000"/>
@@ -11092,6 +11628,7 @@
     </w:tblStylePr>
     <w:tblStylePr w:type="lastCol">
       <w:rPr>
+        <w:rFonts w:eastAsia="黑体"/>
         <w:b w:val="0"/>
         <w:bCs w:val="0"/>
         <w:color w:themeColor="text1" w:val="000000"/>
@@ -11164,6 +11701,7 @@
     </w:tcPr>
     <w:tblStylePr w:type="firstRow">
       <w:rPr>
+        <w:rFonts w:eastAsia="黑体"/>
         <w:b/>
         <w:bCs/>
         <w:i w:val="0"/>
@@ -11185,6 +11723,7 @@
     </w:tblStylePr>
     <w:tblStylePr w:type="lastRow">
       <w:rPr>
+        <w:rFonts w:eastAsia="黑体"/>
         <w:b/>
         <w:bCs/>
         <w:i w:val="0"/>
@@ -11206,6 +11745,7 @@
     </w:tblStylePr>
     <w:tblStylePr w:type="firstCol">
       <w:rPr>
+        <w:rFonts w:eastAsia="黑体"/>
         <w:b/>
         <w:bCs/>
         <w:i w:val="0"/>
@@ -11225,6 +11765,7 @@
     </w:tblStylePr>
     <w:tblStylePr w:type="lastCol">
       <w:rPr>
+        <w:rFonts w:eastAsia="黑体"/>
         <w:b/>
         <w:bCs/>
         <w:i w:val="0"/>
@@ -11305,6 +11846,7 @@
     </w:tcPr>
     <w:tblStylePr w:type="firstRow">
       <w:rPr>
+        <w:rFonts w:eastAsia="黑体"/>
         <w:b/>
         <w:bCs/>
         <w:i w:val="0"/>
@@ -11326,6 +11868,7 @@
     </w:tblStylePr>
     <w:tblStylePr w:type="lastRow">
       <w:rPr>
+        <w:rFonts w:eastAsia="黑体"/>
         <w:b/>
         <w:bCs/>
         <w:i w:val="0"/>
@@ -11347,6 +11890,7 @@
     </w:tblStylePr>
     <w:tblStylePr w:type="firstCol">
       <w:rPr>
+        <w:rFonts w:eastAsia="黑体"/>
         <w:b/>
         <w:bCs/>
         <w:i w:val="0"/>
@@ -11366,6 +11910,7 @@
     </w:tblStylePr>
     <w:tblStylePr w:type="lastCol">
       <w:rPr>
+        <w:rFonts w:eastAsia="黑体"/>
         <w:b/>
         <w:bCs/>
         <w:i w:val="0"/>
@@ -11446,6 +11991,7 @@
     </w:tcPr>
     <w:tblStylePr w:type="firstRow">
       <w:rPr>
+        <w:rFonts w:eastAsia="黑体"/>
         <w:b/>
         <w:bCs/>
         <w:i w:val="0"/>
@@ -11467,6 +12013,7 @@
     </w:tblStylePr>
     <w:tblStylePr w:type="lastRow">
       <w:rPr>
+        <w:rFonts w:eastAsia="黑体"/>
         <w:b/>
         <w:bCs/>
         <w:i w:val="0"/>
@@ -11488,6 +12035,7 @@
     </w:tblStylePr>
     <w:tblStylePr w:type="firstCol">
       <w:rPr>
+        <w:rFonts w:eastAsia="黑体"/>
         <w:b/>
         <w:bCs/>
         <w:i w:val="0"/>
@@ -11507,6 +12055,7 @@
     </w:tblStylePr>
     <w:tblStylePr w:type="lastCol">
       <w:rPr>
+        <w:rFonts w:eastAsia="黑体"/>
         <w:b/>
         <w:bCs/>
         <w:i w:val="0"/>
@@ -11587,6 +12136,7 @@
     </w:tcPr>
     <w:tblStylePr w:type="firstRow">
       <w:rPr>
+        <w:rFonts w:eastAsia="黑体"/>
         <w:b/>
         <w:bCs/>
         <w:i w:val="0"/>
@@ -11608,6 +12158,7 @@
     </w:tblStylePr>
     <w:tblStylePr w:type="lastRow">
       <w:rPr>
+        <w:rFonts w:eastAsia="黑体"/>
         <w:b/>
         <w:bCs/>
         <w:i w:val="0"/>
@@ -11629,6 +12180,7 @@
     </w:tblStylePr>
     <w:tblStylePr w:type="firstCol">
       <w:rPr>
+        <w:rFonts w:eastAsia="黑体"/>
         <w:b/>
         <w:bCs/>
         <w:i w:val="0"/>
@@ -11648,6 +12200,7 @@
     </w:tblStylePr>
     <w:tblStylePr w:type="lastCol">
       <w:rPr>
+        <w:rFonts w:eastAsia="黑体"/>
         <w:b/>
         <w:bCs/>
         <w:i w:val="0"/>
@@ -11728,6 +12281,7 @@
     </w:tcPr>
     <w:tblStylePr w:type="firstRow">
       <w:rPr>
+        <w:rFonts w:eastAsia="黑体"/>
         <w:b/>
         <w:bCs/>
         <w:i w:val="0"/>
@@ -11749,6 +12303,7 @@
     </w:tblStylePr>
     <w:tblStylePr w:type="lastRow">
       <w:rPr>
+        <w:rFonts w:eastAsia="黑体"/>
         <w:b/>
         <w:bCs/>
         <w:i w:val="0"/>
@@ -11770,6 +12325,7 @@
     </w:tblStylePr>
     <w:tblStylePr w:type="firstCol">
       <w:rPr>
+        <w:rFonts w:eastAsia="黑体"/>
         <w:b/>
         <w:bCs/>
         <w:i w:val="0"/>
@@ -11789,6 +12345,7 @@
     </w:tblStylePr>
     <w:tblStylePr w:type="lastCol">
       <w:rPr>
+        <w:rFonts w:eastAsia="黑体"/>
         <w:b/>
         <w:bCs/>
         <w:i w:val="0"/>
@@ -11869,6 +12426,7 @@
     </w:tcPr>
     <w:tblStylePr w:type="firstRow">
       <w:rPr>
+        <w:rFonts w:eastAsia="黑体"/>
         <w:b/>
         <w:bCs/>
         <w:i w:val="0"/>
@@ -11890,6 +12448,7 @@
     </w:tblStylePr>
     <w:tblStylePr w:type="lastRow">
       <w:rPr>
+        <w:rFonts w:eastAsia="黑体"/>
         <w:b/>
         <w:bCs/>
         <w:i w:val="0"/>
@@ -11911,6 +12470,7 @@
     </w:tblStylePr>
     <w:tblStylePr w:type="firstCol">
       <w:rPr>
+        <w:rFonts w:eastAsia="黑体"/>
         <w:b/>
         <w:bCs/>
         <w:i w:val="0"/>
@@ -11930,6 +12490,7 @@
     </w:tblStylePr>
     <w:tblStylePr w:type="lastCol">
       <w:rPr>
+        <w:rFonts w:eastAsia="黑体"/>
         <w:b/>
         <w:bCs/>
         <w:i w:val="0"/>
@@ -12010,6 +12571,7 @@
     </w:tcPr>
     <w:tblStylePr w:type="firstRow">
       <w:rPr>
+        <w:rFonts w:eastAsia="黑体"/>
         <w:b/>
         <w:bCs/>
         <w:i w:val="0"/>
@@ -12031,6 +12593,7 @@
     </w:tblStylePr>
     <w:tblStylePr w:type="lastRow">
       <w:rPr>
+        <w:rFonts w:eastAsia="黑体"/>
         <w:b/>
         <w:bCs/>
         <w:i w:val="0"/>
@@ -12052,6 +12615,7 @@
     </w:tblStylePr>
     <w:tblStylePr w:type="firstCol">
       <w:rPr>
+        <w:rFonts w:eastAsia="黑体"/>
         <w:b/>
         <w:bCs/>
         <w:i w:val="0"/>
@@ -12071,6 +12635,7 @@
     </w:tblStylePr>
     <w:tblStylePr w:type="lastCol">
       <w:rPr>
+        <w:rFonts w:eastAsia="黑体"/>
         <w:b/>
         <w:bCs/>
         <w:i w:val="0"/>
@@ -12128,6 +12693,7 @@
       <w:spacing w:after="0" w:line="240" w:lineRule="auto"/>
     </w:pPr>
     <w:rPr>
+      <w:rFonts w:eastAsia="黑体"/>
       <w:color w:themeColor="background1" w:val="FFFFFF"/>
     </w:rPr>
     <w:tblPr>
@@ -12146,6 +12712,7 @@
     </w:tcPr>
     <w:tblStylePr w:type="firstRow">
       <w:rPr>
+        <w:rFonts w:eastAsia="黑体"/>
         <w:b/>
         <w:bCs/>
       </w:rPr>
@@ -12242,6 +12809,7 @@
       <w:spacing w:after="0" w:line="240" w:lineRule="auto"/>
     </w:pPr>
     <w:rPr>
+      <w:rFonts w:eastAsia="黑体"/>
       <w:color w:themeColor="background1" w:val="FFFFFF"/>
     </w:rPr>
     <w:tblPr>
@@ -12260,6 +12828,7 @@
     </w:tcPr>
     <w:tblStylePr w:type="firstRow">
       <w:rPr>
+        <w:rFonts w:eastAsia="黑体"/>
         <w:b/>
         <w:bCs/>
       </w:rPr>
@@ -12356,6 +12925,7 @@
       <w:spacing w:after="0" w:line="240" w:lineRule="auto"/>
     </w:pPr>
     <w:rPr>
+      <w:rFonts w:eastAsia="黑体"/>
       <w:color w:themeColor="background1" w:val="FFFFFF"/>
     </w:rPr>
     <w:tblPr>
@@ -12374,6 +12944,7 @@
     </w:tcPr>
     <w:tblStylePr w:type="firstRow">
       <w:rPr>
+        <w:rFonts w:eastAsia="黑体"/>
         <w:b/>
         <w:bCs/>
       </w:rPr>
@@ -12470,6 +13041,7 @@
       <w:spacing w:after="0" w:line="240" w:lineRule="auto"/>
     </w:pPr>
     <w:rPr>
+      <w:rFonts w:eastAsia="黑体"/>
       <w:color w:themeColor="background1" w:val="FFFFFF"/>
     </w:rPr>
     <w:tblPr>
@@ -12488,6 +13060,7 @@
     </w:tcPr>
     <w:tblStylePr w:type="firstRow">
       <w:rPr>
+        <w:rFonts w:eastAsia="黑体"/>
         <w:b/>
         <w:bCs/>
       </w:rPr>
@@ -12584,6 +13157,7 @@
       <w:spacing w:after="0" w:line="240" w:lineRule="auto"/>
     </w:pPr>
     <w:rPr>
+      <w:rFonts w:eastAsia="黑体"/>
       <w:color w:themeColor="background1" w:val="FFFFFF"/>
     </w:rPr>
     <w:tblPr>
@@ -12602,6 +13176,7 @@
     </w:tcPr>
     <w:tblStylePr w:type="firstRow">
       <w:rPr>
+        <w:rFonts w:eastAsia="黑体"/>
         <w:b/>
         <w:bCs/>
       </w:rPr>
@@ -12698,6 +13273,7 @@
       <w:spacing w:after="0" w:line="240" w:lineRule="auto"/>
     </w:pPr>
     <w:rPr>
+      <w:rFonts w:eastAsia="黑体"/>
       <w:color w:themeColor="background1" w:val="FFFFFF"/>
     </w:rPr>
     <w:tblPr>
@@ -12716,6 +13292,7 @@
     </w:tcPr>
     <w:tblStylePr w:type="firstRow">
       <w:rPr>
+        <w:rFonts w:eastAsia="黑体"/>
         <w:b/>
         <w:bCs/>
       </w:rPr>
@@ -12812,6 +13389,7 @@
       <w:spacing w:after="0" w:line="240" w:lineRule="auto"/>
     </w:pPr>
     <w:rPr>
+      <w:rFonts w:eastAsia="黑体"/>
       <w:color w:themeColor="background1" w:val="FFFFFF"/>
     </w:rPr>
     <w:tblPr>
@@ -12830,6 +13408,7 @@
     </w:tcPr>
     <w:tblStylePr w:type="firstRow">
       <w:rPr>
+        <w:rFonts w:eastAsia="黑体"/>
         <w:b/>
         <w:bCs/>
       </w:rPr>
@@ -12926,6 +13505,7 @@
       <w:spacing w:after="0" w:line="240" w:lineRule="auto"/>
     </w:pPr>
     <w:rPr>
+      <w:rFonts w:eastAsia="黑体"/>
       <w:color w:themeColor="text1" w:val="000000"/>
     </w:rPr>
     <w:tblPr>
@@ -12952,6 +13532,7 @@
     </w:tcPr>
     <w:tblStylePr w:type="firstRow">
       <w:rPr>
+        <w:rFonts w:eastAsia="黑体"/>
         <w:b/>
         <w:bCs/>
       </w:rPr>
@@ -12970,6 +13551,7 @@
     </w:tblStylePr>
     <w:tblStylePr w:type="lastRow">
       <w:rPr>
+        <w:rFonts w:eastAsia="黑体"/>
         <w:b/>
         <w:bCs/>
         <w:color w:themeColor="background1" w:val="FFFFFF"/>
@@ -12984,6 +13566,7 @@
     </w:tblStylePr>
     <w:tblStylePr w:type="firstCol">
       <w:rPr>
+        <w:rFonts w:eastAsia="黑体"/>
         <w:color w:themeColor="background1" w:val="FFFFFF"/>
       </w:rPr>
       <w:tblPr/>
@@ -13001,6 +13584,7 @@
     </w:tblStylePr>
     <w:tblStylePr w:type="lastCol">
       <w:rPr>
+        <w:rFonts w:eastAsia="黑体"/>
         <w:color w:themeColor="background1" w:val="FFFFFF"/>
       </w:rPr>
       <w:tblPr/>
@@ -13030,11 +13614,13 @@
     </w:tblStylePr>
     <w:tblStylePr w:type="neCell">
       <w:rPr>
+        <w:rFonts w:eastAsia="黑体"/>
         <w:color w:themeColor="text1" w:val="000000"/>
       </w:rPr>
     </w:tblStylePr>
     <w:tblStylePr w:type="nwCell">
       <w:rPr>
+        <w:rFonts w:eastAsia="黑体"/>
         <w:color w:themeColor="text1" w:val="000000"/>
       </w:rPr>
     </w:tblStylePr>
@@ -13048,6 +13634,7 @@
       <w:spacing w:after="0" w:line="240" w:lineRule="auto"/>
     </w:pPr>
     <w:rPr>
+      <w:rFonts w:eastAsia="黑体"/>
       <w:color w:themeColor="text1" w:val="000000"/>
     </w:rPr>
     <w:tblPr>
@@ -13074,6 +13661,7 @@
     </w:tcPr>
     <w:tblStylePr w:type="firstRow">
       <w:rPr>
+        <w:rFonts w:eastAsia="黑体"/>
         <w:b/>
         <w:bCs/>
       </w:rPr>
@@ -13092,6 +13680,7 @@
     </w:tblStylePr>
     <w:tblStylePr w:type="lastRow">
       <w:rPr>
+        <w:rFonts w:eastAsia="黑体"/>
         <w:b/>
         <w:bCs/>
         <w:color w:themeColor="background1" w:val="FFFFFF"/>
@@ -13106,6 +13695,7 @@
     </w:tblStylePr>
     <w:tblStylePr w:type="firstCol">
       <w:rPr>
+        <w:rFonts w:eastAsia="黑体"/>
         <w:color w:themeColor="background1" w:val="FFFFFF"/>
       </w:rPr>
       <w:tblPr/>
@@ -13123,6 +13713,7 @@
     </w:tblStylePr>
     <w:tblStylePr w:type="lastCol">
       <w:rPr>
+        <w:rFonts w:eastAsia="黑体"/>
         <w:color w:themeColor="background1" w:val="FFFFFF"/>
       </w:rPr>
       <w:tblPr/>
@@ -13152,11 +13743,13 @@
     </w:tblStylePr>
     <w:tblStylePr w:type="neCell">
       <w:rPr>
+        <w:rFonts w:eastAsia="黑体"/>
         <w:color w:themeColor="text1" w:val="000000"/>
       </w:rPr>
     </w:tblStylePr>
     <w:tblStylePr w:type="nwCell">
       <w:rPr>
+        <w:rFonts w:eastAsia="黑体"/>
         <w:color w:themeColor="text1" w:val="000000"/>
       </w:rPr>
     </w:tblStylePr>
@@ -13170,6 +13763,7 @@
       <w:spacing w:after="0" w:line="240" w:lineRule="auto"/>
     </w:pPr>
     <w:rPr>
+      <w:rFonts w:eastAsia="黑体"/>
       <w:color w:themeColor="text1" w:val="000000"/>
     </w:rPr>
     <w:tblPr>
@@ -13196,6 +13790,7 @@
     </w:tcPr>
     <w:tblStylePr w:type="firstRow">
       <w:rPr>
+        <w:rFonts w:eastAsia="黑体"/>
         <w:b/>
         <w:bCs/>
       </w:rPr>
@@ -13214,6 +13809,7 @@
     </w:tblStylePr>
     <w:tblStylePr w:type="lastRow">
       <w:rPr>
+        <w:rFonts w:eastAsia="黑体"/>
         <w:b/>
         <w:bCs/>
         <w:color w:themeColor="background1" w:val="FFFFFF"/>
@@ -13228,6 +13824,7 @@
     </w:tblStylePr>
     <w:tblStylePr w:type="firstCol">
       <w:rPr>
+        <w:rFonts w:eastAsia="黑体"/>
         <w:color w:themeColor="background1" w:val="FFFFFF"/>
       </w:rPr>
       <w:tblPr/>
@@ -13245,6 +13842,7 @@
     </w:tblStylePr>
     <w:tblStylePr w:type="lastCol">
       <w:rPr>
+        <w:rFonts w:eastAsia="黑体"/>
         <w:color w:themeColor="background1" w:val="FFFFFF"/>
       </w:rPr>
       <w:tblPr/>
@@ -13274,11 +13872,13 @@
     </w:tblStylePr>
     <w:tblStylePr w:type="neCell">
       <w:rPr>
+        <w:rFonts w:eastAsia="黑体"/>
         <w:color w:themeColor="text1" w:val="000000"/>
       </w:rPr>
     </w:tblStylePr>
     <w:tblStylePr w:type="nwCell">
       <w:rPr>
+        <w:rFonts w:eastAsia="黑体"/>
         <w:color w:themeColor="text1" w:val="000000"/>
       </w:rPr>
     </w:tblStylePr>
@@ -13292,6 +13892,7 @@
       <w:spacing w:after="0" w:line="240" w:lineRule="auto"/>
     </w:pPr>
     <w:rPr>
+      <w:rFonts w:eastAsia="黑体"/>
       <w:color w:themeColor="text1" w:val="000000"/>
     </w:rPr>
     <w:tblPr>
@@ -13318,6 +13919,7 @@
     </w:tcPr>
     <w:tblStylePr w:type="firstRow">
       <w:rPr>
+        <w:rFonts w:eastAsia="黑体"/>
         <w:b/>
         <w:bCs/>
       </w:rPr>
@@ -13336,6 +13938,7 @@
     </w:tblStylePr>
     <w:tblStylePr w:type="lastRow">
       <w:rPr>
+        <w:rFonts w:eastAsia="黑体"/>
         <w:b/>
         <w:bCs/>
         <w:color w:themeColor="background1" w:val="FFFFFF"/>
@@ -13350,6 +13953,7 @@
     </w:tblStylePr>
     <w:tblStylePr w:type="firstCol">
       <w:rPr>
+        <w:rFonts w:eastAsia="黑体"/>
         <w:color w:themeColor="background1" w:val="FFFFFF"/>
       </w:rPr>
       <w:tblPr/>
@@ -13367,6 +13971,7 @@
     </w:tblStylePr>
     <w:tblStylePr w:type="lastCol">
       <w:rPr>
+        <w:rFonts w:eastAsia="黑体"/>
         <w:color w:themeColor="background1" w:val="FFFFFF"/>
       </w:rPr>
       <w:tblPr/>
@@ -13404,6 +14009,7 @@
       <w:spacing w:after="0" w:line="240" w:lineRule="auto"/>
     </w:pPr>
     <w:rPr>
+      <w:rFonts w:eastAsia="黑体"/>
       <w:color w:themeColor="text1" w:val="000000"/>
     </w:rPr>
     <w:tblPr>
@@ -13430,6 +14036,7 @@
     </w:tcPr>
     <w:tblStylePr w:type="firstRow">
       <w:rPr>
+        <w:rFonts w:eastAsia="黑体"/>
         <w:b/>
         <w:bCs/>
       </w:rPr>
@@ -13448,6 +14055,7 @@
     </w:tblStylePr>
     <w:tblStylePr w:type="lastRow">
       <w:rPr>
+        <w:rFonts w:eastAsia="黑体"/>
         <w:b/>
         <w:bCs/>
         <w:color w:themeColor="background1" w:val="FFFFFF"/>
@@ -13462,6 +14070,7 @@
     </w:tblStylePr>
     <w:tblStylePr w:type="firstCol">
       <w:rPr>
+        <w:rFonts w:eastAsia="黑体"/>
         <w:color w:themeColor="background1" w:val="FFFFFF"/>
       </w:rPr>
       <w:tblPr/>
@@ -13479,6 +14088,7 @@
     </w:tblStylePr>
     <w:tblStylePr w:type="lastCol">
       <w:rPr>
+        <w:rFonts w:eastAsia="黑体"/>
         <w:color w:themeColor="background1" w:val="FFFFFF"/>
       </w:rPr>
       <w:tblPr/>
@@ -13508,11 +14118,13 @@
     </w:tblStylePr>
     <w:tblStylePr w:type="neCell">
       <w:rPr>
+        <w:rFonts w:eastAsia="黑体"/>
         <w:color w:themeColor="text1" w:val="000000"/>
       </w:rPr>
     </w:tblStylePr>
     <w:tblStylePr w:type="nwCell">
       <w:rPr>
+        <w:rFonts w:eastAsia="黑体"/>
         <w:color w:themeColor="text1" w:val="000000"/>
       </w:rPr>
     </w:tblStylePr>
@@ -13526,6 +14138,7 @@
       <w:spacing w:after="0" w:line="240" w:lineRule="auto"/>
     </w:pPr>
     <w:rPr>
+      <w:rFonts w:eastAsia="黑体"/>
       <w:color w:themeColor="text1" w:val="000000"/>
     </w:rPr>
     <w:tblPr>
@@ -13552,6 +14165,7 @@
     </w:tcPr>
     <w:tblStylePr w:type="firstRow">
       <w:rPr>
+        <w:rFonts w:eastAsia="黑体"/>
         <w:b/>
         <w:bCs/>
       </w:rPr>
@@ -13570,6 +14184,7 @@
     </w:tblStylePr>
     <w:tblStylePr w:type="lastRow">
       <w:rPr>
+        <w:rFonts w:eastAsia="黑体"/>
         <w:b/>
         <w:bCs/>
         <w:color w:themeColor="background1" w:val="FFFFFF"/>
@@ -13584,6 +14199,7 @@
     </w:tblStylePr>
     <w:tblStylePr w:type="firstCol">
       <w:rPr>
+        <w:rFonts w:eastAsia="黑体"/>
         <w:color w:themeColor="background1" w:val="FFFFFF"/>
       </w:rPr>
       <w:tblPr/>
@@ -13601,6 +14217,7 @@
     </w:tblStylePr>
     <w:tblStylePr w:type="lastCol">
       <w:rPr>
+        <w:rFonts w:eastAsia="黑体"/>
         <w:color w:themeColor="background1" w:val="FFFFFF"/>
       </w:rPr>
       <w:tblPr/>
@@ -13630,11 +14247,13 @@
     </w:tblStylePr>
     <w:tblStylePr w:type="neCell">
       <w:rPr>
+        <w:rFonts w:eastAsia="黑体"/>
         <w:color w:themeColor="text1" w:val="000000"/>
       </w:rPr>
     </w:tblStylePr>
     <w:tblStylePr w:type="nwCell">
       <w:rPr>
+        <w:rFonts w:eastAsia="黑体"/>
         <w:color w:themeColor="text1" w:val="000000"/>
       </w:rPr>
     </w:tblStylePr>
@@ -13648,6 +14267,7 @@
       <w:spacing w:after="0" w:line="240" w:lineRule="auto"/>
     </w:pPr>
     <w:rPr>
+      <w:rFonts w:eastAsia="黑体"/>
       <w:color w:themeColor="text1" w:val="000000"/>
     </w:rPr>
     <w:tblPr>
@@ -13674,6 +14294,7 @@
     </w:tcPr>
     <w:tblStylePr w:type="firstRow">
       <w:rPr>
+        <w:rFonts w:eastAsia="黑体"/>
         <w:b/>
         <w:bCs/>
       </w:rPr>
@@ -13692,6 +14313,7 @@
     </w:tblStylePr>
     <w:tblStylePr w:type="lastRow">
       <w:rPr>
+        <w:rFonts w:eastAsia="黑体"/>
         <w:b/>
         <w:bCs/>
         <w:color w:themeColor="background1" w:val="FFFFFF"/>
@@ -13706,6 +14328,7 @@
     </w:tblStylePr>
     <w:tblStylePr w:type="firstCol">
       <w:rPr>
+        <w:rFonts w:eastAsia="黑体"/>
         <w:color w:themeColor="background1" w:val="FFFFFF"/>
       </w:rPr>
       <w:tblPr/>
@@ -13723,6 +14346,7 @@
     </w:tblStylePr>
     <w:tblStylePr w:type="lastCol">
       <w:rPr>
+        <w:rFonts w:eastAsia="黑体"/>
         <w:color w:themeColor="background1" w:val="FFFFFF"/>
       </w:rPr>
       <w:tblPr/>
@@ -13752,11 +14376,13 @@
     </w:tblStylePr>
     <w:tblStylePr w:type="neCell">
       <w:rPr>
+        <w:rFonts w:eastAsia="黑体"/>
         <w:color w:themeColor="text1" w:val="000000"/>
       </w:rPr>
     </w:tblStylePr>
     <w:tblStylePr w:type="nwCell">
       <w:rPr>
+        <w:rFonts w:eastAsia="黑体"/>
         <w:color w:themeColor="text1" w:val="000000"/>
       </w:rPr>
     </w:tblStylePr>
@@ -13770,6 +14396,7 @@
       <w:spacing w:after="0" w:line="240" w:lineRule="auto"/>
     </w:pPr>
     <w:rPr>
+      <w:rFonts w:eastAsia="黑体"/>
       <w:color w:themeColor="text1" w:val="000000"/>
     </w:rPr>
     <w:tblPr>
@@ -13788,6 +14415,7 @@
     </w:tcPr>
     <w:tblStylePr w:type="firstRow">
       <w:rPr>
+        <w:rFonts w:eastAsia="黑体"/>
         <w:b/>
         <w:bCs/>
         <w:color w:themeColor="background1" w:val="FFFFFF"/>
@@ -13802,6 +14430,7 @@
     </w:tblStylePr>
     <w:tblStylePr w:type="lastRow">
       <w:rPr>
+        <w:rFonts w:eastAsia="黑体"/>
         <w:b/>
         <w:bCs/>
         <w:color w:themeColor="accent2" w:themeShade="CC" w:val="9E3A38"/>
@@ -13816,12 +14445,14 @@
     </w:tblStylePr>
     <w:tblStylePr w:type="firstCol">
       <w:rPr>
+        <w:rFonts w:eastAsia="黑体"/>
         <w:b/>
         <w:bCs/>
       </w:rPr>
     </w:tblStylePr>
     <w:tblStylePr w:type="lastCol">
       <w:rPr>
+        <w:rFonts w:eastAsia="黑体"/>
         <w:b/>
         <w:bCs/>
       </w:rPr>
@@ -13856,6 +14487,7 @@
       <w:spacing w:after="0" w:line="240" w:lineRule="auto"/>
     </w:pPr>
     <w:rPr>
+      <w:rFonts w:eastAsia="黑体"/>
       <w:color w:themeColor="text1" w:val="000000"/>
     </w:rPr>
     <w:tblPr>
@@ -13874,6 +14506,7 @@
     </w:tcPr>
     <w:tblStylePr w:type="firstRow">
       <w:rPr>
+        <w:rFonts w:eastAsia="黑体"/>
         <w:b/>
         <w:bCs/>
         <w:color w:themeColor="background1" w:val="FFFFFF"/>
@@ -13888,6 +14521,7 @@
     </w:tblStylePr>
     <w:tblStylePr w:type="lastRow">
       <w:rPr>
+        <w:rFonts w:eastAsia="黑体"/>
         <w:b/>
         <w:bCs/>
         <w:color w:themeColor="accent2" w:themeShade="CC" w:val="9E3A38"/>
@@ -13902,12 +14536,14 @@
     </w:tblStylePr>
     <w:tblStylePr w:type="firstCol">
       <w:rPr>
+        <w:rFonts w:eastAsia="黑体"/>
         <w:b/>
         <w:bCs/>
       </w:rPr>
     </w:tblStylePr>
     <w:tblStylePr w:type="lastCol">
       <w:rPr>
+        <w:rFonts w:eastAsia="黑体"/>
         <w:b/>
         <w:bCs/>
       </w:rPr>
@@ -13942,6 +14578,7 @@
       <w:spacing w:after="0" w:line="240" w:lineRule="auto"/>
     </w:pPr>
     <w:rPr>
+      <w:rFonts w:eastAsia="黑体"/>
       <w:color w:themeColor="text1" w:val="000000"/>
     </w:rPr>
     <w:tblPr>
@@ -13960,6 +14597,7 @@
     </w:tcPr>
     <w:tblStylePr w:type="firstRow">
       <w:rPr>
+        <w:rFonts w:eastAsia="黑体"/>
         <w:b/>
         <w:bCs/>
         <w:color w:themeColor="background1" w:val="FFFFFF"/>
@@ -13974,6 +14612,7 @@
     </w:tblStylePr>
     <w:tblStylePr w:type="lastRow">
       <w:rPr>
+        <w:rFonts w:eastAsia="黑体"/>
         <w:b/>
         <w:bCs/>
         <w:color w:themeColor="accent2" w:themeShade="CC" w:val="9E3A38"/>
@@ -13988,12 +14627,14 @@
     </w:tblStylePr>
     <w:tblStylePr w:type="firstCol">
       <w:rPr>
+        <w:rFonts w:eastAsia="黑体"/>
         <w:b/>
         <w:bCs/>
       </w:rPr>
     </w:tblStylePr>
     <w:tblStylePr w:type="lastCol">
       <w:rPr>
+        <w:rFonts w:eastAsia="黑体"/>
         <w:b/>
         <w:bCs/>
       </w:rPr>
@@ -14028,6 +14669,7 @@
       <w:spacing w:after="0" w:line="240" w:lineRule="auto"/>
     </w:pPr>
     <w:rPr>
+      <w:rFonts w:eastAsia="黑体"/>
       <w:color w:themeColor="text1" w:val="000000"/>
     </w:rPr>
     <w:tblPr>
@@ -14046,6 +14688,7 @@
     </w:tcPr>
     <w:tblStylePr w:type="firstRow">
       <w:rPr>
+        <w:rFonts w:eastAsia="黑体"/>
         <w:b/>
         <w:bCs/>
         <w:color w:themeColor="background1" w:val="FFFFFF"/>
@@ -14060,6 +14703,7 @@
     </w:tblStylePr>
     <w:tblStylePr w:type="lastRow">
       <w:rPr>
+        <w:rFonts w:eastAsia="黑体"/>
         <w:b/>
         <w:bCs/>
         <w:color w:themeColor="accent4" w:themeShade="CC" w:val="664E82"/>
@@ -14074,12 +14718,14 @@
     </w:tblStylePr>
     <w:tblStylePr w:type="firstCol">
       <w:rPr>
+        <w:rFonts w:eastAsia="黑体"/>
         <w:b/>
         <w:bCs/>
       </w:rPr>
     </w:tblStylePr>
     <w:tblStylePr w:type="lastCol">
       <w:rPr>
+        <w:rFonts w:eastAsia="黑体"/>
         <w:b/>
         <w:bCs/>
       </w:rPr>
@@ -14114,6 +14760,7 @@
       <w:spacing w:after="0" w:line="240" w:lineRule="auto"/>
     </w:pPr>
     <w:rPr>
+      <w:rFonts w:eastAsia="黑体"/>
       <w:color w:themeColor="text1" w:val="000000"/>
     </w:rPr>
     <w:tblPr>
@@ -14132,6 +14779,7 @@
     </w:tcPr>
     <w:tblStylePr w:type="firstRow">
       <w:rPr>
+        <w:rFonts w:eastAsia="黑体"/>
         <w:b/>
         <w:bCs/>
         <w:color w:themeColor="background1" w:val="FFFFFF"/>
@@ -14146,6 +14794,7 @@
     </w:tblStylePr>
     <w:tblStylePr w:type="lastRow">
       <w:rPr>
+        <w:rFonts w:eastAsia="黑体"/>
         <w:b/>
         <w:bCs/>
         <w:color w:themeColor="accent3" w:themeShade="CC" w:val="7E9C40"/>
@@ -14160,12 +14809,14 @@
     </w:tblStylePr>
     <w:tblStylePr w:type="firstCol">
       <w:rPr>
+        <w:rFonts w:eastAsia="黑体"/>
         <w:b/>
         <w:bCs/>
       </w:rPr>
     </w:tblStylePr>
     <w:tblStylePr w:type="lastCol">
       <w:rPr>
+        <w:rFonts w:eastAsia="黑体"/>
         <w:b/>
         <w:bCs/>
       </w:rPr>
@@ -14200,6 +14851,7 @@
       <w:spacing w:after="0" w:line="240" w:lineRule="auto"/>
     </w:pPr>
     <w:rPr>
+      <w:rFonts w:eastAsia="黑体"/>
       <w:color w:themeColor="text1" w:val="000000"/>
     </w:rPr>
     <w:tblPr>
@@ -14218,6 +14870,7 @@
     </w:tcPr>
     <w:tblStylePr w:type="firstRow">
       <w:rPr>
+        <w:rFonts w:eastAsia="黑体"/>
         <w:b/>
         <w:bCs/>
         <w:color w:themeColor="background1" w:val="FFFFFF"/>
@@ -14232,6 +14885,7 @@
     </w:tblStylePr>
     <w:tblStylePr w:type="lastRow">
       <w:rPr>
+        <w:rFonts w:eastAsia="黑体"/>
         <w:b/>
         <w:bCs/>
         <w:color w:themeColor="accent6" w:themeShade="CC" w:val="F2730A"/>
@@ -14246,12 +14900,14 @@
     </w:tblStylePr>
     <w:tblStylePr w:type="firstCol">
       <w:rPr>
+        <w:rFonts w:eastAsia="黑体"/>
         <w:b/>
         <w:bCs/>
       </w:rPr>
     </w:tblStylePr>
     <w:tblStylePr w:type="lastCol">
       <w:rPr>
+        <w:rFonts w:eastAsia="黑体"/>
         <w:b/>
         <w:bCs/>
       </w:rPr>
@@ -14286,6 +14942,7 @@
       <w:spacing w:after="0" w:line="240" w:lineRule="auto"/>
     </w:pPr>
     <w:rPr>
+      <w:rFonts w:eastAsia="黑体"/>
       <w:color w:themeColor="text1" w:val="000000"/>
     </w:rPr>
     <w:tblPr>
@@ -14304,6 +14961,7 @@
     </w:tcPr>
     <w:tblStylePr w:type="firstRow">
       <w:rPr>
+        <w:rFonts w:eastAsia="黑体"/>
         <w:b/>
         <w:bCs/>
         <w:color w:themeColor="background1" w:val="FFFFFF"/>
@@ -14318,6 +14976,7 @@
     </w:tblStylePr>
     <w:tblStylePr w:type="lastRow">
       <w:rPr>
+        <w:rFonts w:eastAsia="黑体"/>
         <w:b/>
         <w:bCs/>
         <w:color w:themeColor="accent5" w:themeShade="CC" w:val="348DA5"/>
@@ -14332,12 +14991,14 @@
     </w:tblStylePr>
     <w:tblStylePr w:type="firstCol">
       <w:rPr>
+        <w:rFonts w:eastAsia="黑体"/>
         <w:b/>
         <w:bCs/>
       </w:rPr>
     </w:tblStylePr>
     <w:tblStylePr w:type="lastCol">
       <w:rPr>
+        <w:rFonts w:eastAsia="黑体"/>
         <w:b/>
         <w:bCs/>
       </w:rPr>
@@ -14372,6 +15033,7 @@
       <w:spacing w:after="0" w:line="240" w:lineRule="auto"/>
     </w:pPr>
     <w:rPr>
+      <w:rFonts w:eastAsia="黑体"/>
       <w:color w:themeColor="text1" w:val="000000"/>
     </w:rPr>
     <w:tblPr>
@@ -14393,6 +15055,7 @@
     </w:tcPr>
     <w:tblStylePr w:type="firstRow">
       <w:rPr>
+        <w:rFonts w:eastAsia="黑体"/>
         <w:b/>
         <w:bCs/>
       </w:rPr>
@@ -14403,6 +15066,7 @@
     </w:tblStylePr>
     <w:tblStylePr w:type="lastRow">
       <w:rPr>
+        <w:rFonts w:eastAsia="黑体"/>
         <w:b/>
         <w:bCs/>
         <w:color w:themeColor="text1" w:val="000000"/>
@@ -14414,6 +15078,7 @@
     </w:tblStylePr>
     <w:tblStylePr w:type="firstCol">
       <w:rPr>
+        <w:rFonts w:eastAsia="黑体"/>
         <w:color w:themeColor="background1" w:val="FFFFFF"/>
       </w:rPr>
       <w:tblPr/>
@@ -14423,6 +15088,7 @@
     </w:tblStylePr>
     <w:tblStylePr w:type="lastCol">
       <w:rPr>
+        <w:rFonts w:eastAsia="黑体"/>
         <w:color w:themeColor="background1" w:val="FFFFFF"/>
       </w:rPr>
       <w:tblPr/>
@@ -14452,6 +15118,7 @@
       <w:spacing w:after="0" w:line="240" w:lineRule="auto"/>
     </w:pPr>
     <w:rPr>
+      <w:rFonts w:eastAsia="黑体"/>
       <w:color w:themeColor="text1" w:val="000000"/>
     </w:rPr>
     <w:tblPr>
@@ -14473,6 +15140,7 @@
     </w:tcPr>
     <w:tblStylePr w:type="firstRow">
       <w:rPr>
+        <w:rFonts w:eastAsia="黑体"/>
         <w:b/>
         <w:bCs/>
       </w:rPr>
@@ -14483,6 +15151,7 @@
     </w:tblStylePr>
     <w:tblStylePr w:type="lastRow">
       <w:rPr>
+        <w:rFonts w:eastAsia="黑体"/>
         <w:b/>
         <w:bCs/>
         <w:color w:themeColor="text1" w:val="000000"/>
@@ -14494,6 +15163,7 @@
     </w:tblStylePr>
     <w:tblStylePr w:type="firstCol">
       <w:rPr>
+        <w:rFonts w:eastAsia="黑体"/>
         <w:color w:themeColor="background1" w:val="FFFFFF"/>
       </w:rPr>
       <w:tblPr/>
@@ -14503,6 +15173,7 @@
     </w:tblStylePr>
     <w:tblStylePr w:type="lastCol">
       <w:rPr>
+        <w:rFonts w:eastAsia="黑体"/>
         <w:color w:themeColor="background1" w:val="FFFFFF"/>
       </w:rPr>
       <w:tblPr/>
@@ -14532,6 +15203,7 @@
       <w:spacing w:after="0" w:line="240" w:lineRule="auto"/>
     </w:pPr>
     <w:rPr>
+      <w:rFonts w:eastAsia="黑体"/>
       <w:color w:themeColor="text1" w:val="000000"/>
     </w:rPr>
     <w:tblPr>
@@ -14553,6 +15225,7 @@
     </w:tcPr>
     <w:tblStylePr w:type="firstRow">
       <w:rPr>
+        <w:rFonts w:eastAsia="黑体"/>
         <w:b/>
         <w:bCs/>
       </w:rPr>
@@ -14563,6 +15236,7 @@
     </w:tblStylePr>
     <w:tblStylePr w:type="lastRow">
       <w:rPr>
+        <w:rFonts w:eastAsia="黑体"/>
         <w:b/>
         <w:bCs/>
         <w:color w:themeColor="text1" w:val="000000"/>
@@ -14574,6 +15248,7 @@
     </w:tblStylePr>
     <w:tblStylePr w:type="firstCol">
       <w:rPr>
+        <w:rFonts w:eastAsia="黑体"/>
         <w:color w:themeColor="background1" w:val="FFFFFF"/>
       </w:rPr>
       <w:tblPr/>
@@ -14583,6 +15258,7 @@
     </w:tblStylePr>
     <w:tblStylePr w:type="lastCol">
       <w:rPr>
+        <w:rFonts w:eastAsia="黑体"/>
         <w:color w:themeColor="background1" w:val="FFFFFF"/>
       </w:rPr>
       <w:tblPr/>
@@ -14612,6 +15288,7 @@
       <w:spacing w:after="0" w:line="240" w:lineRule="auto"/>
     </w:pPr>
     <w:rPr>
+      <w:rFonts w:eastAsia="黑体"/>
       <w:color w:themeColor="text1" w:val="000000"/>
     </w:rPr>
     <w:tblPr>
@@ -14633,6 +15310,7 @@
     </w:tcPr>
     <w:tblStylePr w:type="firstRow">
       <w:rPr>
+        <w:rFonts w:eastAsia="黑体"/>
         <w:b/>
         <w:bCs/>
       </w:rPr>
@@ -14643,6 +15321,7 @@
     </w:tblStylePr>
     <w:tblStylePr w:type="lastRow">
       <w:rPr>
+        <w:rFonts w:eastAsia="黑体"/>
         <w:b/>
         <w:bCs/>
         <w:color w:themeColor="text1" w:val="000000"/>
@@ -14654,6 +15333,7 @@
     </w:tblStylePr>
     <w:tblStylePr w:type="firstCol">
       <w:rPr>
+        <w:rFonts w:eastAsia="黑体"/>
         <w:color w:themeColor="background1" w:val="FFFFFF"/>
       </w:rPr>
       <w:tblPr/>
@@ -14663,6 +15343,7 @@
     </w:tblStylePr>
     <w:tblStylePr w:type="lastCol">
       <w:rPr>
+        <w:rFonts w:eastAsia="黑体"/>
         <w:color w:themeColor="background1" w:val="FFFFFF"/>
       </w:rPr>
       <w:tblPr/>
@@ -14692,6 +15373,7 @@
       <w:spacing w:after="0" w:line="240" w:lineRule="auto"/>
     </w:pPr>
     <w:rPr>
+      <w:rFonts w:eastAsia="黑体"/>
       <w:color w:themeColor="text1" w:val="000000"/>
     </w:rPr>
     <w:tblPr>
@@ -14713,6 +15395,7 @@
     </w:tcPr>
     <w:tblStylePr w:type="firstRow">
       <w:rPr>
+        <w:rFonts w:eastAsia="黑体"/>
         <w:b/>
         <w:bCs/>
       </w:rPr>
@@ -14723,6 +15406,7 @@
     </w:tblStylePr>
     <w:tblStylePr w:type="lastRow">
       <w:rPr>
+        <w:rFonts w:eastAsia="黑体"/>
         <w:b/>
         <w:bCs/>
         <w:color w:themeColor="text1" w:val="000000"/>
@@ -14734,6 +15418,7 @@
     </w:tblStylePr>
     <w:tblStylePr w:type="firstCol">
       <w:rPr>
+        <w:rFonts w:eastAsia="黑体"/>
         <w:color w:themeColor="background1" w:val="FFFFFF"/>
       </w:rPr>
       <w:tblPr/>
@@ -14743,6 +15428,7 @@
     </w:tblStylePr>
     <w:tblStylePr w:type="lastCol">
       <w:rPr>
+        <w:rFonts w:eastAsia="黑体"/>
         <w:color w:themeColor="background1" w:val="FFFFFF"/>
       </w:rPr>
       <w:tblPr/>
@@ -14772,6 +15458,7 @@
       <w:spacing w:after="0" w:line="240" w:lineRule="auto"/>
     </w:pPr>
     <w:rPr>
+      <w:rFonts w:eastAsia="黑体"/>
       <w:color w:themeColor="text1" w:val="000000"/>
     </w:rPr>
     <w:tblPr>
@@ -14793,6 +15480,7 @@
     </w:tcPr>
     <w:tblStylePr w:type="firstRow">
       <w:rPr>
+        <w:rFonts w:eastAsia="黑体"/>
         <w:b/>
         <w:bCs/>
       </w:rPr>
@@ -14803,6 +15491,7 @@
     </w:tblStylePr>
     <w:tblStylePr w:type="lastRow">
       <w:rPr>
+        <w:rFonts w:eastAsia="黑体"/>
         <w:b/>
         <w:bCs/>
         <w:color w:themeColor="text1" w:val="000000"/>
@@ -14814,6 +15503,7 @@
     </w:tblStylePr>
     <w:tblStylePr w:type="firstCol">
       <w:rPr>
+        <w:rFonts w:eastAsia="黑体"/>
         <w:color w:themeColor="background1" w:val="FFFFFF"/>
       </w:rPr>
       <w:tblPr/>
@@ -14823,6 +15513,7 @@
     </w:tblStylePr>
     <w:tblStylePr w:type="lastCol">
       <w:rPr>
+        <w:rFonts w:eastAsia="黑体"/>
         <w:color w:themeColor="background1" w:val="FFFFFF"/>
       </w:rPr>
       <w:tblPr/>
@@ -14852,6 +15543,7 @@
       <w:spacing w:after="0" w:line="240" w:lineRule="auto"/>
     </w:pPr>
     <w:rPr>
+      <w:rFonts w:eastAsia="黑体"/>
       <w:color w:themeColor="text1" w:val="000000"/>
     </w:rPr>
     <w:tblPr>
@@ -14873,6 +15565,7 @@
     </w:tcPr>
     <w:tblStylePr w:type="firstRow">
       <w:rPr>
+        <w:rFonts w:eastAsia="黑体"/>
         <w:b/>
         <w:bCs/>
       </w:rPr>
@@ -14883,6 +15576,7 @@
     </w:tblStylePr>
     <w:tblStylePr w:type="lastRow">
       <w:rPr>
+        <w:rFonts w:eastAsia="黑体"/>
         <w:b/>
         <w:bCs/>
         <w:color w:themeColor="text1" w:val="000000"/>
@@ -14894,6 +15588,7 @@
     </w:tblStylePr>
     <w:tblStylePr w:type="firstCol">
       <w:rPr>
+        <w:rFonts w:eastAsia="黑体"/>
         <w:color w:themeColor="background1" w:val="FFFFFF"/>
       </w:rPr>
       <w:tblPr/>
@@ -14903,6 +15598,7 @@
     </w:tblStylePr>
     <w:tblStylePr w:type="lastCol">
       <w:rPr>
+        <w:rFonts w:eastAsia="黑体"/>
         <w:color w:themeColor="background1" w:val="FFFFFF"/>
       </w:rPr>
       <w:tblPr/>
@@ -14935,6 +15631,7 @@
     <w:name w:val="KeywordTok"/>
     <w:basedOn w:val="VerbatimChar"/>
     <w:rPr>
+      <w:rFonts w:eastAsia="黑体"/>
       <w:b/>
       <w:color w:val="007020"/>
     </w:rPr>
@@ -14943,6 +15640,7 @@
     <w:name w:val="DataTypeTok"/>
     <w:basedOn w:val="VerbatimChar"/>
     <w:rPr>
+      <w:rFonts w:eastAsia="黑体"/>
       <w:color w:val="902000"/>
     </w:rPr>
   </w:style>
@@ -14950,6 +15648,7 @@
     <w:name w:val="DecValTok"/>
     <w:basedOn w:val="VerbatimChar"/>
     <w:rPr>
+      <w:rFonts w:eastAsia="黑体"/>
       <w:color w:val="40a070"/>
     </w:rPr>
   </w:style>
@@ -14957,6 +15656,7 @@
     <w:name w:val="BaseNTok"/>
     <w:basedOn w:val="VerbatimChar"/>
     <w:rPr>
+      <w:rFonts w:eastAsia="黑体"/>
       <w:color w:val="40a070"/>
     </w:rPr>
   </w:style>
@@ -14964,6 +15664,7 @@
     <w:name w:val="FloatTok"/>
     <w:basedOn w:val="VerbatimChar"/>
     <w:rPr>
+      <w:rFonts w:eastAsia="黑体"/>
       <w:color w:val="40a070"/>
     </w:rPr>
   </w:style>
@@ -14971,6 +15672,7 @@
     <w:name w:val="ConstantTok"/>
     <w:basedOn w:val="VerbatimChar"/>
     <w:rPr>
+      <w:rFonts w:eastAsia="黑体"/>
       <w:color w:val="880000"/>
     </w:rPr>
   </w:style>
@@ -14978,6 +15680,7 @@
     <w:name w:val="CharTok"/>
     <w:basedOn w:val="VerbatimChar"/>
     <w:rPr>
+      <w:rFonts w:eastAsia="黑体"/>
       <w:color w:val="4070a0"/>
     </w:rPr>
   </w:style>
@@ -14985,6 +15688,7 @@
     <w:name w:val="SpecialCharTok"/>
     <w:basedOn w:val="VerbatimChar"/>
     <w:rPr>
+      <w:rFonts w:eastAsia="黑体"/>
       <w:color w:val="4070a0"/>
     </w:rPr>
   </w:style>
@@ -14992,6 +15696,7 @@
     <w:name w:val="StringTok"/>
     <w:basedOn w:val="VerbatimChar"/>
     <w:rPr>
+      <w:rFonts w:eastAsia="黑体"/>
       <w:color w:val="4070a0"/>
     </w:rPr>
   </w:style>
@@ -14999,6 +15704,7 @@
     <w:name w:val="VerbatimStringTok"/>
     <w:basedOn w:val="VerbatimChar"/>
     <w:rPr>
+      <w:rFonts w:eastAsia="黑体"/>
       <w:color w:val="4070a0"/>
     </w:rPr>
   </w:style>
@@ -15006,6 +15712,7 @@
     <w:name w:val="SpecialStringTok"/>
     <w:basedOn w:val="VerbatimChar"/>
     <w:rPr>
+      <w:rFonts w:eastAsia="黑体"/>
       <w:color w:val="bb6688"/>
     </w:rPr>
   </w:style>
@@ -15013,6 +15720,7 @@
     <w:name w:val="ImportTok"/>
     <w:basedOn w:val="VerbatimChar"/>
     <w:rPr>
+      <w:rFonts w:eastAsia="黑体"/>
       <w:b/>
       <w:color w:val="008000"/>
     </w:rPr>
@@ -15021,6 +15729,7 @@
     <w:name w:val="CommentTok"/>
     <w:basedOn w:val="VerbatimChar"/>
     <w:rPr>
+      <w:rFonts w:eastAsia="黑体"/>
       <w:i/>
       <w:color w:val="60a0b0"/>
     </w:rPr>
@@ -15029,6 +15738,7 @@
     <w:name w:val="DocumentationTok"/>
     <w:basedOn w:val="VerbatimChar"/>
     <w:rPr>
+      <w:rFonts w:eastAsia="黑体"/>
       <w:i/>
       <w:color w:val="ba2121"/>
     </w:rPr>
@@ -15037,6 +15747,7 @@
     <w:name w:val="AnnotationTok"/>
     <w:basedOn w:val="VerbatimChar"/>
     <w:rPr>
+      <w:rFonts w:eastAsia="黑体"/>
       <w:b/>
       <w:i/>
       <w:color w:val="60a0b0"/>
@@ -15046,6 +15757,7 @@
     <w:name w:val="CommentVarTok"/>
     <w:basedOn w:val="VerbatimChar"/>
     <w:rPr>
+      <w:rFonts w:eastAsia="黑体"/>
       <w:b/>
       <w:i/>
       <w:color w:val="60a0b0"/>
@@ -15055,6 +15767,7 @@
     <w:name w:val="OtherTok"/>
     <w:basedOn w:val="VerbatimChar"/>
     <w:rPr>
+      <w:rFonts w:eastAsia="黑体"/>
       <w:color w:val="007020"/>
     </w:rPr>
   </w:style>
@@ -15062,6 +15775,7 @@
     <w:name w:val="FunctionTok"/>
     <w:basedOn w:val="VerbatimChar"/>
     <w:rPr>
+      <w:rFonts w:eastAsia="黑体"/>
       <w:color w:val="06287e"/>
     </w:rPr>
   </w:style>
@@ -15069,6 +15783,7 @@
     <w:name w:val="VariableTok"/>
     <w:basedOn w:val="VerbatimChar"/>
     <w:rPr>
+      <w:rFonts w:eastAsia="黑体"/>
       <w:color w:val="19177c"/>
     </w:rPr>
   </w:style>
@@ -15076,6 +15791,7 @@
     <w:name w:val="ControlFlowTok"/>
     <w:basedOn w:val="VerbatimChar"/>
     <w:rPr>
+      <w:rFonts w:eastAsia="黑体"/>
       <w:b/>
       <w:color w:val="007020"/>
     </w:rPr>
@@ -15084,6 +15800,7 @@
     <w:name w:val="OperatorTok"/>
     <w:basedOn w:val="VerbatimChar"/>
     <w:rPr>
+      <w:rFonts w:eastAsia="黑体"/>
       <w:color w:val="666666"/>
     </w:rPr>
   </w:style>
@@ -15091,18 +15808,22 @@
     <w:name w:val="BuiltInTok"/>
     <w:basedOn w:val="VerbatimChar"/>
     <w:rPr>
+      <w:rFonts w:eastAsia="黑体"/>
       <w:color w:val="008000"/>
     </w:rPr>
   </w:style>
   <w:style w:type="character" w:customStyle="1" w:styleId="ExtensionTok">
     <w:name w:val="ExtensionTok"/>
     <w:basedOn w:val="VerbatimChar"/>
-    <w:rPr/>
+    <w:rPr>
+      <w:rFonts w:eastAsia="黑体"/>
+    </w:rPr>
   </w:style>
   <w:style w:type="character" w:customStyle="1" w:styleId="PreprocessorTok">
     <w:name w:val="PreprocessorTok"/>
     <w:basedOn w:val="VerbatimChar"/>
     <w:rPr>
+      <w:rFonts w:eastAsia="黑体"/>
       <w:color w:val="bc7a00"/>
     </w:rPr>
   </w:style>
@@ -15110,18 +15831,22 @@
     <w:name w:val="AttributeTok"/>
     <w:basedOn w:val="VerbatimChar"/>
     <w:rPr>
+      <w:rFonts w:eastAsia="黑体"/>
       <w:color w:val="7d9029"/>
     </w:rPr>
   </w:style>
   <w:style w:type="character" w:customStyle="1" w:styleId="RegionMarkerTok">
     <w:name w:val="RegionMarkerTok"/>
     <w:basedOn w:val="VerbatimChar"/>
-    <w:rPr/>
+    <w:rPr>
+      <w:rFonts w:eastAsia="黑体"/>
+    </w:rPr>
   </w:style>
   <w:style w:type="character" w:customStyle="1" w:styleId="InformationTok">
     <w:name w:val="InformationTok"/>
     <w:basedOn w:val="VerbatimChar"/>
     <w:rPr>
+      <w:rFonts w:eastAsia="黑体"/>
       <w:b/>
       <w:i/>
       <w:color w:val="60a0b0"/>
@@ -15131,6 +15856,7 @@
     <w:name w:val="WarningTok"/>
     <w:basedOn w:val="VerbatimChar"/>
     <w:rPr>
+      <w:rFonts w:eastAsia="黑体"/>
       <w:b/>
       <w:i/>
       <w:color w:val="60a0b0"/>
@@ -15140,6 +15866,7 @@
     <w:name w:val="AlertTok"/>
     <w:basedOn w:val="VerbatimChar"/>
     <w:rPr>
+      <w:rFonts w:eastAsia="黑体"/>
       <w:b/>
       <w:color w:val="ff0000"/>
     </w:rPr>
@@ -15148,6 +15875,7 @@
     <w:name w:val="ErrorTok"/>
     <w:basedOn w:val="VerbatimChar"/>
     <w:rPr>
+      <w:rFonts w:eastAsia="黑体"/>
       <w:b/>
       <w:color w:val="ff0000"/>
     </w:rPr>
@@ -15155,7 +15883,9 @@
   <w:style w:type="character" w:customStyle="1" w:styleId="NormalTok">
     <w:name w:val="NormalTok"/>
     <w:basedOn w:val="VerbatimChar"/>
-    <w:rPr/>
+    <w:rPr>
+      <w:rFonts w:eastAsia="黑体"/>
+    </w:rPr>
   </w:style>
 </w:styles>
 </file>
@@ -15204,12 +15934,12 @@
     <a:fontScheme name="Office">
       <a:majorFont>
         <a:latin typeface="Calibri"/>
-        <a:ea typeface=""/>
+        <a:ea typeface="黑体"/>
         <a:cs typeface=""/>
         <a:font script="Jpan" typeface="ＭＳ ゴシック"/>
         <a:font script="Hang" typeface="맑은 고딕"/>
-        <a:font script="Hans" typeface="宋体"/>
-        <a:font script="Hant" typeface="新細明體"/>
+        <a:font script="Hans" typeface="黑体"/>
+        <a:font script="Hant" typeface="黑体"/>
         <a:font script="Arab" typeface="Times New Roman"/>
         <a:font script="Hebr" typeface="Times New Roman"/>
         <a:font script="Thai" typeface="Angsana New"/>
@@ -15239,12 +15969,12 @@
       </a:majorFont>
       <a:minorFont>
         <a:latin typeface="Cambria"/>
-        <a:ea typeface=""/>
+        <a:ea typeface="黑体"/>
         <a:cs typeface=""/>
         <a:font script="Jpan" typeface="ＭＳ 明朝"/>
         <a:font script="Hang" typeface="맑은 고딕"/>
-        <a:font script="Hans" typeface="宋体"/>
-        <a:font script="Hant" typeface="新細明體"/>
+        <a:font script="Hans" typeface="黑体"/>
+        <a:font script="Hant" typeface="黑体"/>
         <a:font script="Arab" typeface="Arial"/>
         <a:font script="Hebr" typeface="Arial"/>
         <a:font script="Thai" typeface="Cordia New"/>

--- a/08-传感器电路/09-距离与位置传感器电路/TOF飞行时间测距电路/TOF飞行时间测距电路.docx
+++ b/08-传感器电路/09-距离与位置传感器电路/TOF飞行时间测距电路/TOF飞行时间测距电路.docx
@@ -2863,7 +2863,7 @@
           <w:color w:val="555555"/>
           <w:sz w:val="21"/>
         </w:rPr>
-        <w:t>材料收集者：杜文杰，WX手机：19519196569，QQ:3478827729</w:t>
+        <w:t>材料收集者：杜文杰，微信/手机：19519196569，QQ:3478827729</w:t>
       </w:r>
     </w:p>
     <w:sectPr>
